--- a/pr-preview/pr-95/bayesian-inference-handout.docx
+++ b/pr-preview/pr-95/bayesian-inference-handout.docx
@@ -15,7 +15,7 @@
         <w:pStyle w:val="Date"/>
       </w:pPr>
       <w:r>
-        <w:t xml:space="preserve">Last modified: 2026-10-09 16:39:05 (PDT)</w:t>
+        <w:t xml:space="preserve">Last modified: 2026-10-16 00:09:51 (PDT)</w:t>
       </w:r>
     </w:p>
     <w:p>
@@ -84,7 +84,7 @@
         <w:t xml:space="preserve">(Statistical Rethinking 2026, Lecture A01).</w:t>
       </w:r>
     </w:p>
-    <w:bookmarkStart w:id="18" w:name="sec-bayes-paradigms"/>
+    <w:bookmarkStart w:id="19" w:name="sec-bayes-paradigms"/>
     <w:p>
       <w:pPr>
         <w:pStyle w:val="Heading2"/>
@@ -141,7 +141,7 @@
         <w:t xml:space="preserve">take the frequentist view of parameters.</w:t>
       </w:r>
     </w:p>
-    <w:bookmarkStart w:id="12" w:name="def-frequentist-paradigm"/>
+    <w:bookmarkStart w:id="13" w:name="def-frequentist-paradigm"/>
     <w:p>
       <w:pPr>
         <w:pStyle w:val="BodyText"/>
@@ -225,8 +225,19 @@
         <w:t xml:space="preserve"> </w:t>
       </w:r>
       <w:r>
-        <w:t xml:space="preserve">is quantified by the sampling distribution</w:t>
-      </w:r>
+        <w:t xml:space="preserve">is quantified by the</w:t>
+      </w:r>
+      <w:r>
+        <w:t xml:space="preserve"> </w:t>
+      </w:r>
+      <w:hyperlink r:id="rId12">
+        <w:r>
+          <w:rPr>
+            <w:rStyle w:val="Hyperlink"/>
+          </w:rPr>
+          <w:t xml:space="preserve">sampling distribution</w:t>
+        </w:r>
+      </w:hyperlink>
       <w:r>
         <w:t xml:space="preserve"> </w:t>
       </w:r>
@@ -252,8 +263,8 @@
         <w:t xml:space="preserve">.</w:t>
       </w:r>
     </w:p>
-    <w:bookmarkEnd w:id="12"/>
-    <w:bookmarkStart w:id="13" w:name="def-bayesian-paradigm"/>
+    <w:bookmarkEnd w:id="13"/>
+    <w:bookmarkStart w:id="14" w:name="def-bayesian-paradigm"/>
     <w:p>
       <w:pPr>
         <w:pStyle w:val="BodyText"/>
@@ -323,8 +334,8 @@
         <w:t xml:space="preserve">.</w:t>
       </w:r>
     </w:p>
-    <w:bookmarkEnd w:id="13"/>
-    <w:bookmarkStart w:id="14" w:name="exm-paradigms"/>
+    <w:bookmarkEnd w:id="14"/>
+    <w:bookmarkStart w:id="15" w:name="exm-paradigms"/>
     <w:p>
       <w:pPr>
         <w:pStyle w:val="BodyText"/>
@@ -531,8 +542,8 @@
         <w:t xml:space="preserve">given the 55 successes.</w:t>
       </w:r>
     </w:p>
-    <w:bookmarkEnd w:id="14"/>
-    <w:bookmarkStart w:id="15" w:name="def-prior"/>
+    <w:bookmarkEnd w:id="15"/>
+    <w:bookmarkStart w:id="16" w:name="def-prior"/>
     <w:p>
       <w:pPr>
         <w:pStyle w:val="BodyText"/>
@@ -639,8 +650,8 @@
         <w:t xml:space="preserve">before the data are observed.</w:t>
       </w:r>
     </w:p>
-    <w:bookmarkEnd w:id="15"/>
-    <w:bookmarkStart w:id="16" w:name="exm-prior"/>
+    <w:bookmarkEnd w:id="16"/>
+    <w:bookmarkStart w:id="17" w:name="exm-prior"/>
     <w:p>
       <w:pPr>
         <w:pStyle w:val="BodyText"/>
@@ -939,8 +950,8 @@
         </m:oMath>
       </m:oMathPara>
     </w:p>
-    <w:bookmarkEnd w:id="16"/>
-    <w:bookmarkStart w:id="17" w:name="rem-two-paradigms"/>
+    <w:bookmarkEnd w:id="17"/>
+    <w:bookmarkStart w:id="18" w:name="rem-two-paradigms"/>
     <w:p>
       <w:pPr>
         <w:pStyle w:val="FirstParagraph"/>
@@ -1001,9 +1012,9 @@
         <w:t xml:space="preserve">and they call for different machinery.</w:t>
       </w:r>
     </w:p>
-    <w:bookmarkEnd w:id="17"/>
     <w:bookmarkEnd w:id="18"/>
-    <w:bookmarkStart w:id="66" w:name="sec-bayes-equation"/>
+    <w:bookmarkEnd w:id="19"/>
+    <w:bookmarkStart w:id="73" w:name="sec-bayes-equation"/>
     <w:p>
       <w:pPr>
         <w:pStyle w:val="Heading2"/>
@@ -1012,7 +1023,7 @@
         <w:t xml:space="preserve">2 Bayes’ theorem for parameters</w:t>
       </w:r>
     </w:p>
-    <w:bookmarkStart w:id="20" w:name="def-posterior"/>
+    <w:bookmarkStart w:id="21" w:name="def-posterior"/>
     <w:p>
       <w:pPr>
         <w:pStyle w:val="FirstParagraph"/>
@@ -1106,7 +1117,7 @@
       <w:r>
         <w:t xml:space="preserve"> </w:t>
       </w:r>
-      <w:hyperlink r:id="rId19">
+      <w:hyperlink r:id="rId20">
         <w:r>
           <w:rPr>
             <w:rStyle w:val="Hyperlink"/>
@@ -1220,8 +1231,8 @@
         <w:t xml:space="preserve">.</w:t>
       </w:r>
     </w:p>
-    <w:bookmarkEnd w:id="20"/>
-    <w:bookmarkStart w:id="21" w:name="exm-posterior"/>
+    <w:bookmarkEnd w:id="21"/>
+    <w:bookmarkStart w:id="22" w:name="exm-posterior"/>
     <w:p>
       <w:pPr>
         <w:pStyle w:val="BodyText"/>
@@ -1431,8 +1442,8 @@
         <w:t xml:space="preserve">.</w:t>
       </w:r>
     </w:p>
-    <w:bookmarkEnd w:id="21"/>
-    <w:bookmarkStart w:id="22" w:name="def-marginal-likelihood"/>
+    <w:bookmarkEnd w:id="22"/>
+    <w:bookmarkStart w:id="23" w:name="def-marginal-likelihood"/>
     <w:p>
       <w:pPr>
         <w:pStyle w:val="BodyText"/>
@@ -1442,7 +1453,7 @@
           <w:b/>
           <w:bCs/>
         </w:rPr>
-        <w:t xml:space="preserve">Definition 5 (Marginal likelihood)</w:t>
+        <w:t xml:space="preserve">Definition 5 (Marginal likelihood (evidence))</w:t>
       </w:r>
       <w:r>
         <w:t xml:space="preserve"> </w:t>
@@ -1781,8 +1792,8 @@
         <w:t xml:space="preserve">is discrete.</w:t>
       </w:r>
     </w:p>
-    <w:bookmarkEnd w:id="22"/>
-    <w:bookmarkStart w:id="24" w:name="thm-bayes-posterior"/>
+    <w:bookmarkEnd w:id="23"/>
+    <w:bookmarkStart w:id="25" w:name="thm-bayes-posterior"/>
     <w:p>
       <w:pPr>
         <w:pStyle w:val="BodyText"/>
@@ -1850,7 +1861,7 @@
       <w:pPr>
         <w:pStyle w:val="BodyText"/>
       </w:pPr>
-      <w:bookmarkStart w:id="23" w:name="eq-bayes-posterior"/>
+      <w:bookmarkStart w:id="24" w:name="eq-bayes-posterior"/>
       <m:oMathPara>
         <m:oMathParaPr>
           <m:jc m:val="center"/>
@@ -2023,9 +2034,9 @@
           </m:r>
         </m:oMath>
       </m:oMathPara>
-      <w:bookmarkEnd w:id="23"/>
+      <w:bookmarkEnd w:id="24"/>
     </w:p>
-    <w:bookmarkEnd w:id="24"/>
+    <w:bookmarkEnd w:id="25"/>
     <w:p>
       <w:pPr>
         <w:pStyle w:val="FirstParagraph"/>
@@ -2773,7 +2784,7 @@
         <w:t xml:space="preserve">.</w:t>
       </w:r>
     </w:p>
-    <w:bookmarkStart w:id="25" w:name="exm-marginal-likelihood"/>
+    <w:bookmarkStart w:id="26" w:name="exm-marginal-likelihood"/>
     <w:p>
       <w:pPr>
         <w:pStyle w:val="BodyText"/>
@@ -3564,8 +3575,8 @@
         <w:t xml:space="preserve">.</w:t>
       </w:r>
     </w:p>
-    <w:bookmarkEnd w:id="25"/>
-    <w:bookmarkStart w:id="29" w:name="exm-marginal-likelihood-uniform"/>
+    <w:bookmarkEnd w:id="26"/>
+    <w:bookmarkStart w:id="30" w:name="exm-marginal-likelihood-uniform"/>
     <w:p>
       <w:pPr>
         <w:pStyle w:val="BodyText"/>
@@ -3888,7 +3899,7 @@
       <w:pPr>
         <w:pStyle w:val="BodyText"/>
       </w:pPr>
-      <w:bookmarkStart w:id="26" w:name="eq-marginal-likelihood-uniform-exm"/>
+      <w:bookmarkStart w:id="27" w:name="eq-marginal-likelihood-uniform-exm"/>
       <m:oMathPara>
         <m:oMathParaPr>
           <m:jc m:val="center"/>
@@ -4422,7 +4433,7 @@
           </m:r>
         </m:oMath>
       </m:oMathPara>
-      <w:bookmarkEnd w:id="26"/>
+      <w:bookmarkEnd w:id="27"/>
     </w:p>
     <w:p>
       <w:pPr>
@@ -4497,7 +4508,7 @@
       <w:pPr>
         <w:pStyle w:val="BodyText"/>
       </w:pPr>
-      <w:bookmarkStart w:id="27" w:name="eq-marginal-likelihood-uniform-exm-2"/>
+      <w:bookmarkStart w:id="28" w:name="eq-marginal-likelihood-uniform-exm-2"/>
       <m:oMathPara>
         <m:oMathParaPr>
           <m:jc m:val="center"/>
@@ -4878,7 +4889,7 @@
           </m:r>
         </m:oMath>
       </m:oMathPara>
-      <w:bookmarkEnd w:id="27"/>
+      <w:bookmarkEnd w:id="28"/>
     </w:p>
     <w:p>
       <w:pPr>
@@ -4909,7 +4920,7 @@
       <w:pPr>
         <w:pStyle w:val="BodyText"/>
       </w:pPr>
-      <w:bookmarkStart w:id="28" w:name="eq-marginal-likelihood-uniform-exm-3"/>
+      <w:bookmarkStart w:id="29" w:name="eq-marginal-likelihood-uniform-exm-3"/>
       <m:oMathPara>
         <m:oMathParaPr>
           <m:jc m:val="center"/>
@@ -5498,7 +5509,7 @@
           </m:r>
         </m:oMath>
       </m:oMathPara>
-      <w:bookmarkEnd w:id="28"/>
+      <w:bookmarkEnd w:id="29"/>
     </w:p>
     <w:p>
       <w:pPr>
@@ -5528,8 +5539,8 @@
         <w:t xml:space="preserve">.</w:t>
       </w:r>
     </w:p>
-    <w:bookmarkEnd w:id="29"/>
-    <w:bookmarkStart w:id="31" w:name="cor-bayes-proportional"/>
+    <w:bookmarkEnd w:id="30"/>
+    <w:bookmarkStart w:id="32" w:name="cor-bayes-proportional"/>
     <w:p>
       <w:pPr>
         <w:pStyle w:val="BodyText"/>
@@ -5584,7 +5595,7 @@
       <w:pPr>
         <w:pStyle w:val="BodyText"/>
       </w:pPr>
-      <w:bookmarkStart w:id="30" w:name="eq-bayes-proportional"/>
+      <w:bookmarkStart w:id="31" w:name="eq-bayes-proportional"/>
       <m:oMathPara>
         <m:oMathParaPr>
           <m:jc m:val="center"/>
@@ -5804,9 +5815,9 @@
           </m:r>
         </m:oMath>
       </m:oMathPara>
-      <w:bookmarkEnd w:id="30"/>
+      <w:bookmarkEnd w:id="31"/>
     </w:p>
-    <w:bookmarkEnd w:id="31"/>
+    <w:bookmarkEnd w:id="32"/>
     <w:p>
       <w:pPr>
         <w:pStyle w:val="FirstParagraph"/>
@@ -5916,7 +5927,7 @@
       <w:r>
         <w:t xml:space="preserve"> </w:t>
       </w:r>
-      <w:hyperlink r:id="rId32">
+      <w:hyperlink r:id="rId33">
         <w:r>
           <w:rPr>
             <w:rStyle w:val="Hyperlink"/>
@@ -6001,7 +6012,7 @@
       <w:r>
         <w:t xml:space="preserve"> </w:t>
       </w:r>
-      <w:hyperlink r:id="rId33">
+      <w:hyperlink r:id="rId34">
         <w:r>
           <w:rPr>
             <w:rStyle w:val="Hyperlink"/>
@@ -6120,7 +6131,7 @@
         <w:t xml:space="preserve">.</w:t>
       </w:r>
     </w:p>
-    <w:bookmarkStart w:id="38" w:name="sec-bayes-normal-normal"/>
+    <w:bookmarkStart w:id="39" w:name="sec-bayes-normal-normal"/>
     <w:p>
       <w:pPr>
         <w:pStyle w:val="Heading3"/>
@@ -6129,7 +6140,7 @@
         <w:t xml:space="preserve">2.1 A Gaussian mean with a Gaussian prior</w:t>
       </w:r>
     </w:p>
-    <w:bookmarkStart w:id="37" w:name="exm-normal-normal"/>
+    <w:bookmarkStart w:id="38" w:name="exm-normal-normal"/>
     <w:p>
       <w:pPr>
         <w:pStyle w:val="FirstParagraph"/>
@@ -6458,7 +6469,7 @@
       <w:pPr>
         <w:pStyle w:val="BodyText"/>
       </w:pPr>
-      <w:bookmarkStart w:id="34" w:name="eq-normal-normal-exm"/>
+      <w:bookmarkStart w:id="35" w:name="eq-normal-normal-exm"/>
       <m:oMathPara>
         <m:oMathParaPr>
           <m:jc m:val="center"/>
@@ -9111,7 +9122,7 @@
           </m:r>
         </m:oMath>
       </m:oMathPara>
-      <w:bookmarkEnd w:id="34"/>
+      <w:bookmarkEnd w:id="35"/>
     </w:p>
     <w:p>
       <w:pPr>
@@ -9305,7 +9316,7 @@
       <w:pPr>
         <w:pStyle w:val="BodyText"/>
       </w:pPr>
-      <w:bookmarkStart w:id="35" w:name="eq-normal-normal-exm-2"/>
+      <w:bookmarkStart w:id="36" w:name="eq-normal-normal-exm-2"/>
       <m:oMathPara>
         <m:oMathParaPr>
           <m:jc m:val="center"/>
@@ -10964,7 +10975,7 @@
           </m:r>
         </m:oMath>
       </m:oMathPara>
-      <w:bookmarkEnd w:id="35"/>
+      <w:bookmarkEnd w:id="36"/>
     </w:p>
     <w:p>
       <w:pPr>
@@ -11051,7 +11062,7 @@
       <w:pPr>
         <w:pStyle w:val="BodyText"/>
       </w:pPr>
-      <w:bookmarkStart w:id="36" w:name="eq-normal-normal-exm-3"/>
+      <w:bookmarkStart w:id="37" w:name="eq-normal-normal-exm-3"/>
       <m:oMathPara>
         <m:oMathParaPr>
           <m:jc m:val="center"/>
@@ -11203,7 +11214,7 @@
           </m:r>
         </m:oMath>
       </m:oMathPara>
-      <w:bookmarkEnd w:id="36"/>
+      <w:bookmarkEnd w:id="37"/>
     </w:p>
     <w:p>
       <w:pPr>
@@ -11353,9 +11364,9 @@
         <w:t xml:space="preserve">.</w:t>
       </w:r>
     </w:p>
-    <w:bookmarkEnd w:id="37"/>
     <w:bookmarkEnd w:id="38"/>
-    <w:bookmarkStart w:id="50" w:name="sec-bayes-map"/>
+    <w:bookmarkEnd w:id="39"/>
+    <w:bookmarkStart w:id="52" w:name="sec-bayes-map"/>
     <w:p>
       <w:pPr>
         <w:pStyle w:val="Heading3"/>
@@ -11364,7 +11375,7 @@
         <w:t xml:space="preserve">2.2 The posterior mode</w:t>
       </w:r>
     </w:p>
-    <w:bookmarkStart w:id="40" w:name="def-map"/>
+    <w:bookmarkStart w:id="41" w:name="def-map"/>
     <w:p>
       <w:pPr>
         <w:pStyle w:val="FirstParagraph"/>
@@ -11525,7 +11536,7 @@
       <w:pPr>
         <w:pStyle w:val="BodyText"/>
       </w:pPr>
-      <w:bookmarkStart w:id="39" w:name="eq-map"/>
+      <w:bookmarkStart w:id="40" w:name="eq-map"/>
       <m:oMathPara>
         <m:oMathParaPr>
           <m:jc m:val="center"/>
@@ -11651,23 +11662,15 @@
           </m:r>
         </m:oMath>
       </m:oMathPara>
-      <w:bookmarkEnd w:id="39"/>
+      <w:bookmarkEnd w:id="40"/>
     </w:p>
+    <w:bookmarkEnd w:id="41"/>
+    <w:bookmarkStart w:id="43" w:name="exm-map-beta-bernoulli"/>
     <w:p>
       <w:pPr>
         <w:pStyle w:val="FirstParagraph"/>
       </w:pPr>
       <w:r>
-        <w:t xml:space="preserve">The MAP estimate is the mode of the posterior distribution.</w:t>
-      </w:r>
-    </w:p>
-    <w:bookmarkEnd w:id="40"/>
-    <w:bookmarkStart w:id="42" w:name="exm-map-beta-bernoulli"/>
-    <w:p>
-      <w:pPr>
-        <w:pStyle w:val="BodyText"/>
-      </w:pPr>
-      <w:r>
         <w:rPr>
           <w:b/>
           <w:bCs/>
@@ -11683,7 +11686,7 @@
       <w:r>
         <w:t xml:space="preserve"> </w:t>
       </w:r>
-      <w:hyperlink r:id="rId41">
+      <w:hyperlink r:id="rId42">
         <w:r>
           <w:rPr>
             <w:rStyle w:val="Hyperlink"/>
@@ -13388,8 +13391,28 @@
         <w:t xml:space="preserve">.</w:t>
       </w:r>
     </w:p>
-    <w:bookmarkEnd w:id="42"/>
-    <w:bookmarkStart w:id="44" w:name="cor-map-penalized"/>
+    <w:bookmarkEnd w:id="43"/>
+    <w:bookmarkStart w:id="44" w:name="rem-map-posterior-mode"/>
+    <w:p>
+      <w:pPr>
+        <w:pStyle w:val="BodyText"/>
+      </w:pPr>
+      <w:r>
+        <w:rPr>
+          <w:i/>
+          <w:iCs/>
+        </w:rPr>
+        <w:t xml:space="preserve">Remark 2</w:t>
+      </w:r>
+      <w:r>
+        <w:t xml:space="preserve"> (The MAP estimate is the posterior mode). </w:t>
+      </w:r>
+      <w:r>
+        <w:t xml:space="preserve">The MAP estimate is the mode of the posterior distribution.</w:t>
+      </w:r>
+    </w:p>
+    <w:bookmarkEnd w:id="44"/>
+    <w:bookmarkStart w:id="46" w:name="cor-map-penalized"/>
     <w:p>
       <w:pPr>
         <w:pStyle w:val="BodyText"/>
@@ -13429,7 +13452,7 @@
       <w:pPr>
         <w:pStyle w:val="BodyText"/>
       </w:pPr>
-      <w:bookmarkStart w:id="43" w:name="eq-map-penalized"/>
+      <w:bookmarkStart w:id="45" w:name="eq-map-penalized"/>
       <m:oMathPara>
         <m:oMathParaPr>
           <m:jc m:val="center"/>
@@ -13641,7 +13664,7 @@
           </m:r>
         </m:oMath>
       </m:oMathPara>
-      <w:bookmarkEnd w:id="43"/>
+      <w:bookmarkEnd w:id="45"/>
     </w:p>
     <w:p>
       <w:pPr>
@@ -13714,7 +13737,7 @@
         <w:t xml:space="preserve">, is the penalty that the prior adds.</w:t>
       </w:r>
     </w:p>
-    <w:bookmarkEnd w:id="44"/>
+    <w:bookmarkEnd w:id="46"/>
     <w:p>
       <w:pPr>
         <w:pStyle w:val="BodyText"/>
@@ -14118,7 +14141,7 @@
         <w:t xml:space="preserve">Maximizing a function is the same as minimizing its negative.</w:t>
       </w:r>
     </w:p>
-    <w:bookmarkStart w:id="49" w:name="exm-map-normal-normal"/>
+    <w:bookmarkStart w:id="51" w:name="exm-map-normal-normal"/>
     <w:p>
       <w:pPr>
         <w:pStyle w:val="BodyText"/>
@@ -15100,7 +15123,7 @@
       <w:tr>
         <w:tc>
           <w:tcPr/>
-          <w:bookmarkStart w:id="48" w:name="fig-map-penalized"/>
+          <w:bookmarkStart w:id="50" w:name="fig-map-penalized"/>
           <w:p>
             <w:pPr>
               <w:pStyle w:val="SourceCode"/>
@@ -16265,18 +16288,18 @@
                 <wp:inline>
                   <wp:extent cx="4620126" cy="3696101"/>
                   <wp:effectExtent b="0" l="0" r="0" t="0"/>
-                  <wp:docPr descr="" title="" id="46" name="Picture"/>
+                  <wp:docPr descr="" title="" id="48" name="Picture"/>
                   <a:graphic>
                     <a:graphicData uri="http://schemas.openxmlformats.org/drawingml/2006/picture">
                       <pic:pic>
                         <pic:nvPicPr>
-                          <pic:cNvPr descr="bayesian-inference_files/figure-docx/unnamed-chunk-1-1.png" id="47" name="Picture"/>
+                          <pic:cNvPr descr="bayesian-inference_files/figure-docx/unnamed-chunk-1-1.png" id="49" name="Picture"/>
                           <pic:cNvPicPr>
                             <a:picLocks noChangeArrowheads="1" noChangeAspect="1"/>
                           </pic:cNvPicPr>
                         </pic:nvPicPr>
                         <pic:blipFill>
-                          <a:blip r:embed="rId45"/>
+                          <a:blip r:embed="rId47"/>
                           <a:stretch>
                             <a:fillRect/>
                           </a:stretch>
@@ -16322,13 +16345,13 @@
               <w:t xml:space="preserve">The dashed lines mark the sample mean (right) and the MAP estimate (left).</w:t>
             </w:r>
           </w:p>
-          <w:bookmarkEnd w:id="48"/>
+          <w:bookmarkEnd w:id="50"/>
         </w:tc>
       </w:tr>
     </w:tbl>
-    <w:bookmarkEnd w:id="49"/>
-    <w:bookmarkEnd w:id="50"/>
-    <w:bookmarkStart w:id="60" w:name="sec-bayes-interval-interp"/>
+    <w:bookmarkEnd w:id="51"/>
+    <w:bookmarkEnd w:id="52"/>
+    <w:bookmarkStart w:id="67" w:name="sec-bayes-interval-interp"/>
     <w:p>
       <w:pPr>
         <w:pStyle w:val="Heading3"/>
@@ -16362,7 +16385,7 @@
       <w:r>
         <w:t xml:space="preserve"> </w:t>
       </w:r>
-      <w:hyperlink r:id="rId51">
+      <w:hyperlink r:id="rId53">
         <w:r>
           <w:rPr>
             <w:rStyle w:val="Hyperlink"/>
@@ -16461,7 +16484,7 @@
         <w:t xml:space="preserve">given the data actually observed.</w:t>
       </w:r>
     </w:p>
-    <w:bookmarkStart w:id="52" w:name="def-credible-interval"/>
+    <w:bookmarkStart w:id="54" w:name="def-credible-interval"/>
     <w:p>
       <w:pPr>
         <w:pStyle w:val="BodyText"/>
@@ -16853,7 +16876,7 @@
         </m:oMath>
       </m:oMathPara>
     </w:p>
-    <w:bookmarkEnd w:id="52"/>
+    <w:bookmarkEnd w:id="54"/>
     <w:p>
       <w:pPr>
         <w:pStyle w:val="FirstParagraph"/>
@@ -16940,7 +16963,7 @@
         <w:t xml:space="preserve">is the equal-tailed interval.</w:t>
       </w:r>
     </w:p>
-    <w:bookmarkStart w:id="53" w:name="def-equal-tailed-interval"/>
+    <w:bookmarkStart w:id="55" w:name="def-equal-tailed-interval"/>
     <w:p>
       <w:pPr>
         <w:pStyle w:val="BodyText"/>
@@ -17099,8 +17122,8 @@
         <w:t xml:space="preserve">.</w:t>
       </w:r>
     </w:p>
-    <w:bookmarkEnd w:id="53"/>
-    <w:bookmarkStart w:id="54" w:name="exm-equal-tailed-interval"/>
+    <w:bookmarkEnd w:id="55"/>
+    <w:bookmarkStart w:id="56" w:name="exm-equal-tailed-interval"/>
     <w:p>
       <w:pPr>
         <w:pStyle w:val="BodyText"/>
@@ -17387,8 +17410,8 @@
         <w:t xml:space="preserve">.</w:t>
       </w:r>
     </w:p>
-    <w:bookmarkEnd w:id="54"/>
-    <w:bookmarkStart w:id="59" w:name="exm-normal-credible-vs-confidence"/>
+    <w:bookmarkEnd w:id="56"/>
+    <w:bookmarkStart w:id="61" w:name="exm-normal-credible-vs-confidence"/>
     <w:p>
       <w:pPr>
         <w:pStyle w:val="BodyText"/>
@@ -18578,7 +18601,7 @@
       <w:tr>
         <w:tc>
           <w:tcPr/>
-          <w:bookmarkStart w:id="58" w:name="fig-normal-prior-lik-post"/>
+          <w:bookmarkStart w:id="60" w:name="fig-normal-prior-lik-post"/>
           <w:p>
             <w:pPr>
               <w:pStyle w:val="SourceCode"/>
@@ -19377,18 +19400,18 @@
                 <wp:inline>
                   <wp:extent cx="4620126" cy="3696101"/>
                   <wp:effectExtent b="0" l="0" r="0" t="0"/>
-                  <wp:docPr descr="" title="" id="56" name="Picture"/>
+                  <wp:docPr descr="" title="" id="58" name="Picture"/>
                   <a:graphic>
                     <a:graphicData uri="http://schemas.openxmlformats.org/drawingml/2006/picture">
                       <pic:pic>
                         <pic:nvPicPr>
-                          <pic:cNvPr descr="bayesian-inference_files/figure-docx/unnamed-chunk-2-1.png" id="57" name="Picture"/>
+                          <pic:cNvPr descr="bayesian-inference_files/figure-docx/unnamed-chunk-2-1.png" id="59" name="Picture"/>
                           <pic:cNvPicPr>
                             <a:picLocks noChangeArrowheads="1" noChangeAspect="1"/>
                           </pic:cNvPicPr>
                         </pic:nvPicPr>
                         <pic:blipFill>
-                          <a:blip r:embed="rId55"/>
+                          <a:blip r:embed="rId57"/>
                           <a:stretch>
                             <a:fillRect/>
                           </a:stretch>
@@ -19510,7 +19533,7 @@
               <w:t xml:space="preserve">.</w:t>
             </w:r>
           </w:p>
-          <w:bookmarkEnd w:id="58"/>
+          <w:bookmarkEnd w:id="60"/>
         </w:tc>
       </w:tr>
     </w:tbl>
@@ -19766,9 +19789,4479 @@
         <w:t xml:space="preserve">since both are fixed.</w:t>
       </w:r>
     </w:p>
-    <w:bookmarkEnd w:id="59"/>
-    <w:bookmarkEnd w:id="60"/>
-    <w:bookmarkStart w:id="65" w:name="sec-bayes-parameter-space"/>
+    <w:bookmarkEnd w:id="61"/>
+    <w:bookmarkStart w:id="66" w:name="exm-discrete-prior"/>
+    <w:p>
+      <w:pPr>
+        <w:pStyle w:val="BodyText"/>
+      </w:pPr>
+      <w:r>
+        <w:rPr>
+          <w:b/>
+          <w:bCs/>
+        </w:rPr>
+        <w:t xml:space="preserve">Example 11 (A discrete prior on a grid: 8 successes in 10 trials)</w:t>
+      </w:r>
+      <w:r>
+        <w:t xml:space="preserve"> </w:t>
+      </w:r>
+      <w:r>
+        <w:t xml:space="preserve">Suppose</w:t>
+      </w:r>
+      <w:r>
+        <w:t xml:space="preserve"> </w:t>
+      </w:r>
+      <m:oMath>
+        <m:r>
+          <m:t>π</m:t>
+        </m:r>
+      </m:oMath>
+      <w:r>
+        <w:t xml:space="preserve"> </w:t>
+      </w:r>
+      <w:r>
+        <w:t xml:space="preserve">can take only the eleven values</w:t>
+      </w:r>
+      <w:r>
+        <w:t xml:space="preserve"> </w:t>
+      </w:r>
+      <m:oMath>
+        <m:r>
+          <m:t>0</m:t>
+        </m:r>
+        <m:r>
+          <m:rPr>
+            <m:sty m:val="p"/>
+          </m:rPr>
+          <m:t>,</m:t>
+        </m:r>
+        <m:r>
+          <m:t>0.1</m:t>
+        </m:r>
+        <m:r>
+          <m:rPr>
+            <m:sty m:val="p"/>
+          </m:rPr>
+          <m:t>,</m:t>
+        </m:r>
+        <m:r>
+          <m:t>0.2</m:t>
+        </m:r>
+        <m:r>
+          <m:rPr>
+            <m:sty m:val="p"/>
+          </m:rPr>
+          <m:t>,</m:t>
+        </m:r>
+        <m:r>
+          <m:rPr>
+            <m:sty m:val="p"/>
+          </m:rPr>
+          <m:t>…</m:t>
+        </m:r>
+        <m:r>
+          <m:rPr>
+            <m:sty m:val="p"/>
+          </m:rPr>
+          <m:t>,</m:t>
+        </m:r>
+        <m:r>
+          <m:t>1</m:t>
+        </m:r>
+      </m:oMath>
+      <w:r>
+        <w:t xml:space="preserve">,</w:t>
+      </w:r>
+      <w:r>
+        <w:t xml:space="preserve"> </w:t>
+      </w:r>
+      <w:r>
+        <w:t xml:space="preserve">and we give them equal prior probability,</w:t>
+      </w:r>
+      <w:r>
+        <w:t xml:space="preserve"> </w:t>
+      </w:r>
+      <m:oMath>
+        <m:r>
+          <m:rPr>
+            <m:sty m:val="p"/>
+          </m:rPr>
+          <m:t>p</m:t>
+        </m:r>
+        <m:r>
+          <m:rPr>
+            <m:sty m:val="p"/>
+          </m:rPr>
+          <m:t>(</m:t>
+        </m:r>
+        <m:r>
+          <m:t>π</m:t>
+        </m:r>
+        <m:r>
+          <m:rPr>
+            <m:sty m:val="p"/>
+          </m:rPr>
+          <m:t>)</m:t>
+        </m:r>
+        <m:r>
+          <m:rPr>
+            <m:sty m:val="p"/>
+          </m:rPr>
+          <m:t>=</m:t>
+        </m:r>
+        <m:r>
+          <m:t>1</m:t>
+        </m:r>
+        <m:r>
+          <m:rPr>
+            <m:sty m:val="p"/>
+          </m:rPr>
+          <m:t>/</m:t>
+        </m:r>
+        <m:r>
+          <m:t>11</m:t>
+        </m:r>
+      </m:oMath>
+      <w:r>
+        <w:t xml:space="preserve">.</w:t>
+      </w:r>
+      <w:r>
+        <w:t xml:space="preserve"> </w:t>
+      </w:r>
+      <w:r>
+        <w:t xml:space="preserve">We observe</w:t>
+      </w:r>
+      <w:r>
+        <w:t xml:space="preserve"> </w:t>
+      </w:r>
+      <m:oMath>
+        <m:r>
+          <m:t>x</m:t>
+        </m:r>
+        <m:r>
+          <m:rPr>
+            <m:sty m:val="p"/>
+          </m:rPr>
+          <m:t>=</m:t>
+        </m:r>
+        <m:r>
+          <m:t>8</m:t>
+        </m:r>
+      </m:oMath>
+      <w:r>
+        <w:t xml:space="preserve"> </w:t>
+      </w:r>
+      <w:r>
+        <w:t xml:space="preserve">successes in</w:t>
+      </w:r>
+      <w:r>
+        <w:t xml:space="preserve"> </w:t>
+      </w:r>
+      <m:oMath>
+        <m:r>
+          <m:t>n</m:t>
+        </m:r>
+        <m:r>
+          <m:rPr>
+            <m:sty m:val="p"/>
+          </m:rPr>
+          <m:t>=</m:t>
+        </m:r>
+        <m:r>
+          <m:t>10</m:t>
+        </m:r>
+      </m:oMath>
+      <w:r>
+        <w:t xml:space="preserve"> </w:t>
+      </w:r>
+      <w:r>
+        <w:t xml:space="preserve">independent trials,</w:t>
+      </w:r>
+      <w:r>
+        <w:t xml:space="preserve"> </w:t>
+      </w:r>
+      <w:r>
+        <w:t xml:space="preserve">so that given</w:t>
+      </w:r>
+      <w:r>
+        <w:t xml:space="preserve"> </w:t>
+      </w:r>
+      <m:oMath>
+        <m:r>
+          <m:t>π</m:t>
+        </m:r>
+      </m:oMath>
+      <w:r>
+        <w:t xml:space="preserve"> </w:t>
+      </w:r>
+      <w:r>
+        <w:t xml:space="preserve">the count is</w:t>
+      </w:r>
+      <w:r>
+        <w:t xml:space="preserve"> </w:t>
+      </w:r>
+      <m:oMath>
+        <m:r>
+          <m:rPr>
+            <m:sty m:val="p"/>
+          </m:rPr>
+          <m:t>Binomial</m:t>
+        </m:r>
+        <m:r>
+          <m:rPr>
+            <m:sty m:val="p"/>
+          </m:rPr>
+          <m:t>(</m:t>
+        </m:r>
+        <m:r>
+          <m:t>10</m:t>
+        </m:r>
+        <m:r>
+          <m:rPr>
+            <m:sty m:val="p"/>
+          </m:rPr>
+          <m:t>,</m:t>
+        </m:r>
+        <m:r>
+          <m:t>π</m:t>
+        </m:r>
+        <m:r>
+          <m:rPr>
+            <m:sty m:val="p"/>
+          </m:rPr>
+          <m:t>)</m:t>
+        </m:r>
+      </m:oMath>
+      <w:r>
+        <w:t xml:space="preserve">:</w:t>
+      </w:r>
+    </w:p>
+    <w:p>
+      <w:pPr>
+        <w:pStyle w:val="BodyText"/>
+      </w:pPr>
+      <m:oMathPara>
+        <m:oMathParaPr>
+          <m:jc m:val="center"/>
+        </m:oMathParaPr>
+        <m:oMath>
+          <m:r>
+            <m:rPr>
+              <m:sty m:val="p"/>
+            </m:rPr>
+            <m:t>p</m:t>
+          </m:r>
+          <m:r>
+            <m:rPr>
+              <m:sty m:val="p"/>
+            </m:rPr>
+            <m:t>(</m:t>
+          </m:r>
+          <m:r>
+            <m:t>x</m:t>
+          </m:r>
+          <m:r>
+            <m:rPr>
+              <m:sty m:val="p"/>
+            </m:rPr>
+            <m:t>∣</m:t>
+          </m:r>
+          <m:r>
+            <m:t>π</m:t>
+          </m:r>
+          <m:r>
+            <m:rPr>
+              <m:sty m:val="p"/>
+            </m:rPr>
+            <m:t>)</m:t>
+          </m:r>
+          <m:r>
+            <m:rPr>
+              <m:sty m:val="p"/>
+            </m:rPr>
+            <m:t>=</m:t>
+          </m:r>
+          <m:d>
+            <m:dPr>
+              <m:begChr m:val="("/>
+              <m:sepChr m:val=""/>
+              <m:endChr m:val=")"/>
+              <m:grow/>
+            </m:dPr>
+            <m:e>
+              <m:f>
+                <m:fPr>
+                  <m:type m:val="noBar"/>
+                </m:fPr>
+                <m:num>
+                  <m:r>
+                    <m:t>10</m:t>
+                  </m:r>
+                </m:num>
+                <m:den>
+                  <m:r>
+                    <m:t>x</m:t>
+                  </m:r>
+                </m:den>
+              </m:f>
+            </m:e>
+          </m:d>
+          <m:sSup>
+            <m:e>
+              <m:r>
+                <m:t>π</m:t>
+              </m:r>
+            </m:e>
+            <m:sup>
+              <m:r>
+                <m:t>x</m:t>
+              </m:r>
+            </m:sup>
+          </m:sSup>
+          <m:r>
+            <m:rPr>
+              <m:sty m:val="p"/>
+            </m:rPr>
+            <m:t>(</m:t>
+          </m:r>
+          <m:r>
+            <m:t>1</m:t>
+          </m:r>
+          <m:r>
+            <m:rPr>
+              <m:sty m:val="p"/>
+            </m:rPr>
+            <m:t>−</m:t>
+          </m:r>
+          <m:r>
+            <m:t>π</m:t>
+          </m:r>
+          <m:sSup>
+            <m:e>
+              <m:r>
+                <m:rPr>
+                  <m:sty m:val="p"/>
+                </m:rPr>
+                <m:t>)</m:t>
+              </m:r>
+            </m:e>
+            <m:sup>
+              <m:r>
+                <m:t>10</m:t>
+              </m:r>
+              <m:r>
+                <m:rPr>
+                  <m:sty m:val="p"/>
+                </m:rPr>
+                <m:t>−</m:t>
+              </m:r>
+              <m:r>
+                <m:t>x</m:t>
+              </m:r>
+            </m:sup>
+          </m:sSup>
+          <m:r>
+            <m:rPr>
+              <m:sty m:val="p"/>
+            </m:rPr>
+            <m:t>.</m:t>
+          </m:r>
+        </m:oMath>
+      </m:oMathPara>
+    </w:p>
+    <w:p>
+      <w:pPr>
+        <w:pStyle w:val="FirstParagraph"/>
+      </w:pPr>
+      <w:r>
+        <w:t xml:space="preserve">Because</w:t>
+      </w:r>
+      <w:r>
+        <w:t xml:space="preserve"> </w:t>
+      </w:r>
+      <m:oMath>
+        <m:r>
+          <m:t>π</m:t>
+        </m:r>
+      </m:oMath>
+      <w:r>
+        <w:t xml:space="preserve"> </w:t>
+      </w:r>
+      <w:r>
+        <w:t xml:space="preserve">is discrete,</w:t>
+      </w:r>
+      <w:r>
+        <w:t xml:space="preserve"> </w:t>
+      </w:r>
+      <w:r>
+        <w:t xml:space="preserve">the</w:t>
+      </w:r>
+      <w:r>
+        <w:t xml:space="preserve"> </w:t>
+      </w:r>
+      <w:hyperlink w:anchor="def-marginal-likelihood">
+        <w:r>
+          <w:rPr>
+            <w:rStyle w:val="Hyperlink"/>
+          </w:rPr>
+          <w:t xml:space="preserve">marginal likelihood</w:t>
+        </w:r>
+      </w:hyperlink>
+      <w:r>
+        <w:t xml:space="preserve"> </w:t>
+      </w:r>
+      <w:r>
+        <w:t xml:space="preserve">is a sum over the grid</w:t>
+      </w:r>
+      <w:r>
+        <w:t xml:space="preserve"> </w:t>
+      </w:r>
+      <w:r>
+        <w:t xml:space="preserve">rather than an integral,</w:t>
+      </w:r>
+      <w:r>
+        <w:t xml:space="preserve"> </w:t>
+      </w:r>
+      <w:r>
+        <w:t xml:space="preserve">and</w:t>
+      </w:r>
+      <w:r>
+        <w:t xml:space="preserve"> </w:t>
+      </w:r>
+      <w:hyperlink w:anchor="thm-bayes-posterior">
+        <w:r>
+          <w:rPr>
+            <w:rStyle w:val="Hyperlink"/>
+          </w:rPr>
+          <w:t xml:space="preserve">Theorem 1</w:t>
+        </w:r>
+      </w:hyperlink>
+      <w:r>
+        <w:t xml:space="preserve"> </w:t>
+      </w:r>
+      <w:r>
+        <w:t xml:space="preserve">gives</w:t>
+      </w:r>
+    </w:p>
+    <w:p>
+      <w:pPr>
+        <w:pStyle w:val="BodyText"/>
+      </w:pPr>
+      <m:oMathPara>
+        <m:oMathParaPr>
+          <m:jc m:val="center"/>
+        </m:oMathParaPr>
+        <m:oMath>
+          <m:r>
+            <m:rPr>
+              <m:sty m:val="p"/>
+            </m:rPr>
+            <m:t>p</m:t>
+          </m:r>
+          <m:r>
+            <m:rPr>
+              <m:sty m:val="p"/>
+            </m:rPr>
+            <m:t>(</m:t>
+          </m:r>
+          <m:r>
+            <m:t>π</m:t>
+          </m:r>
+          <m:r>
+            <m:rPr>
+              <m:sty m:val="p"/>
+            </m:rPr>
+            <m:t>∣</m:t>
+          </m:r>
+          <m:r>
+            <m:t>x</m:t>
+          </m:r>
+          <m:r>
+            <m:rPr>
+              <m:sty m:val="p"/>
+            </m:rPr>
+            <m:t>=</m:t>
+          </m:r>
+          <m:r>
+            <m:t>8</m:t>
+          </m:r>
+          <m:r>
+            <m:rPr>
+              <m:sty m:val="p"/>
+            </m:rPr>
+            <m:t>)</m:t>
+          </m:r>
+          <m:r>
+            <m:rPr>
+              <m:sty m:val="p"/>
+            </m:rPr>
+            <m:t>=</m:t>
+          </m:r>
+          <m:f>
+            <m:fPr>
+              <m:type m:val="bar"/>
+            </m:fPr>
+            <m:num>
+              <m:r>
+                <m:rPr>
+                  <m:sty m:val="p"/>
+                </m:rPr>
+                <m:t>p</m:t>
+              </m:r>
+              <m:r>
+                <m:rPr>
+                  <m:sty m:val="p"/>
+                </m:rPr>
+                <m:t>(</m:t>
+              </m:r>
+              <m:r>
+                <m:t>x</m:t>
+              </m:r>
+              <m:r>
+                <m:rPr>
+                  <m:sty m:val="p"/>
+                </m:rPr>
+                <m:t>=</m:t>
+              </m:r>
+              <m:r>
+                <m:t>8</m:t>
+              </m:r>
+              <m:r>
+                <m:rPr>
+                  <m:sty m:val="p"/>
+                </m:rPr>
+                <m:t>∣</m:t>
+              </m:r>
+              <m:r>
+                <m:t>π</m:t>
+              </m:r>
+              <m:r>
+                <m:rPr>
+                  <m:sty m:val="p"/>
+                </m:rPr>
+                <m:t>)</m:t>
+              </m:r>
+              <m:r>
+                <m:t> </m:t>
+              </m:r>
+              <m:r>
+                <m:rPr>
+                  <m:sty m:val="p"/>
+                </m:rPr>
+                <m:t>p</m:t>
+              </m:r>
+              <m:r>
+                <m:rPr>
+                  <m:sty m:val="p"/>
+                </m:rPr>
+                <m:t>(</m:t>
+              </m:r>
+              <m:r>
+                <m:t>π</m:t>
+              </m:r>
+              <m:r>
+                <m:rPr>
+                  <m:sty m:val="p"/>
+                </m:rPr>
+                <m:t>)</m:t>
+              </m:r>
+            </m:num>
+            <m:den>
+              <m:nary>
+                <m:naryPr>
+                  <m:chr m:val="∑"/>
+                  <m:limLoc m:val="undOvr"/>
+                  <m:subHide m:val="off"/>
+                  <m:supHide m:val="on"/>
+                </m:naryPr>
+                <m:sub>
+                  <m:sSup>
+                    <m:e>
+                      <m:r>
+                        <m:t>π</m:t>
+                      </m:r>
+                    </m:e>
+                    <m:sup>
+                      <m:r>
+                        <m:rPr>
+                          <m:sty m:val="p"/>
+                        </m:rPr>
+                        <m:t>′</m:t>
+                      </m:r>
+                    </m:sup>
+                  </m:sSup>
+                </m:sub>
+                <m:sup>
+                  <m:r>
+                    <m:t>​</m:t>
+                  </m:r>
+                </m:sup>
+                <m:e>
+                  <m:r>
+                    <m:rPr>
+                      <m:sty m:val="p"/>
+                    </m:rPr>
+                    <m:t>p</m:t>
+                  </m:r>
+                </m:e>
+              </m:nary>
+              <m:r>
+                <m:rPr>
+                  <m:sty m:val="p"/>
+                </m:rPr>
+                <m:t>(</m:t>
+              </m:r>
+              <m:r>
+                <m:t>x</m:t>
+              </m:r>
+              <m:r>
+                <m:rPr>
+                  <m:sty m:val="p"/>
+                </m:rPr>
+                <m:t>=</m:t>
+              </m:r>
+              <m:r>
+                <m:t>8</m:t>
+              </m:r>
+              <m:r>
+                <m:rPr>
+                  <m:sty m:val="p"/>
+                </m:rPr>
+                <m:t>∣</m:t>
+              </m:r>
+              <m:sSup>
+                <m:e>
+                  <m:r>
+                    <m:t>π</m:t>
+                  </m:r>
+                </m:e>
+                <m:sup>
+                  <m:r>
+                    <m:rPr>
+                      <m:sty m:val="p"/>
+                    </m:rPr>
+                    <m:t>′</m:t>
+                  </m:r>
+                </m:sup>
+              </m:sSup>
+              <m:r>
+                <m:rPr>
+                  <m:sty m:val="p"/>
+                </m:rPr>
+                <m:t>)</m:t>
+              </m:r>
+              <m:r>
+                <m:t> </m:t>
+              </m:r>
+              <m:r>
+                <m:rPr>
+                  <m:sty m:val="p"/>
+                </m:rPr>
+                <m:t>p</m:t>
+              </m:r>
+              <m:r>
+                <m:rPr>
+                  <m:sty m:val="p"/>
+                </m:rPr>
+                <m:t>(</m:t>
+              </m:r>
+              <m:sSup>
+                <m:e>
+                  <m:r>
+                    <m:t>π</m:t>
+                  </m:r>
+                </m:e>
+                <m:sup>
+                  <m:r>
+                    <m:rPr>
+                      <m:sty m:val="p"/>
+                    </m:rPr>
+                    <m:t>′</m:t>
+                  </m:r>
+                </m:sup>
+              </m:sSup>
+              <m:r>
+                <m:rPr>
+                  <m:sty m:val="p"/>
+                </m:rPr>
+                <m:t>)</m:t>
+              </m:r>
+            </m:den>
+          </m:f>
+          <m:r>
+            <m:rPr>
+              <m:sty m:val="p"/>
+            </m:rPr>
+            <m:t>,</m:t>
+          </m:r>
+        </m:oMath>
+      </m:oMathPara>
+    </w:p>
+    <w:p>
+      <w:pPr>
+        <w:pStyle w:val="FirstParagraph"/>
+      </w:pPr>
+      <w:r>
+        <w:t xml:space="preserve">where the sum runs over the eleven grid values</w:t>
+      </w:r>
+      <w:r>
+        <w:t xml:space="preserve"> </w:t>
+      </w:r>
+      <m:oMath>
+        <m:sSup>
+          <m:e>
+            <m:r>
+              <m:t>π</m:t>
+            </m:r>
+          </m:e>
+          <m:sup>
+            <m:r>
+              <m:rPr>
+                <m:sty m:val="p"/>
+              </m:rPr>
+              <m:t>′</m:t>
+            </m:r>
+          </m:sup>
+        </m:sSup>
+      </m:oMath>
+      <w:r>
+        <w:t xml:space="preserve">.</w:t>
+      </w:r>
+      <w:r>
+        <w:t xml:space="preserve"> </w:t>
+      </w:r>
+      <w:r>
+        <w:t xml:space="preserve">The table builds the posterior one column at a time:</w:t>
+      </w:r>
+      <w:r>
+        <w:t xml:space="preserve"> </w:t>
+      </w:r>
+      <w:r>
+        <w:t xml:space="preserve">the prior, the likelihood of the observed count,</w:t>
+      </w:r>
+      <w:r>
+        <w:t xml:space="preserve"> </w:t>
+      </w:r>
+      <w:r>
+        <w:t xml:space="preserve">their product, and the product divided by its sum.</w:t>
+      </w:r>
+    </w:p>
+    <w:p>
+      <w:pPr>
+        <w:pStyle w:val="SourceCode"/>
+      </w:pPr>
+      <w:r>
+        <w:rPr>
+          <w:rStyle w:val="NormalTok"/>
+        </w:rPr>
+        <w:t xml:space="preserve">n_trials </w:t>
+      </w:r>
+      <w:r>
+        <w:rPr>
+          <w:rStyle w:val="OtherTok"/>
+        </w:rPr>
+        <w:t xml:space="preserve">&lt;-</w:t>
+      </w:r>
+      <w:r>
+        <w:rPr>
+          <w:rStyle w:val="NormalTok"/>
+        </w:rPr>
+        <w:t xml:space="preserve"> </w:t>
+      </w:r>
+      <w:r>
+        <w:rPr>
+          <w:rStyle w:val="DecValTok"/>
+        </w:rPr>
+        <w:t xml:space="preserve">10</w:t>
+      </w:r>
+      <w:r>
+        <w:br/>
+      </w:r>
+      <w:r>
+        <w:rPr>
+          <w:rStyle w:val="NormalTok"/>
+        </w:rPr>
+        <w:t xml:space="preserve">x_obs </w:t>
+      </w:r>
+      <w:r>
+        <w:rPr>
+          <w:rStyle w:val="OtherTok"/>
+        </w:rPr>
+        <w:t xml:space="preserve">&lt;-</w:t>
+      </w:r>
+      <w:r>
+        <w:rPr>
+          <w:rStyle w:val="NormalTok"/>
+        </w:rPr>
+        <w:t xml:space="preserve"> </w:t>
+      </w:r>
+      <w:r>
+        <w:rPr>
+          <w:rStyle w:val="DecValTok"/>
+        </w:rPr>
+        <w:t xml:space="preserve">8</w:t>
+      </w:r>
+      <w:r>
+        <w:br/>
+      </w:r>
+      <w:r>
+        <w:br/>
+      </w:r>
+      <w:r>
+        <w:rPr>
+          <w:rStyle w:val="NormalTok"/>
+        </w:rPr>
+        <w:t xml:space="preserve">discrete_post </w:t>
+      </w:r>
+      <w:r>
+        <w:rPr>
+          <w:rStyle w:val="OtherTok"/>
+        </w:rPr>
+        <w:t xml:space="preserve">&lt;-</w:t>
+      </w:r>
+      <w:r>
+        <w:rPr>
+          <w:rStyle w:val="NormalTok"/>
+        </w:rPr>
+        <w:t xml:space="preserve"> </w:t>
+      </w:r>
+      <w:r>
+        <w:rPr>
+          <w:rStyle w:val="FunctionTok"/>
+        </w:rPr>
+        <w:t xml:space="preserve">data.frame</w:t>
+      </w:r>
+      <w:r>
+        <w:rPr>
+          <w:rStyle w:val="NormalTok"/>
+        </w:rPr>
+        <w:t xml:space="preserve">(</w:t>
+      </w:r>
+      <w:r>
+        <w:rPr>
+          <w:rStyle w:val="AttributeTok"/>
+        </w:rPr>
+        <w:t xml:space="preserve">prob =</w:t>
+      </w:r>
+      <w:r>
+        <w:rPr>
+          <w:rStyle w:val="NormalTok"/>
+        </w:rPr>
+        <w:t xml:space="preserve"> </w:t>
+      </w:r>
+      <w:r>
+        <w:rPr>
+          <w:rStyle w:val="FunctionTok"/>
+        </w:rPr>
+        <w:t xml:space="preserve">seq</w:t>
+      </w:r>
+      <w:r>
+        <w:rPr>
+          <w:rStyle w:val="NormalTok"/>
+        </w:rPr>
+        <w:t xml:space="preserve">(</w:t>
+      </w:r>
+      <w:r>
+        <w:rPr>
+          <w:rStyle w:val="DecValTok"/>
+        </w:rPr>
+        <w:t xml:space="preserve">0</w:t>
+      </w:r>
+      <w:r>
+        <w:rPr>
+          <w:rStyle w:val="NormalTok"/>
+        </w:rPr>
+        <w:t xml:space="preserve">, </w:t>
+      </w:r>
+      <w:r>
+        <w:rPr>
+          <w:rStyle w:val="DecValTok"/>
+        </w:rPr>
+        <w:t xml:space="preserve">1</w:t>
+      </w:r>
+      <w:r>
+        <w:rPr>
+          <w:rStyle w:val="NormalTok"/>
+        </w:rPr>
+        <w:t xml:space="preserve">, </w:t>
+      </w:r>
+      <w:r>
+        <w:rPr>
+          <w:rStyle w:val="AttributeTok"/>
+        </w:rPr>
+        <w:t xml:space="preserve">by =</w:t>
+      </w:r>
+      <w:r>
+        <w:rPr>
+          <w:rStyle w:val="NormalTok"/>
+        </w:rPr>
+        <w:t xml:space="preserve"> </w:t>
+      </w:r>
+      <w:r>
+        <w:rPr>
+          <w:rStyle w:val="FloatTok"/>
+        </w:rPr>
+        <w:t xml:space="preserve">0.1</w:t>
+      </w:r>
+      <w:r>
+        <w:rPr>
+          <w:rStyle w:val="NormalTok"/>
+        </w:rPr>
+        <w:t xml:space="preserve">))</w:t>
+      </w:r>
+      <w:r>
+        <w:br/>
+      </w:r>
+      <w:r>
+        <w:rPr>
+          <w:rStyle w:val="NormalTok"/>
+        </w:rPr>
+        <w:t xml:space="preserve">discrete_post</w:t>
+      </w:r>
+      <w:r>
+        <w:rPr>
+          <w:rStyle w:val="SpecialCharTok"/>
+        </w:rPr>
+        <w:t xml:space="preserve">$</w:t>
+      </w:r>
+      <w:r>
+        <w:rPr>
+          <w:rStyle w:val="NormalTok"/>
+        </w:rPr>
+        <w:t xml:space="preserve">prior </w:t>
+      </w:r>
+      <w:r>
+        <w:rPr>
+          <w:rStyle w:val="OtherTok"/>
+        </w:rPr>
+        <w:t xml:space="preserve">&lt;-</w:t>
+      </w:r>
+      <w:r>
+        <w:rPr>
+          <w:rStyle w:val="NormalTok"/>
+        </w:rPr>
+        <w:t xml:space="preserve"> </w:t>
+      </w:r>
+      <w:r>
+        <w:rPr>
+          <w:rStyle w:val="DecValTok"/>
+        </w:rPr>
+        <w:t xml:space="preserve">1</w:t>
+      </w:r>
+      <w:r>
+        <w:rPr>
+          <w:rStyle w:val="NormalTok"/>
+        </w:rPr>
+        <w:t xml:space="preserve"> </w:t>
+      </w:r>
+      <w:r>
+        <w:rPr>
+          <w:rStyle w:val="SpecialCharTok"/>
+        </w:rPr>
+        <w:t xml:space="preserve">/</w:t>
+      </w:r>
+      <w:r>
+        <w:rPr>
+          <w:rStyle w:val="NormalTok"/>
+        </w:rPr>
+        <w:t xml:space="preserve"> </w:t>
+      </w:r>
+      <w:r>
+        <w:rPr>
+          <w:rStyle w:val="FunctionTok"/>
+        </w:rPr>
+        <w:t xml:space="preserve">nrow</w:t>
+      </w:r>
+      <w:r>
+        <w:rPr>
+          <w:rStyle w:val="NormalTok"/>
+        </w:rPr>
+        <w:t xml:space="preserve">(discrete_post)</w:t>
+      </w:r>
+      <w:r>
+        <w:br/>
+      </w:r>
+      <w:r>
+        <w:rPr>
+          <w:rStyle w:val="NormalTok"/>
+        </w:rPr>
+        <w:t xml:space="preserve">discrete_post</w:t>
+      </w:r>
+      <w:r>
+        <w:rPr>
+          <w:rStyle w:val="SpecialCharTok"/>
+        </w:rPr>
+        <w:t xml:space="preserve">$</w:t>
+      </w:r>
+      <w:r>
+        <w:rPr>
+          <w:rStyle w:val="NormalTok"/>
+        </w:rPr>
+        <w:t xml:space="preserve">likelihood </w:t>
+      </w:r>
+      <w:r>
+        <w:rPr>
+          <w:rStyle w:val="OtherTok"/>
+        </w:rPr>
+        <w:t xml:space="preserve">&lt;-</w:t>
+      </w:r>
+      <w:r>
+        <w:rPr>
+          <w:rStyle w:val="NormalTok"/>
+        </w:rPr>
+        <w:t xml:space="preserve"> stats</w:t>
+      </w:r>
+      <w:r>
+        <w:rPr>
+          <w:rStyle w:val="SpecialCharTok"/>
+        </w:rPr>
+        <w:t xml:space="preserve">::</w:t>
+      </w:r>
+      <w:r>
+        <w:rPr>
+          <w:rStyle w:val="FunctionTok"/>
+        </w:rPr>
+        <w:t xml:space="preserve">dbinom</w:t>
+      </w:r>
+      <w:r>
+        <w:rPr>
+          <w:rStyle w:val="NormalTok"/>
+        </w:rPr>
+        <w:t xml:space="preserve">(</w:t>
+      </w:r>
+      <w:r>
+        <w:br/>
+      </w:r>
+      <w:r>
+        <w:rPr>
+          <w:rStyle w:val="NormalTok"/>
+        </w:rPr>
+        <w:t xml:space="preserve">  x_obs,</w:t>
+      </w:r>
+      <w:r>
+        <w:br/>
+      </w:r>
+      <w:r>
+        <w:rPr>
+          <w:rStyle w:val="NormalTok"/>
+        </w:rPr>
+        <w:t xml:space="preserve">  </w:t>
+      </w:r>
+      <w:r>
+        <w:rPr>
+          <w:rStyle w:val="AttributeTok"/>
+        </w:rPr>
+        <w:t xml:space="preserve">size =</w:t>
+      </w:r>
+      <w:r>
+        <w:rPr>
+          <w:rStyle w:val="NormalTok"/>
+        </w:rPr>
+        <w:t xml:space="preserve"> n_trials,</w:t>
+      </w:r>
+      <w:r>
+        <w:br/>
+      </w:r>
+      <w:r>
+        <w:rPr>
+          <w:rStyle w:val="NormalTok"/>
+        </w:rPr>
+        <w:t xml:space="preserve">  </w:t>
+      </w:r>
+      <w:r>
+        <w:rPr>
+          <w:rStyle w:val="AttributeTok"/>
+        </w:rPr>
+        <w:t xml:space="preserve">prob =</w:t>
+      </w:r>
+      <w:r>
+        <w:rPr>
+          <w:rStyle w:val="NormalTok"/>
+        </w:rPr>
+        <w:t xml:space="preserve"> discrete_post</w:t>
+      </w:r>
+      <w:r>
+        <w:rPr>
+          <w:rStyle w:val="SpecialCharTok"/>
+        </w:rPr>
+        <w:t xml:space="preserve">$</w:t>
+      </w:r>
+      <w:r>
+        <w:rPr>
+          <w:rStyle w:val="NormalTok"/>
+        </w:rPr>
+        <w:t xml:space="preserve">prob</w:t>
+      </w:r>
+      <w:r>
+        <w:br/>
+      </w:r>
+      <w:r>
+        <w:rPr>
+          <w:rStyle w:val="NormalTok"/>
+        </w:rPr>
+        <w:t xml:space="preserve">)</w:t>
+      </w:r>
+      <w:r>
+        <w:br/>
+      </w:r>
+      <w:r>
+        <w:rPr>
+          <w:rStyle w:val="NormalTok"/>
+        </w:rPr>
+        <w:t xml:space="preserve">discrete_post</w:t>
+      </w:r>
+      <w:r>
+        <w:rPr>
+          <w:rStyle w:val="SpecialCharTok"/>
+        </w:rPr>
+        <w:t xml:space="preserve">$</w:t>
+      </w:r>
+      <w:r>
+        <w:rPr>
+          <w:rStyle w:val="NormalTok"/>
+        </w:rPr>
+        <w:t xml:space="preserve">product </w:t>
+      </w:r>
+      <w:r>
+        <w:rPr>
+          <w:rStyle w:val="OtherTok"/>
+        </w:rPr>
+        <w:t xml:space="preserve">&lt;-</w:t>
+      </w:r>
+      <w:r>
+        <w:rPr>
+          <w:rStyle w:val="NormalTok"/>
+        </w:rPr>
+        <w:t xml:space="preserve"> discrete_post</w:t>
+      </w:r>
+      <w:r>
+        <w:rPr>
+          <w:rStyle w:val="SpecialCharTok"/>
+        </w:rPr>
+        <w:t xml:space="preserve">$</w:t>
+      </w:r>
+      <w:r>
+        <w:rPr>
+          <w:rStyle w:val="NormalTok"/>
+        </w:rPr>
+        <w:t xml:space="preserve">prior </w:t>
+      </w:r>
+      <w:r>
+        <w:rPr>
+          <w:rStyle w:val="SpecialCharTok"/>
+        </w:rPr>
+        <w:t xml:space="preserve">*</w:t>
+      </w:r>
+      <w:r>
+        <w:rPr>
+          <w:rStyle w:val="NormalTok"/>
+        </w:rPr>
+        <w:t xml:space="preserve"> discrete_post</w:t>
+      </w:r>
+      <w:r>
+        <w:rPr>
+          <w:rStyle w:val="SpecialCharTok"/>
+        </w:rPr>
+        <w:t xml:space="preserve">$</w:t>
+      </w:r>
+      <w:r>
+        <w:rPr>
+          <w:rStyle w:val="NormalTok"/>
+        </w:rPr>
+        <w:t xml:space="preserve">likelihood</w:t>
+      </w:r>
+      <w:r>
+        <w:br/>
+      </w:r>
+      <w:r>
+        <w:rPr>
+          <w:rStyle w:val="NormalTok"/>
+        </w:rPr>
+        <w:t xml:space="preserve">marginal_likelihood </w:t>
+      </w:r>
+      <w:r>
+        <w:rPr>
+          <w:rStyle w:val="OtherTok"/>
+        </w:rPr>
+        <w:t xml:space="preserve">&lt;-</w:t>
+      </w:r>
+      <w:r>
+        <w:rPr>
+          <w:rStyle w:val="NormalTok"/>
+        </w:rPr>
+        <w:t xml:space="preserve"> </w:t>
+      </w:r>
+      <w:r>
+        <w:rPr>
+          <w:rStyle w:val="FunctionTok"/>
+        </w:rPr>
+        <w:t xml:space="preserve">sum</w:t>
+      </w:r>
+      <w:r>
+        <w:rPr>
+          <w:rStyle w:val="NormalTok"/>
+        </w:rPr>
+        <w:t xml:space="preserve">(discrete_post</w:t>
+      </w:r>
+      <w:r>
+        <w:rPr>
+          <w:rStyle w:val="SpecialCharTok"/>
+        </w:rPr>
+        <w:t xml:space="preserve">$</w:t>
+      </w:r>
+      <w:r>
+        <w:rPr>
+          <w:rStyle w:val="NormalTok"/>
+        </w:rPr>
+        <w:t xml:space="preserve">product)</w:t>
+      </w:r>
+      <w:r>
+        <w:br/>
+      </w:r>
+      <w:r>
+        <w:rPr>
+          <w:rStyle w:val="NormalTok"/>
+        </w:rPr>
+        <w:t xml:space="preserve">discrete_post</w:t>
+      </w:r>
+      <w:r>
+        <w:rPr>
+          <w:rStyle w:val="SpecialCharTok"/>
+        </w:rPr>
+        <w:t xml:space="preserve">$</w:t>
+      </w:r>
+      <w:r>
+        <w:rPr>
+          <w:rStyle w:val="NormalTok"/>
+        </w:rPr>
+        <w:t xml:space="preserve">posterior </w:t>
+      </w:r>
+      <w:r>
+        <w:rPr>
+          <w:rStyle w:val="OtherTok"/>
+        </w:rPr>
+        <w:t xml:space="preserve">&lt;-</w:t>
+      </w:r>
+      <w:r>
+        <w:rPr>
+          <w:rStyle w:val="NormalTok"/>
+        </w:rPr>
+        <w:t xml:space="preserve"> discrete_post</w:t>
+      </w:r>
+      <w:r>
+        <w:rPr>
+          <w:rStyle w:val="SpecialCharTok"/>
+        </w:rPr>
+        <w:t xml:space="preserve">$</w:t>
+      </w:r>
+      <w:r>
+        <w:rPr>
+          <w:rStyle w:val="NormalTok"/>
+        </w:rPr>
+        <w:t xml:space="preserve">product </w:t>
+      </w:r>
+      <w:r>
+        <w:rPr>
+          <w:rStyle w:val="SpecialCharTok"/>
+        </w:rPr>
+        <w:t xml:space="preserve">/</w:t>
+      </w:r>
+      <w:r>
+        <w:rPr>
+          <w:rStyle w:val="NormalTok"/>
+        </w:rPr>
+        <w:t xml:space="preserve"> marginal_likelihood</w:t>
+      </w:r>
+      <w:r>
+        <w:br/>
+      </w:r>
+      <w:r>
+        <w:br/>
+      </w:r>
+      <w:r>
+        <w:rPr>
+          <w:rStyle w:val="NormalTok"/>
+        </w:rPr>
+        <w:t xml:space="preserve">knitr</w:t>
+      </w:r>
+      <w:r>
+        <w:rPr>
+          <w:rStyle w:val="SpecialCharTok"/>
+        </w:rPr>
+        <w:t xml:space="preserve">::</w:t>
+      </w:r>
+      <w:r>
+        <w:rPr>
+          <w:rStyle w:val="FunctionTok"/>
+        </w:rPr>
+        <w:t xml:space="preserve">kable</w:t>
+      </w:r>
+      <w:r>
+        <w:rPr>
+          <w:rStyle w:val="NormalTok"/>
+        </w:rPr>
+        <w:t xml:space="preserve">(discrete_post, </w:t>
+      </w:r>
+      <w:r>
+        <w:rPr>
+          <w:rStyle w:val="AttributeTok"/>
+        </w:rPr>
+        <w:t xml:space="preserve">digits =</w:t>
+      </w:r>
+      <w:r>
+        <w:rPr>
+          <w:rStyle w:val="NormalTok"/>
+        </w:rPr>
+        <w:t xml:space="preserve"> </w:t>
+      </w:r>
+      <w:r>
+        <w:rPr>
+          <w:rStyle w:val="DecValTok"/>
+        </w:rPr>
+        <w:t xml:space="preserve">4</w:t>
+      </w:r>
+      <w:r>
+        <w:rPr>
+          <w:rStyle w:val="NormalTok"/>
+        </w:rPr>
+        <w:t xml:space="preserve">)</w:t>
+      </w:r>
+    </w:p>
+    <w:tbl>
+      <w:tblPr>
+        <w:tblStyle w:val="Table"/>
+        <w:tblW w:type="auto" w:w="0"/>
+        <w:tblLook w:firstRow="1" w:lastRow="0" w:firstColumn="0" w:lastColumn="0" w:noHBand="0" w:noVBand="0" w:val="0020"/>
+      </w:tblPr>
+      <w:tblGrid>
+        <w:gridCol w:w="1584"/>
+        <w:gridCol w:w="1584"/>
+        <w:gridCol w:w="1584"/>
+        <w:gridCol w:w="1584"/>
+        <w:gridCol w:w="1584"/>
+      </w:tblGrid>
+      <w:tr>
+        <w:trPr>
+          <w:tblHeader w:val="on"/>
+        </w:trPr>
+        <w:tc>
+          <w:tcPr/>
+          <w:p>
+            <w:pPr>
+              <w:pStyle w:val="Compact"/>
+              <w:jc w:val="right"/>
+            </w:pPr>
+            <w:r>
+              <w:t xml:space="preserve">prob</w:t>
+            </w:r>
+          </w:p>
+        </w:tc>
+        <w:tc>
+          <w:tcPr/>
+          <w:p>
+            <w:pPr>
+              <w:pStyle w:val="Compact"/>
+              <w:jc w:val="right"/>
+            </w:pPr>
+            <w:r>
+              <w:t xml:space="preserve">prior</w:t>
+            </w:r>
+          </w:p>
+        </w:tc>
+        <w:tc>
+          <w:tcPr/>
+          <w:p>
+            <w:pPr>
+              <w:pStyle w:val="Compact"/>
+              <w:jc w:val="right"/>
+            </w:pPr>
+            <w:r>
+              <w:t xml:space="preserve">likelihood</w:t>
+            </w:r>
+          </w:p>
+        </w:tc>
+        <w:tc>
+          <w:tcPr/>
+          <w:p>
+            <w:pPr>
+              <w:pStyle w:val="Compact"/>
+              <w:jc w:val="right"/>
+            </w:pPr>
+            <w:r>
+              <w:t xml:space="preserve">product</w:t>
+            </w:r>
+          </w:p>
+        </w:tc>
+        <w:tc>
+          <w:tcPr/>
+          <w:p>
+            <w:pPr>
+              <w:pStyle w:val="Compact"/>
+              <w:jc w:val="right"/>
+            </w:pPr>
+            <w:r>
+              <w:t xml:space="preserve">posterior</w:t>
+            </w:r>
+          </w:p>
+        </w:tc>
+      </w:tr>
+      <w:tr>
+        <w:tc>
+          <w:tcPr/>
+          <w:p>
+            <w:pPr>
+              <w:pStyle w:val="Compact"/>
+              <w:jc w:val="right"/>
+            </w:pPr>
+            <w:r>
+              <w:t xml:space="preserve">0.0</w:t>
+            </w:r>
+          </w:p>
+        </w:tc>
+        <w:tc>
+          <w:tcPr/>
+          <w:p>
+            <w:pPr>
+              <w:pStyle w:val="Compact"/>
+              <w:jc w:val="right"/>
+            </w:pPr>
+            <w:r>
+              <w:t xml:space="preserve">0.0909</w:t>
+            </w:r>
+          </w:p>
+        </w:tc>
+        <w:tc>
+          <w:tcPr/>
+          <w:p>
+            <w:pPr>
+              <w:pStyle w:val="Compact"/>
+              <w:jc w:val="right"/>
+            </w:pPr>
+            <w:r>
+              <w:t xml:space="preserve">0.0000</w:t>
+            </w:r>
+          </w:p>
+        </w:tc>
+        <w:tc>
+          <w:tcPr/>
+          <w:p>
+            <w:pPr>
+              <w:pStyle w:val="Compact"/>
+              <w:jc w:val="right"/>
+            </w:pPr>
+            <w:r>
+              <w:t xml:space="preserve">0.0000</w:t>
+            </w:r>
+          </w:p>
+        </w:tc>
+        <w:tc>
+          <w:tcPr/>
+          <w:p>
+            <w:pPr>
+              <w:pStyle w:val="Compact"/>
+              <w:jc w:val="right"/>
+            </w:pPr>
+            <w:r>
+              <w:t xml:space="preserve">0.0000</w:t>
+            </w:r>
+          </w:p>
+        </w:tc>
+      </w:tr>
+      <w:tr>
+        <w:tc>
+          <w:tcPr/>
+          <w:p>
+            <w:pPr>
+              <w:pStyle w:val="Compact"/>
+              <w:jc w:val="right"/>
+            </w:pPr>
+            <w:r>
+              <w:t xml:space="preserve">0.1</w:t>
+            </w:r>
+          </w:p>
+        </w:tc>
+        <w:tc>
+          <w:tcPr/>
+          <w:p>
+            <w:pPr>
+              <w:pStyle w:val="Compact"/>
+              <w:jc w:val="right"/>
+            </w:pPr>
+            <w:r>
+              <w:t xml:space="preserve">0.0909</w:t>
+            </w:r>
+          </w:p>
+        </w:tc>
+        <w:tc>
+          <w:tcPr/>
+          <w:p>
+            <w:pPr>
+              <w:pStyle w:val="Compact"/>
+              <w:jc w:val="right"/>
+            </w:pPr>
+            <w:r>
+              <w:t xml:space="preserve">0.0000</w:t>
+            </w:r>
+          </w:p>
+        </w:tc>
+        <w:tc>
+          <w:tcPr/>
+          <w:p>
+            <w:pPr>
+              <w:pStyle w:val="Compact"/>
+              <w:jc w:val="right"/>
+            </w:pPr>
+            <w:r>
+              <w:t xml:space="preserve">0.0000</w:t>
+            </w:r>
+          </w:p>
+        </w:tc>
+        <w:tc>
+          <w:tcPr/>
+          <w:p>
+            <w:pPr>
+              <w:pStyle w:val="Compact"/>
+              <w:jc w:val="right"/>
+            </w:pPr>
+            <w:r>
+              <w:t xml:space="preserve">0.0000</w:t>
+            </w:r>
+          </w:p>
+        </w:tc>
+      </w:tr>
+      <w:tr>
+        <w:tc>
+          <w:tcPr/>
+          <w:p>
+            <w:pPr>
+              <w:pStyle w:val="Compact"/>
+              <w:jc w:val="right"/>
+            </w:pPr>
+            <w:r>
+              <w:t xml:space="preserve">0.2</w:t>
+            </w:r>
+          </w:p>
+        </w:tc>
+        <w:tc>
+          <w:tcPr/>
+          <w:p>
+            <w:pPr>
+              <w:pStyle w:val="Compact"/>
+              <w:jc w:val="right"/>
+            </w:pPr>
+            <w:r>
+              <w:t xml:space="preserve">0.0909</w:t>
+            </w:r>
+          </w:p>
+        </w:tc>
+        <w:tc>
+          <w:tcPr/>
+          <w:p>
+            <w:pPr>
+              <w:pStyle w:val="Compact"/>
+              <w:jc w:val="right"/>
+            </w:pPr>
+            <w:r>
+              <w:t xml:space="preserve">0.0001</w:t>
+            </w:r>
+          </w:p>
+        </w:tc>
+        <w:tc>
+          <w:tcPr/>
+          <w:p>
+            <w:pPr>
+              <w:pStyle w:val="Compact"/>
+              <w:jc w:val="right"/>
+            </w:pPr>
+            <w:r>
+              <w:t xml:space="preserve">0.0000</w:t>
+            </w:r>
+          </w:p>
+        </w:tc>
+        <w:tc>
+          <w:tcPr/>
+          <w:p>
+            <w:pPr>
+              <w:pStyle w:val="Compact"/>
+              <w:jc w:val="right"/>
+            </w:pPr>
+            <w:r>
+              <w:t xml:space="preserve">0.0001</w:t>
+            </w:r>
+          </w:p>
+        </w:tc>
+      </w:tr>
+      <w:tr>
+        <w:tc>
+          <w:tcPr/>
+          <w:p>
+            <w:pPr>
+              <w:pStyle w:val="Compact"/>
+              <w:jc w:val="right"/>
+            </w:pPr>
+            <w:r>
+              <w:t xml:space="preserve">0.3</w:t>
+            </w:r>
+          </w:p>
+        </w:tc>
+        <w:tc>
+          <w:tcPr/>
+          <w:p>
+            <w:pPr>
+              <w:pStyle w:val="Compact"/>
+              <w:jc w:val="right"/>
+            </w:pPr>
+            <w:r>
+              <w:t xml:space="preserve">0.0909</w:t>
+            </w:r>
+          </w:p>
+        </w:tc>
+        <w:tc>
+          <w:tcPr/>
+          <w:p>
+            <w:pPr>
+              <w:pStyle w:val="Compact"/>
+              <w:jc w:val="right"/>
+            </w:pPr>
+            <w:r>
+              <w:t xml:space="preserve">0.0014</w:t>
+            </w:r>
+          </w:p>
+        </w:tc>
+        <w:tc>
+          <w:tcPr/>
+          <w:p>
+            <w:pPr>
+              <w:pStyle w:val="Compact"/>
+              <w:jc w:val="right"/>
+            </w:pPr>
+            <w:r>
+              <w:t xml:space="preserve">0.0001</w:t>
+            </w:r>
+          </w:p>
+        </w:tc>
+        <w:tc>
+          <w:tcPr/>
+          <w:p>
+            <w:pPr>
+              <w:pStyle w:val="Compact"/>
+              <w:jc w:val="right"/>
+            </w:pPr>
+            <w:r>
+              <w:t xml:space="preserve">0.0016</w:t>
+            </w:r>
+          </w:p>
+        </w:tc>
+      </w:tr>
+      <w:tr>
+        <w:tc>
+          <w:tcPr/>
+          <w:p>
+            <w:pPr>
+              <w:pStyle w:val="Compact"/>
+              <w:jc w:val="right"/>
+            </w:pPr>
+            <w:r>
+              <w:t xml:space="preserve">0.4</w:t>
+            </w:r>
+          </w:p>
+        </w:tc>
+        <w:tc>
+          <w:tcPr/>
+          <w:p>
+            <w:pPr>
+              <w:pStyle w:val="Compact"/>
+              <w:jc w:val="right"/>
+            </w:pPr>
+            <w:r>
+              <w:t xml:space="preserve">0.0909</w:t>
+            </w:r>
+          </w:p>
+        </w:tc>
+        <w:tc>
+          <w:tcPr/>
+          <w:p>
+            <w:pPr>
+              <w:pStyle w:val="Compact"/>
+              <w:jc w:val="right"/>
+            </w:pPr>
+            <w:r>
+              <w:t xml:space="preserve">0.0106</w:t>
+            </w:r>
+          </w:p>
+        </w:tc>
+        <w:tc>
+          <w:tcPr/>
+          <w:p>
+            <w:pPr>
+              <w:pStyle w:val="Compact"/>
+              <w:jc w:val="right"/>
+            </w:pPr>
+            <w:r>
+              <w:t xml:space="preserve">0.0010</w:t>
+            </w:r>
+          </w:p>
+        </w:tc>
+        <w:tc>
+          <w:tcPr/>
+          <w:p>
+            <w:pPr>
+              <w:pStyle w:val="Compact"/>
+              <w:jc w:val="right"/>
+            </w:pPr>
+            <w:r>
+              <w:t xml:space="preserve">0.0117</w:t>
+            </w:r>
+          </w:p>
+        </w:tc>
+      </w:tr>
+      <w:tr>
+        <w:tc>
+          <w:tcPr/>
+          <w:p>
+            <w:pPr>
+              <w:pStyle w:val="Compact"/>
+              <w:jc w:val="right"/>
+            </w:pPr>
+            <w:r>
+              <w:t xml:space="preserve">0.5</w:t>
+            </w:r>
+          </w:p>
+        </w:tc>
+        <w:tc>
+          <w:tcPr/>
+          <w:p>
+            <w:pPr>
+              <w:pStyle w:val="Compact"/>
+              <w:jc w:val="right"/>
+            </w:pPr>
+            <w:r>
+              <w:t xml:space="preserve">0.0909</w:t>
+            </w:r>
+          </w:p>
+        </w:tc>
+        <w:tc>
+          <w:tcPr/>
+          <w:p>
+            <w:pPr>
+              <w:pStyle w:val="Compact"/>
+              <w:jc w:val="right"/>
+            </w:pPr>
+            <w:r>
+              <w:t xml:space="preserve">0.0439</w:t>
+            </w:r>
+          </w:p>
+        </w:tc>
+        <w:tc>
+          <w:tcPr/>
+          <w:p>
+            <w:pPr>
+              <w:pStyle w:val="Compact"/>
+              <w:jc w:val="right"/>
+            </w:pPr>
+            <w:r>
+              <w:t xml:space="preserve">0.0040</w:t>
+            </w:r>
+          </w:p>
+        </w:tc>
+        <w:tc>
+          <w:tcPr/>
+          <w:p>
+            <w:pPr>
+              <w:pStyle w:val="Compact"/>
+              <w:jc w:val="right"/>
+            </w:pPr>
+            <w:r>
+              <w:t xml:space="preserve">0.0485</w:t>
+            </w:r>
+          </w:p>
+        </w:tc>
+      </w:tr>
+      <w:tr>
+        <w:tc>
+          <w:tcPr/>
+          <w:p>
+            <w:pPr>
+              <w:pStyle w:val="Compact"/>
+              <w:jc w:val="right"/>
+            </w:pPr>
+            <w:r>
+              <w:t xml:space="preserve">0.6</w:t>
+            </w:r>
+          </w:p>
+        </w:tc>
+        <w:tc>
+          <w:tcPr/>
+          <w:p>
+            <w:pPr>
+              <w:pStyle w:val="Compact"/>
+              <w:jc w:val="right"/>
+            </w:pPr>
+            <w:r>
+              <w:t xml:space="preserve">0.0909</w:t>
+            </w:r>
+          </w:p>
+        </w:tc>
+        <w:tc>
+          <w:tcPr/>
+          <w:p>
+            <w:pPr>
+              <w:pStyle w:val="Compact"/>
+              <w:jc w:val="right"/>
+            </w:pPr>
+            <w:r>
+              <w:t xml:space="preserve">0.1209</w:t>
+            </w:r>
+          </w:p>
+        </w:tc>
+        <w:tc>
+          <w:tcPr/>
+          <w:p>
+            <w:pPr>
+              <w:pStyle w:val="Compact"/>
+              <w:jc w:val="right"/>
+            </w:pPr>
+            <w:r>
+              <w:t xml:space="preserve">0.0110</w:t>
+            </w:r>
+          </w:p>
+        </w:tc>
+        <w:tc>
+          <w:tcPr/>
+          <w:p>
+            <w:pPr>
+              <w:pStyle w:val="Compact"/>
+              <w:jc w:val="right"/>
+            </w:pPr>
+            <w:r>
+              <w:t xml:space="preserve">0.1335</w:t>
+            </w:r>
+          </w:p>
+        </w:tc>
+      </w:tr>
+      <w:tr>
+        <w:tc>
+          <w:tcPr/>
+          <w:p>
+            <w:pPr>
+              <w:pStyle w:val="Compact"/>
+              <w:jc w:val="right"/>
+            </w:pPr>
+            <w:r>
+              <w:t xml:space="preserve">0.7</w:t>
+            </w:r>
+          </w:p>
+        </w:tc>
+        <w:tc>
+          <w:tcPr/>
+          <w:p>
+            <w:pPr>
+              <w:pStyle w:val="Compact"/>
+              <w:jc w:val="right"/>
+            </w:pPr>
+            <w:r>
+              <w:t xml:space="preserve">0.0909</w:t>
+            </w:r>
+          </w:p>
+        </w:tc>
+        <w:tc>
+          <w:tcPr/>
+          <w:p>
+            <w:pPr>
+              <w:pStyle w:val="Compact"/>
+              <w:jc w:val="right"/>
+            </w:pPr>
+            <w:r>
+              <w:t xml:space="preserve">0.2335</w:t>
+            </w:r>
+          </w:p>
+        </w:tc>
+        <w:tc>
+          <w:tcPr/>
+          <w:p>
+            <w:pPr>
+              <w:pStyle w:val="Compact"/>
+              <w:jc w:val="right"/>
+            </w:pPr>
+            <w:r>
+              <w:t xml:space="preserve">0.0212</w:t>
+            </w:r>
+          </w:p>
+        </w:tc>
+        <w:tc>
+          <w:tcPr/>
+          <w:p>
+            <w:pPr>
+              <w:pStyle w:val="Compact"/>
+              <w:jc w:val="right"/>
+            </w:pPr>
+            <w:r>
+              <w:t xml:space="preserve">0.2576</w:t>
+            </w:r>
+          </w:p>
+        </w:tc>
+      </w:tr>
+      <w:tr>
+        <w:tc>
+          <w:tcPr/>
+          <w:p>
+            <w:pPr>
+              <w:pStyle w:val="Compact"/>
+              <w:jc w:val="right"/>
+            </w:pPr>
+            <w:r>
+              <w:t xml:space="preserve">0.8</w:t>
+            </w:r>
+          </w:p>
+        </w:tc>
+        <w:tc>
+          <w:tcPr/>
+          <w:p>
+            <w:pPr>
+              <w:pStyle w:val="Compact"/>
+              <w:jc w:val="right"/>
+            </w:pPr>
+            <w:r>
+              <w:t xml:space="preserve">0.0909</w:t>
+            </w:r>
+          </w:p>
+        </w:tc>
+        <w:tc>
+          <w:tcPr/>
+          <w:p>
+            <w:pPr>
+              <w:pStyle w:val="Compact"/>
+              <w:jc w:val="right"/>
+            </w:pPr>
+            <w:r>
+              <w:t xml:space="preserve">0.3020</w:t>
+            </w:r>
+          </w:p>
+        </w:tc>
+        <w:tc>
+          <w:tcPr/>
+          <w:p>
+            <w:pPr>
+              <w:pStyle w:val="Compact"/>
+              <w:jc w:val="right"/>
+            </w:pPr>
+            <w:r>
+              <w:t xml:space="preserve">0.0275</w:t>
+            </w:r>
+          </w:p>
+        </w:tc>
+        <w:tc>
+          <w:tcPr/>
+          <w:p>
+            <w:pPr>
+              <w:pStyle w:val="Compact"/>
+              <w:jc w:val="right"/>
+            </w:pPr>
+            <w:r>
+              <w:t xml:space="preserve">0.3333</w:t>
+            </w:r>
+          </w:p>
+        </w:tc>
+      </w:tr>
+      <w:tr>
+        <w:tc>
+          <w:tcPr/>
+          <w:p>
+            <w:pPr>
+              <w:pStyle w:val="Compact"/>
+              <w:jc w:val="right"/>
+            </w:pPr>
+            <w:r>
+              <w:t xml:space="preserve">0.9</w:t>
+            </w:r>
+          </w:p>
+        </w:tc>
+        <w:tc>
+          <w:tcPr/>
+          <w:p>
+            <w:pPr>
+              <w:pStyle w:val="Compact"/>
+              <w:jc w:val="right"/>
+            </w:pPr>
+            <w:r>
+              <w:t xml:space="preserve">0.0909</w:t>
+            </w:r>
+          </w:p>
+        </w:tc>
+        <w:tc>
+          <w:tcPr/>
+          <w:p>
+            <w:pPr>
+              <w:pStyle w:val="Compact"/>
+              <w:jc w:val="right"/>
+            </w:pPr>
+            <w:r>
+              <w:t xml:space="preserve">0.1937</w:t>
+            </w:r>
+          </w:p>
+        </w:tc>
+        <w:tc>
+          <w:tcPr/>
+          <w:p>
+            <w:pPr>
+              <w:pStyle w:val="Compact"/>
+              <w:jc w:val="right"/>
+            </w:pPr>
+            <w:r>
+              <w:t xml:space="preserve">0.0176</w:t>
+            </w:r>
+          </w:p>
+        </w:tc>
+        <w:tc>
+          <w:tcPr/>
+          <w:p>
+            <w:pPr>
+              <w:pStyle w:val="Compact"/>
+              <w:jc w:val="right"/>
+            </w:pPr>
+            <w:r>
+              <w:t xml:space="preserve">0.2138</w:t>
+            </w:r>
+          </w:p>
+        </w:tc>
+      </w:tr>
+      <w:tr>
+        <w:tc>
+          <w:tcPr/>
+          <w:p>
+            <w:pPr>
+              <w:pStyle w:val="Compact"/>
+              <w:jc w:val="right"/>
+            </w:pPr>
+            <w:r>
+              <w:t xml:space="preserve">1.0</w:t>
+            </w:r>
+          </w:p>
+        </w:tc>
+        <w:tc>
+          <w:tcPr/>
+          <w:p>
+            <w:pPr>
+              <w:pStyle w:val="Compact"/>
+              <w:jc w:val="right"/>
+            </w:pPr>
+            <w:r>
+              <w:t xml:space="preserve">0.0909</w:t>
+            </w:r>
+          </w:p>
+        </w:tc>
+        <w:tc>
+          <w:tcPr/>
+          <w:p>
+            <w:pPr>
+              <w:pStyle w:val="Compact"/>
+              <w:jc w:val="right"/>
+            </w:pPr>
+            <w:r>
+              <w:t xml:space="preserve">0.0000</w:t>
+            </w:r>
+          </w:p>
+        </w:tc>
+        <w:tc>
+          <w:tcPr/>
+          <w:p>
+            <w:pPr>
+              <w:pStyle w:val="Compact"/>
+              <w:jc w:val="right"/>
+            </w:pPr>
+            <w:r>
+              <w:t xml:space="preserve">0.0000</w:t>
+            </w:r>
+          </w:p>
+        </w:tc>
+        <w:tc>
+          <w:tcPr/>
+          <w:p>
+            <w:pPr>
+              <w:pStyle w:val="Compact"/>
+              <w:jc w:val="right"/>
+            </w:pPr>
+            <w:r>
+              <w:t xml:space="preserve">0.0000</w:t>
+            </w:r>
+          </w:p>
+        </w:tc>
+      </w:tr>
+    </w:tbl>
+    <w:p>
+      <w:pPr>
+        <w:pStyle w:val="BodyText"/>
+      </w:pPr>
+      <w:r>
+        <w:t xml:space="preserve">The marginal likelihood is 0.0824</w:t>
+      </w:r>
+      <w:r>
+        <w:t xml:space="preserve"> </w:t>
+      </w:r>
+      <w:r>
+        <w:t xml:space="preserve">(with a uniform prior over eleven values,</w:t>
+      </w:r>
+      <w:r>
+        <w:t xml:space="preserve"> </w:t>
+      </w:r>
+      <w:r>
+        <w:t xml:space="preserve">the average of the likelihood column),</w:t>
+      </w:r>
+      <w:r>
+        <w:t xml:space="preserve"> </w:t>
+      </w:r>
+      <w:r>
+        <w:t xml:space="preserve">and the posterior probabilities sum to 1.</w:t>
+      </w:r>
+      <w:r>
+        <w:t xml:space="preserve"> </w:t>
+      </w:r>
+      <w:hyperlink w:anchor="fig-discrete-prior">
+        <w:r>
+          <w:rPr>
+            <w:rStyle w:val="Hyperlink"/>
+          </w:rPr>
+          <w:t xml:space="preserve">Figure 3</w:t>
+        </w:r>
+      </w:hyperlink>
+      <w:r>
+        <w:t xml:space="preserve"> </w:t>
+      </w:r>
+      <w:r>
+        <w:t xml:space="preserve">compares the prior with the posterior.</w:t>
+      </w:r>
+    </w:p>
+    <w:p>
+      <w:pPr>
+        <w:pStyle w:val="SourceCode"/>
+      </w:pPr>
+      <w:r>
+        <w:rPr>
+          <w:rStyle w:val="NormalTok"/>
+        </w:rPr>
+        <w:t xml:space="preserve">discrete_long </w:t>
+      </w:r>
+      <w:r>
+        <w:rPr>
+          <w:rStyle w:val="OtherTok"/>
+        </w:rPr>
+        <w:t xml:space="preserve">&lt;-</w:t>
+      </w:r>
+      <w:r>
+        <w:rPr>
+          <w:rStyle w:val="NormalTok"/>
+        </w:rPr>
+        <w:t xml:space="preserve"> </w:t>
+      </w:r>
+      <w:r>
+        <w:rPr>
+          <w:rStyle w:val="FunctionTok"/>
+        </w:rPr>
+        <w:t xml:space="preserve">rbind</w:t>
+      </w:r>
+      <w:r>
+        <w:rPr>
+          <w:rStyle w:val="NormalTok"/>
+        </w:rPr>
+        <w:t xml:space="preserve">(</w:t>
+      </w:r>
+      <w:r>
+        <w:br/>
+      </w:r>
+      <w:r>
+        <w:rPr>
+          <w:rStyle w:val="NormalTok"/>
+        </w:rPr>
+        <w:t xml:space="preserve">  </w:t>
+      </w:r>
+      <w:r>
+        <w:rPr>
+          <w:rStyle w:val="FunctionTok"/>
+        </w:rPr>
+        <w:t xml:space="preserve">data.frame</w:t>
+      </w:r>
+      <w:r>
+        <w:rPr>
+          <w:rStyle w:val="NormalTok"/>
+        </w:rPr>
+        <w:t xml:space="preserve">(</w:t>
+      </w:r>
+      <w:r>
+        <w:br/>
+      </w:r>
+      <w:r>
+        <w:rPr>
+          <w:rStyle w:val="NormalTok"/>
+        </w:rPr>
+        <w:t xml:space="preserve">    </w:t>
+      </w:r>
+      <w:r>
+        <w:rPr>
+          <w:rStyle w:val="AttributeTok"/>
+        </w:rPr>
+        <w:t xml:space="preserve">prob =</w:t>
+      </w:r>
+      <w:r>
+        <w:rPr>
+          <w:rStyle w:val="NormalTok"/>
+        </w:rPr>
+        <w:t xml:space="preserve"> discrete_post</w:t>
+      </w:r>
+      <w:r>
+        <w:rPr>
+          <w:rStyle w:val="SpecialCharTok"/>
+        </w:rPr>
+        <w:t xml:space="preserve">$</w:t>
+      </w:r>
+      <w:r>
+        <w:rPr>
+          <w:rStyle w:val="NormalTok"/>
+        </w:rPr>
+        <w:t xml:space="preserve">prob,</w:t>
+      </w:r>
+      <w:r>
+        <w:br/>
+      </w:r>
+      <w:r>
+        <w:rPr>
+          <w:rStyle w:val="NormalTok"/>
+        </w:rPr>
+        <w:t xml:space="preserve">    </w:t>
+      </w:r>
+      <w:r>
+        <w:rPr>
+          <w:rStyle w:val="AttributeTok"/>
+        </w:rPr>
+        <w:t xml:space="preserve">distribution =</w:t>
+      </w:r>
+      <w:r>
+        <w:rPr>
+          <w:rStyle w:val="NormalTok"/>
+        </w:rPr>
+        <w:t xml:space="preserve"> </w:t>
+      </w:r>
+      <w:r>
+        <w:rPr>
+          <w:rStyle w:val="StringTok"/>
+        </w:rPr>
+        <w:t xml:space="preserve">"prior"</w:t>
+      </w:r>
+      <w:r>
+        <w:rPr>
+          <w:rStyle w:val="NormalTok"/>
+        </w:rPr>
+        <w:t xml:space="preserve">,</w:t>
+      </w:r>
+      <w:r>
+        <w:br/>
+      </w:r>
+      <w:r>
+        <w:rPr>
+          <w:rStyle w:val="NormalTok"/>
+        </w:rPr>
+        <w:t xml:space="preserve">    </w:t>
+      </w:r>
+      <w:r>
+        <w:rPr>
+          <w:rStyle w:val="AttributeTok"/>
+        </w:rPr>
+        <w:t xml:space="preserve">probability =</w:t>
+      </w:r>
+      <w:r>
+        <w:rPr>
+          <w:rStyle w:val="NormalTok"/>
+        </w:rPr>
+        <w:t xml:space="preserve"> discrete_post</w:t>
+      </w:r>
+      <w:r>
+        <w:rPr>
+          <w:rStyle w:val="SpecialCharTok"/>
+        </w:rPr>
+        <w:t xml:space="preserve">$</w:t>
+      </w:r>
+      <w:r>
+        <w:rPr>
+          <w:rStyle w:val="NormalTok"/>
+        </w:rPr>
+        <w:t xml:space="preserve">prior</w:t>
+      </w:r>
+      <w:r>
+        <w:br/>
+      </w:r>
+      <w:r>
+        <w:rPr>
+          <w:rStyle w:val="NormalTok"/>
+        </w:rPr>
+        <w:t xml:space="preserve">  ),</w:t>
+      </w:r>
+      <w:r>
+        <w:br/>
+      </w:r>
+      <w:r>
+        <w:rPr>
+          <w:rStyle w:val="NormalTok"/>
+        </w:rPr>
+        <w:t xml:space="preserve">  </w:t>
+      </w:r>
+      <w:r>
+        <w:rPr>
+          <w:rStyle w:val="FunctionTok"/>
+        </w:rPr>
+        <w:t xml:space="preserve">data.frame</w:t>
+      </w:r>
+      <w:r>
+        <w:rPr>
+          <w:rStyle w:val="NormalTok"/>
+        </w:rPr>
+        <w:t xml:space="preserve">(</w:t>
+      </w:r>
+      <w:r>
+        <w:br/>
+      </w:r>
+      <w:r>
+        <w:rPr>
+          <w:rStyle w:val="NormalTok"/>
+        </w:rPr>
+        <w:t xml:space="preserve">    </w:t>
+      </w:r>
+      <w:r>
+        <w:rPr>
+          <w:rStyle w:val="AttributeTok"/>
+        </w:rPr>
+        <w:t xml:space="preserve">prob =</w:t>
+      </w:r>
+      <w:r>
+        <w:rPr>
+          <w:rStyle w:val="NormalTok"/>
+        </w:rPr>
+        <w:t xml:space="preserve"> discrete_post</w:t>
+      </w:r>
+      <w:r>
+        <w:rPr>
+          <w:rStyle w:val="SpecialCharTok"/>
+        </w:rPr>
+        <w:t xml:space="preserve">$</w:t>
+      </w:r>
+      <w:r>
+        <w:rPr>
+          <w:rStyle w:val="NormalTok"/>
+        </w:rPr>
+        <w:t xml:space="preserve">prob,</w:t>
+      </w:r>
+      <w:r>
+        <w:br/>
+      </w:r>
+      <w:r>
+        <w:rPr>
+          <w:rStyle w:val="NormalTok"/>
+        </w:rPr>
+        <w:t xml:space="preserve">    </w:t>
+      </w:r>
+      <w:r>
+        <w:rPr>
+          <w:rStyle w:val="AttributeTok"/>
+        </w:rPr>
+        <w:t xml:space="preserve">distribution =</w:t>
+      </w:r>
+      <w:r>
+        <w:rPr>
+          <w:rStyle w:val="NormalTok"/>
+        </w:rPr>
+        <w:t xml:space="preserve"> </w:t>
+      </w:r>
+      <w:r>
+        <w:rPr>
+          <w:rStyle w:val="StringTok"/>
+        </w:rPr>
+        <w:t xml:space="preserve">"posterior"</w:t>
+      </w:r>
+      <w:r>
+        <w:rPr>
+          <w:rStyle w:val="NormalTok"/>
+        </w:rPr>
+        <w:t xml:space="preserve">,</w:t>
+      </w:r>
+      <w:r>
+        <w:br/>
+      </w:r>
+      <w:r>
+        <w:rPr>
+          <w:rStyle w:val="NormalTok"/>
+        </w:rPr>
+        <w:t xml:space="preserve">    </w:t>
+      </w:r>
+      <w:r>
+        <w:rPr>
+          <w:rStyle w:val="AttributeTok"/>
+        </w:rPr>
+        <w:t xml:space="preserve">probability =</w:t>
+      </w:r>
+      <w:r>
+        <w:rPr>
+          <w:rStyle w:val="NormalTok"/>
+        </w:rPr>
+        <w:t xml:space="preserve"> discrete_post</w:t>
+      </w:r>
+      <w:r>
+        <w:rPr>
+          <w:rStyle w:val="SpecialCharTok"/>
+        </w:rPr>
+        <w:t xml:space="preserve">$</w:t>
+      </w:r>
+      <w:r>
+        <w:rPr>
+          <w:rStyle w:val="NormalTok"/>
+        </w:rPr>
+        <w:t xml:space="preserve">posterior</w:t>
+      </w:r>
+      <w:r>
+        <w:br/>
+      </w:r>
+      <w:r>
+        <w:rPr>
+          <w:rStyle w:val="NormalTok"/>
+        </w:rPr>
+        <w:t xml:space="preserve">  )</w:t>
+      </w:r>
+      <w:r>
+        <w:br/>
+      </w:r>
+      <w:r>
+        <w:rPr>
+          <w:rStyle w:val="NormalTok"/>
+        </w:rPr>
+        <w:t xml:space="preserve">)</w:t>
+      </w:r>
+      <w:r>
+        <w:br/>
+      </w:r>
+      <w:r>
+        <w:rPr>
+          <w:rStyle w:val="NormalTok"/>
+        </w:rPr>
+        <w:t xml:space="preserve">discrete_long</w:t>
+      </w:r>
+      <w:r>
+        <w:rPr>
+          <w:rStyle w:val="SpecialCharTok"/>
+        </w:rPr>
+        <w:t xml:space="preserve">$</w:t>
+      </w:r>
+      <w:r>
+        <w:rPr>
+          <w:rStyle w:val="NormalTok"/>
+        </w:rPr>
+        <w:t xml:space="preserve">distribution </w:t>
+      </w:r>
+      <w:r>
+        <w:rPr>
+          <w:rStyle w:val="OtherTok"/>
+        </w:rPr>
+        <w:t xml:space="preserve">&lt;-</w:t>
+      </w:r>
+      <w:r>
+        <w:rPr>
+          <w:rStyle w:val="NormalTok"/>
+        </w:rPr>
+        <w:t xml:space="preserve"> </w:t>
+      </w:r>
+      <w:r>
+        <w:rPr>
+          <w:rStyle w:val="FunctionTok"/>
+        </w:rPr>
+        <w:t xml:space="preserve">factor</w:t>
+      </w:r>
+      <w:r>
+        <w:rPr>
+          <w:rStyle w:val="NormalTok"/>
+        </w:rPr>
+        <w:t xml:space="preserve">(</w:t>
+      </w:r>
+      <w:r>
+        <w:br/>
+      </w:r>
+      <w:r>
+        <w:rPr>
+          <w:rStyle w:val="NormalTok"/>
+        </w:rPr>
+        <w:t xml:space="preserve">  discrete_long</w:t>
+      </w:r>
+      <w:r>
+        <w:rPr>
+          <w:rStyle w:val="SpecialCharTok"/>
+        </w:rPr>
+        <w:t xml:space="preserve">$</w:t>
+      </w:r>
+      <w:r>
+        <w:rPr>
+          <w:rStyle w:val="NormalTok"/>
+        </w:rPr>
+        <w:t xml:space="preserve">distribution,</w:t>
+      </w:r>
+      <w:r>
+        <w:br/>
+      </w:r>
+      <w:r>
+        <w:rPr>
+          <w:rStyle w:val="NormalTok"/>
+        </w:rPr>
+        <w:t xml:space="preserve">  </w:t>
+      </w:r>
+      <w:r>
+        <w:rPr>
+          <w:rStyle w:val="AttributeTok"/>
+        </w:rPr>
+        <w:t xml:space="preserve">levels =</w:t>
+      </w:r>
+      <w:r>
+        <w:rPr>
+          <w:rStyle w:val="NormalTok"/>
+        </w:rPr>
+        <w:t xml:space="preserve"> </w:t>
+      </w:r>
+      <w:r>
+        <w:rPr>
+          <w:rStyle w:val="FunctionTok"/>
+        </w:rPr>
+        <w:t xml:space="preserve">c</w:t>
+      </w:r>
+      <w:r>
+        <w:rPr>
+          <w:rStyle w:val="NormalTok"/>
+        </w:rPr>
+        <w:t xml:space="preserve">(</w:t>
+      </w:r>
+      <w:r>
+        <w:rPr>
+          <w:rStyle w:val="StringTok"/>
+        </w:rPr>
+        <w:t xml:space="preserve">"prior"</w:t>
+      </w:r>
+      <w:r>
+        <w:rPr>
+          <w:rStyle w:val="NormalTok"/>
+        </w:rPr>
+        <w:t xml:space="preserve">, </w:t>
+      </w:r>
+      <w:r>
+        <w:rPr>
+          <w:rStyle w:val="StringTok"/>
+        </w:rPr>
+        <w:t xml:space="preserve">"posterior"</w:t>
+      </w:r>
+      <w:r>
+        <w:rPr>
+          <w:rStyle w:val="NormalTok"/>
+        </w:rPr>
+        <w:t xml:space="preserve">)</w:t>
+      </w:r>
+      <w:r>
+        <w:br/>
+      </w:r>
+      <w:r>
+        <w:rPr>
+          <w:rStyle w:val="NormalTok"/>
+        </w:rPr>
+        <w:t xml:space="preserve">)</w:t>
+      </w:r>
+      <w:r>
+        <w:br/>
+      </w:r>
+      <w:r>
+        <w:br/>
+      </w:r>
+      <w:r>
+        <w:rPr>
+          <w:rStyle w:val="NormalTok"/>
+        </w:rPr>
+        <w:t xml:space="preserve">ggplot2</w:t>
+      </w:r>
+      <w:r>
+        <w:rPr>
+          <w:rStyle w:val="SpecialCharTok"/>
+        </w:rPr>
+        <w:t xml:space="preserve">::</w:t>
+      </w:r>
+      <w:r>
+        <w:rPr>
+          <w:rStyle w:val="FunctionTok"/>
+        </w:rPr>
+        <w:t xml:space="preserve">ggplot</w:t>
+      </w:r>
+      <w:r>
+        <w:rPr>
+          <w:rStyle w:val="NormalTok"/>
+        </w:rPr>
+        <w:t xml:space="preserve">(discrete_long, ggplot2</w:t>
+      </w:r>
+      <w:r>
+        <w:rPr>
+          <w:rStyle w:val="SpecialCharTok"/>
+        </w:rPr>
+        <w:t xml:space="preserve">::</w:t>
+      </w:r>
+      <w:r>
+        <w:rPr>
+          <w:rStyle w:val="FunctionTok"/>
+        </w:rPr>
+        <w:t xml:space="preserve">aes</w:t>
+      </w:r>
+      <w:r>
+        <w:rPr>
+          <w:rStyle w:val="NormalTok"/>
+        </w:rPr>
+        <w:t xml:space="preserve">(prob, probability)) </w:t>
+      </w:r>
+      <w:r>
+        <w:rPr>
+          <w:rStyle w:val="SpecialCharTok"/>
+        </w:rPr>
+        <w:t xml:space="preserve">+</w:t>
+      </w:r>
+      <w:r>
+        <w:br/>
+      </w:r>
+      <w:r>
+        <w:rPr>
+          <w:rStyle w:val="NormalTok"/>
+        </w:rPr>
+        <w:t xml:space="preserve">  ggplot2</w:t>
+      </w:r>
+      <w:r>
+        <w:rPr>
+          <w:rStyle w:val="SpecialCharTok"/>
+        </w:rPr>
+        <w:t xml:space="preserve">::</w:t>
+      </w:r>
+      <w:r>
+        <w:rPr>
+          <w:rStyle w:val="FunctionTok"/>
+        </w:rPr>
+        <w:t xml:space="preserve">geom_col</w:t>
+      </w:r>
+      <w:r>
+        <w:rPr>
+          <w:rStyle w:val="NormalTok"/>
+        </w:rPr>
+        <w:t xml:space="preserve">(</w:t>
+      </w:r>
+      <w:r>
+        <w:rPr>
+          <w:rStyle w:val="AttributeTok"/>
+        </w:rPr>
+        <w:t xml:space="preserve">width =</w:t>
+      </w:r>
+      <w:r>
+        <w:rPr>
+          <w:rStyle w:val="NormalTok"/>
+        </w:rPr>
+        <w:t xml:space="preserve"> </w:t>
+      </w:r>
+      <w:r>
+        <w:rPr>
+          <w:rStyle w:val="FloatTok"/>
+        </w:rPr>
+        <w:t xml:space="preserve">0.06</w:t>
+      </w:r>
+      <w:r>
+        <w:rPr>
+          <w:rStyle w:val="NormalTok"/>
+        </w:rPr>
+        <w:t xml:space="preserve">) </w:t>
+      </w:r>
+      <w:r>
+        <w:rPr>
+          <w:rStyle w:val="SpecialCharTok"/>
+        </w:rPr>
+        <w:t xml:space="preserve">+</w:t>
+      </w:r>
+      <w:r>
+        <w:br/>
+      </w:r>
+      <w:r>
+        <w:rPr>
+          <w:rStyle w:val="NormalTok"/>
+        </w:rPr>
+        <w:t xml:space="preserve">  ggplot2</w:t>
+      </w:r>
+      <w:r>
+        <w:rPr>
+          <w:rStyle w:val="SpecialCharTok"/>
+        </w:rPr>
+        <w:t xml:space="preserve">::</w:t>
+      </w:r>
+      <w:r>
+        <w:rPr>
+          <w:rStyle w:val="FunctionTok"/>
+        </w:rPr>
+        <w:t xml:space="preserve">facet_wrap</w:t>
+      </w:r>
+      <w:r>
+        <w:rPr>
+          <w:rStyle w:val="NormalTok"/>
+        </w:rPr>
+        <w:t xml:space="preserve">(</w:t>
+      </w:r>
+      <w:r>
+        <w:rPr>
+          <w:rStyle w:val="SpecialCharTok"/>
+        </w:rPr>
+        <w:t xml:space="preserve">~</w:t>
+      </w:r>
+      <w:r>
+        <w:rPr>
+          <w:rStyle w:val="NormalTok"/>
+        </w:rPr>
+        <w:t xml:space="preserve">distribution) </w:t>
+      </w:r>
+      <w:r>
+        <w:rPr>
+          <w:rStyle w:val="SpecialCharTok"/>
+        </w:rPr>
+        <w:t xml:space="preserve">+</w:t>
+      </w:r>
+      <w:r>
+        <w:br/>
+      </w:r>
+      <w:r>
+        <w:rPr>
+          <w:rStyle w:val="NormalTok"/>
+        </w:rPr>
+        <w:t xml:space="preserve">  ggplot2</w:t>
+      </w:r>
+      <w:r>
+        <w:rPr>
+          <w:rStyle w:val="SpecialCharTok"/>
+        </w:rPr>
+        <w:t xml:space="preserve">::</w:t>
+      </w:r>
+      <w:r>
+        <w:rPr>
+          <w:rStyle w:val="FunctionTok"/>
+        </w:rPr>
+        <w:t xml:space="preserve">scale_x_continuous</w:t>
+      </w:r>
+      <w:r>
+        <w:rPr>
+          <w:rStyle w:val="NormalTok"/>
+        </w:rPr>
+        <w:t xml:space="preserve">(</w:t>
+      </w:r>
+      <w:r>
+        <w:rPr>
+          <w:rStyle w:val="AttributeTok"/>
+        </w:rPr>
+        <w:t xml:space="preserve">breaks =</w:t>
+      </w:r>
+      <w:r>
+        <w:rPr>
+          <w:rStyle w:val="NormalTok"/>
+        </w:rPr>
+        <w:t xml:space="preserve"> </w:t>
+      </w:r>
+      <w:r>
+        <w:rPr>
+          <w:rStyle w:val="FunctionTok"/>
+        </w:rPr>
+        <w:t xml:space="preserve">seq</w:t>
+      </w:r>
+      <w:r>
+        <w:rPr>
+          <w:rStyle w:val="NormalTok"/>
+        </w:rPr>
+        <w:t xml:space="preserve">(</w:t>
+      </w:r>
+      <w:r>
+        <w:rPr>
+          <w:rStyle w:val="DecValTok"/>
+        </w:rPr>
+        <w:t xml:space="preserve">0</w:t>
+      </w:r>
+      <w:r>
+        <w:rPr>
+          <w:rStyle w:val="NormalTok"/>
+        </w:rPr>
+        <w:t xml:space="preserve">, </w:t>
+      </w:r>
+      <w:r>
+        <w:rPr>
+          <w:rStyle w:val="DecValTok"/>
+        </w:rPr>
+        <w:t xml:space="preserve">1</w:t>
+      </w:r>
+      <w:r>
+        <w:rPr>
+          <w:rStyle w:val="NormalTok"/>
+        </w:rPr>
+        <w:t xml:space="preserve">, </w:t>
+      </w:r>
+      <w:r>
+        <w:rPr>
+          <w:rStyle w:val="AttributeTok"/>
+        </w:rPr>
+        <w:t xml:space="preserve">by =</w:t>
+      </w:r>
+      <w:r>
+        <w:rPr>
+          <w:rStyle w:val="NormalTok"/>
+        </w:rPr>
+        <w:t xml:space="preserve"> </w:t>
+      </w:r>
+      <w:r>
+        <w:rPr>
+          <w:rStyle w:val="FloatTok"/>
+        </w:rPr>
+        <w:t xml:space="preserve">0.2</w:t>
+      </w:r>
+      <w:r>
+        <w:rPr>
+          <w:rStyle w:val="NormalTok"/>
+        </w:rPr>
+        <w:t xml:space="preserve">)) </w:t>
+      </w:r>
+      <w:r>
+        <w:rPr>
+          <w:rStyle w:val="SpecialCharTok"/>
+        </w:rPr>
+        <w:t xml:space="preserve">+</w:t>
+      </w:r>
+      <w:r>
+        <w:br/>
+      </w:r>
+      <w:r>
+        <w:rPr>
+          <w:rStyle w:val="NormalTok"/>
+        </w:rPr>
+        <w:t xml:space="preserve">  ggplot2</w:t>
+      </w:r>
+      <w:r>
+        <w:rPr>
+          <w:rStyle w:val="SpecialCharTok"/>
+        </w:rPr>
+        <w:t xml:space="preserve">::</w:t>
+      </w:r>
+      <w:r>
+        <w:rPr>
+          <w:rStyle w:val="FunctionTok"/>
+        </w:rPr>
+        <w:t xml:space="preserve">labs</w:t>
+      </w:r>
+      <w:r>
+        <w:rPr>
+          <w:rStyle w:val="NormalTok"/>
+        </w:rPr>
+        <w:t xml:space="preserve">(</w:t>
+      </w:r>
+      <w:r>
+        <w:rPr>
+          <w:rStyle w:val="AttributeTok"/>
+        </w:rPr>
+        <w:t xml:space="preserve">x =</w:t>
+      </w:r>
+      <w:r>
+        <w:rPr>
+          <w:rStyle w:val="NormalTok"/>
+        </w:rPr>
+        <w:t xml:space="preserve"> </w:t>
+      </w:r>
+      <w:r>
+        <w:rPr>
+          <w:rStyle w:val="StringTok"/>
+        </w:rPr>
+        <w:t xml:space="preserve">"success probability"</w:t>
+      </w:r>
+      <w:r>
+        <w:rPr>
+          <w:rStyle w:val="NormalTok"/>
+        </w:rPr>
+        <w:t xml:space="preserve">, </w:t>
+      </w:r>
+      <w:r>
+        <w:rPr>
+          <w:rStyle w:val="AttributeTok"/>
+        </w:rPr>
+        <w:t xml:space="preserve">y =</w:t>
+      </w:r>
+      <w:r>
+        <w:rPr>
+          <w:rStyle w:val="NormalTok"/>
+        </w:rPr>
+        <w:t xml:space="preserve"> </w:t>
+      </w:r>
+      <w:r>
+        <w:rPr>
+          <w:rStyle w:val="StringTok"/>
+        </w:rPr>
+        <w:t xml:space="preserve">"probability"</w:t>
+      </w:r>
+      <w:r>
+        <w:rPr>
+          <w:rStyle w:val="NormalTok"/>
+        </w:rPr>
+        <w:t xml:space="preserve">)</w:t>
+      </w:r>
+    </w:p>
+    <w:tbl>
+      <w:tblPr>
+        <w:tblStyle w:val="Table"/>
+        <w:tblW w:type="pct" w:w="5000"/>
+        <w:tblLayout w:type="fixed"/>
+        <w:tblLook w:firstRow="0" w:lastRow="0" w:firstColumn="0" w:lastColumn="0" w:noHBand="0" w:noVBand="0" w:val="0000"/>
+      </w:tblPr>
+      <w:tblGrid>
+        <w:gridCol w:w="7920"/>
+      </w:tblGrid>
+      <w:tr>
+        <w:tc>
+          <w:tcPr/>
+          <w:bookmarkStart w:id="65" w:name="fig-discrete-prior"/>
+          <w:p>
+            <w:pPr>
+              <w:pStyle w:val="Compact"/>
+              <w:jc w:val="center"/>
+            </w:pPr>
+            <w:r>
+              <w:drawing>
+                <wp:inline>
+                  <wp:extent cx="4620126" cy="3696101"/>
+                  <wp:effectExtent b="0" l="0" r="0" t="0"/>
+                  <wp:docPr descr="" title="" id="63" name="Picture"/>
+                  <a:graphic>
+                    <a:graphicData uri="http://schemas.openxmlformats.org/drawingml/2006/picture">
+                      <pic:pic>
+                        <pic:nvPicPr>
+                          <pic:cNvPr descr="bayesian-inference_files/figure-docx/fig-discrete-prior-1.png" id="64" name="Picture"/>
+                          <pic:cNvPicPr>
+                            <a:picLocks noChangeArrowheads="1" noChangeAspect="1"/>
+                          </pic:cNvPicPr>
+                        </pic:nvPicPr>
+                        <pic:blipFill>
+                          <a:blip r:embed="rId62"/>
+                          <a:stretch>
+                            <a:fillRect/>
+                          </a:stretch>
+                        </pic:blipFill>
+                        <pic:spPr bwMode="auto">
+                          <a:xfrm>
+                            <a:off x="0" y="0"/>
+                            <a:ext cx="4620126" cy="3696101"/>
+                          </a:xfrm>
+                          <a:prstGeom prst="rect">
+                            <a:avLst/>
+                          </a:prstGeom>
+                          <a:noFill/>
+                          <a:ln w="9525">
+                            <a:noFill/>
+                            <a:headEnd/>
+                            <a:tailEnd/>
+                          </a:ln>
+                        </pic:spPr>
+                      </pic:pic>
+                    </a:graphicData>
+                  </a:graphic>
+                </wp:inline>
+              </w:drawing>
+            </w:r>
+          </w:p>
+          <w:p>
+            <w:pPr>
+              <w:jc w:val="center"/>
+            </w:pPr>
+            <w:pPr>
+              <w:jc w:val="left"/>
+              <w:spacing w:before="200"/>
+              <w:pStyle w:val="ImageCaption"/>
+            </w:pPr>
+            <w:r>
+              <w:t xml:space="preserve">Figure 3: Prior and posterior probabilities on the grid of values of the success probability, after 8 successes in 10 trials.</w:t>
+            </w:r>
+          </w:p>
+          <w:bookmarkEnd w:id="65"/>
+        </w:tc>
+      </w:tr>
+    </w:tbl>
+    <w:p>
+      <w:pPr>
+        <w:pStyle w:val="BodyText"/>
+      </w:pPr>
+      <w:r>
+        <w:t xml:space="preserve">To get an interval, accumulate the posterior probabilities</w:t>
+      </w:r>
+      <w:r>
+        <w:t xml:space="preserve"> </w:t>
+      </w:r>
+      <w:r>
+        <w:t xml:space="preserve">from the bottom of the grid.</w:t>
+      </w:r>
+      <w:r>
+        <w:t xml:space="preserve"> </w:t>
+      </w:r>
+      <w:r>
+        <w:t xml:space="preserve">For each grid value</w:t>
+      </w:r>
+      <w:r>
+        <w:t xml:space="preserve"> </w:t>
+      </w:r>
+      <m:oMath>
+        <m:sSub>
+          <m:e>
+            <m:r>
+              <m:t>π</m:t>
+            </m:r>
+          </m:e>
+          <m:sub>
+            <m:r>
+              <m:t>j</m:t>
+            </m:r>
+          </m:sub>
+        </m:sSub>
+      </m:oMath>
+      <w:r>
+        <w:t xml:space="preserve">,</w:t>
+      </w:r>
+      <w:r>
+        <w:t xml:space="preserve"> </w:t>
+      </w:r>
+      <w:r>
+        <w:t xml:space="preserve">the upper-tail probability</w:t>
+      </w:r>
+      <w:r>
+        <w:t xml:space="preserve"> </w:t>
+      </w:r>
+      <m:oMath>
+        <m:r>
+          <m:rPr>
+            <m:sty m:val="p"/>
+          </m:rPr>
+          <m:t>Pr</m:t>
+        </m:r>
+        <m:r>
+          <m:rPr>
+            <m:sty m:val="p"/>
+          </m:rPr>
+          <m:t>(</m:t>
+        </m:r>
+        <m:r>
+          <m:t>π</m:t>
+        </m:r>
+        <m:r>
+          <m:rPr>
+            <m:sty m:val="p"/>
+          </m:rPr>
+          <m:t>&gt;</m:t>
+        </m:r>
+        <m:sSub>
+          <m:e>
+            <m:r>
+              <m:t>π</m:t>
+            </m:r>
+          </m:e>
+          <m:sub>
+            <m:r>
+              <m:t>j</m:t>
+            </m:r>
+          </m:sub>
+        </m:sSub>
+        <m:r>
+          <m:rPr>
+            <m:sty m:val="p"/>
+          </m:rPr>
+          <m:t>∣</m:t>
+        </m:r>
+        <m:r>
+          <m:t>x</m:t>
+        </m:r>
+        <m:r>
+          <m:rPr>
+            <m:sty m:val="p"/>
+          </m:rPr>
+          <m:t>=</m:t>
+        </m:r>
+        <m:r>
+          <m:t>8</m:t>
+        </m:r>
+        <m:r>
+          <m:rPr>
+            <m:sty m:val="p"/>
+          </m:rPr>
+          <m:t>)</m:t>
+        </m:r>
+      </m:oMath>
+      <w:r>
+        <w:t xml:space="preserve"> </w:t>
+      </w:r>
+      <w:r>
+        <w:t xml:space="preserve">is one minus the cumulative probability up to and including</w:t>
+      </w:r>
+      <w:r>
+        <w:t xml:space="preserve"> </w:t>
+      </w:r>
+      <m:oMath>
+        <m:sSub>
+          <m:e>
+            <m:r>
+              <m:t>π</m:t>
+            </m:r>
+          </m:e>
+          <m:sub>
+            <m:r>
+              <m:t>j</m:t>
+            </m:r>
+          </m:sub>
+        </m:sSub>
+      </m:oMath>
+      <w:r>
+        <w:t xml:space="preserve">.</w:t>
+      </w:r>
+    </w:p>
+    <w:p>
+      <w:pPr>
+        <w:pStyle w:val="SourceCode"/>
+      </w:pPr>
+      <w:r>
+        <w:rPr>
+          <w:rStyle w:val="NormalTok"/>
+        </w:rPr>
+        <w:t xml:space="preserve">discrete_post</w:t>
+      </w:r>
+      <w:r>
+        <w:rPr>
+          <w:rStyle w:val="SpecialCharTok"/>
+        </w:rPr>
+        <w:t xml:space="preserve">$</w:t>
+      </w:r>
+      <w:r>
+        <w:rPr>
+          <w:rStyle w:val="NormalTok"/>
+        </w:rPr>
+        <w:t xml:space="preserve">cum_posterior </w:t>
+      </w:r>
+      <w:r>
+        <w:rPr>
+          <w:rStyle w:val="OtherTok"/>
+        </w:rPr>
+        <w:t xml:space="preserve">&lt;-</w:t>
+      </w:r>
+      <w:r>
+        <w:rPr>
+          <w:rStyle w:val="NormalTok"/>
+        </w:rPr>
+        <w:t xml:space="preserve"> </w:t>
+      </w:r>
+      <w:r>
+        <w:rPr>
+          <w:rStyle w:val="FunctionTok"/>
+        </w:rPr>
+        <w:t xml:space="preserve">cumsum</w:t>
+      </w:r>
+      <w:r>
+        <w:rPr>
+          <w:rStyle w:val="NormalTok"/>
+        </w:rPr>
+        <w:t xml:space="preserve">(discrete_post</w:t>
+      </w:r>
+      <w:r>
+        <w:rPr>
+          <w:rStyle w:val="SpecialCharTok"/>
+        </w:rPr>
+        <w:t xml:space="preserve">$</w:t>
+      </w:r>
+      <w:r>
+        <w:rPr>
+          <w:rStyle w:val="NormalTok"/>
+        </w:rPr>
+        <w:t xml:space="preserve">posterior)</w:t>
+      </w:r>
+      <w:r>
+        <w:br/>
+      </w:r>
+      <w:r>
+        <w:rPr>
+          <w:rStyle w:val="NormalTok"/>
+        </w:rPr>
+        <w:t xml:space="preserve">discrete_post</w:t>
+      </w:r>
+      <w:r>
+        <w:rPr>
+          <w:rStyle w:val="SpecialCharTok"/>
+        </w:rPr>
+        <w:t xml:space="preserve">$</w:t>
+      </w:r>
+      <w:r>
+        <w:rPr>
+          <w:rStyle w:val="NormalTok"/>
+        </w:rPr>
+        <w:t xml:space="preserve">upper_tail </w:t>
+      </w:r>
+      <w:r>
+        <w:rPr>
+          <w:rStyle w:val="OtherTok"/>
+        </w:rPr>
+        <w:t xml:space="preserve">&lt;-</w:t>
+      </w:r>
+      <w:r>
+        <w:rPr>
+          <w:rStyle w:val="NormalTok"/>
+        </w:rPr>
+        <w:t xml:space="preserve"> </w:t>
+      </w:r>
+      <w:r>
+        <w:rPr>
+          <w:rStyle w:val="DecValTok"/>
+        </w:rPr>
+        <w:t xml:space="preserve">1</w:t>
+      </w:r>
+      <w:r>
+        <w:rPr>
+          <w:rStyle w:val="NormalTok"/>
+        </w:rPr>
+        <w:t xml:space="preserve"> </w:t>
+      </w:r>
+      <w:r>
+        <w:rPr>
+          <w:rStyle w:val="SpecialCharTok"/>
+        </w:rPr>
+        <w:t xml:space="preserve">-</w:t>
+      </w:r>
+      <w:r>
+        <w:rPr>
+          <w:rStyle w:val="NormalTok"/>
+        </w:rPr>
+        <w:t xml:space="preserve"> discrete_post</w:t>
+      </w:r>
+      <w:r>
+        <w:rPr>
+          <w:rStyle w:val="SpecialCharTok"/>
+        </w:rPr>
+        <w:t xml:space="preserve">$</w:t>
+      </w:r>
+      <w:r>
+        <w:rPr>
+          <w:rStyle w:val="NormalTok"/>
+        </w:rPr>
+        <w:t xml:space="preserve">cum_posterior</w:t>
+      </w:r>
+      <w:r>
+        <w:br/>
+      </w:r>
+      <w:r>
+        <w:br/>
+      </w:r>
+      <w:r>
+        <w:rPr>
+          <w:rStyle w:val="NormalTok"/>
+        </w:rPr>
+        <w:t xml:space="preserve">lower_bound </w:t>
+      </w:r>
+      <w:r>
+        <w:rPr>
+          <w:rStyle w:val="OtherTok"/>
+        </w:rPr>
+        <w:t xml:space="preserve">&lt;-</w:t>
+      </w:r>
+      <w:r>
+        <w:rPr>
+          <w:rStyle w:val="NormalTok"/>
+        </w:rPr>
+        <w:t xml:space="preserve"> </w:t>
+      </w:r>
+      <w:r>
+        <w:rPr>
+          <w:rStyle w:val="FunctionTok"/>
+        </w:rPr>
+        <w:t xml:space="preserve">max</w:t>
+      </w:r>
+      <w:r>
+        <w:rPr>
+          <w:rStyle w:val="NormalTok"/>
+        </w:rPr>
+        <w:t xml:space="preserve">(discrete_post</w:t>
+      </w:r>
+      <w:r>
+        <w:rPr>
+          <w:rStyle w:val="SpecialCharTok"/>
+        </w:rPr>
+        <w:t xml:space="preserve">$</w:t>
+      </w:r>
+      <w:r>
+        <w:rPr>
+          <w:rStyle w:val="NormalTok"/>
+        </w:rPr>
+        <w:t xml:space="preserve">prob[discrete_post</w:t>
+      </w:r>
+      <w:r>
+        <w:rPr>
+          <w:rStyle w:val="SpecialCharTok"/>
+        </w:rPr>
+        <w:t xml:space="preserve">$</w:t>
+      </w:r>
+      <w:r>
+        <w:rPr>
+          <w:rStyle w:val="NormalTok"/>
+        </w:rPr>
+        <w:t xml:space="preserve">upper_tail </w:t>
+      </w:r>
+      <w:r>
+        <w:rPr>
+          <w:rStyle w:val="SpecialCharTok"/>
+        </w:rPr>
+        <w:t xml:space="preserve">&gt;=</w:t>
+      </w:r>
+      <w:r>
+        <w:rPr>
+          <w:rStyle w:val="NormalTok"/>
+        </w:rPr>
+        <w:t xml:space="preserve"> </w:t>
+      </w:r>
+      <w:r>
+        <w:rPr>
+          <w:rStyle w:val="FloatTok"/>
+        </w:rPr>
+        <w:t xml:space="preserve">0.95</w:t>
+      </w:r>
+      <w:r>
+        <w:rPr>
+          <w:rStyle w:val="NormalTok"/>
+        </w:rPr>
+        <w:t xml:space="preserve">])</w:t>
+      </w:r>
+      <w:r>
+        <w:br/>
+      </w:r>
+      <w:r>
+        <w:rPr>
+          <w:rStyle w:val="NormalTok"/>
+        </w:rPr>
+        <w:t xml:space="preserve">tail_at_bound </w:t>
+      </w:r>
+      <w:r>
+        <w:rPr>
+          <w:rStyle w:val="OtherTok"/>
+        </w:rPr>
+        <w:t xml:space="preserve">&lt;-</w:t>
+      </w:r>
+      <w:r>
+        <w:rPr>
+          <w:rStyle w:val="NormalTok"/>
+        </w:rPr>
+        <w:t xml:space="preserve"> discrete_post</w:t>
+      </w:r>
+      <w:r>
+        <w:rPr>
+          <w:rStyle w:val="SpecialCharTok"/>
+        </w:rPr>
+        <w:t xml:space="preserve">$</w:t>
+      </w:r>
+      <w:r>
+        <w:rPr>
+          <w:rStyle w:val="NormalTok"/>
+        </w:rPr>
+        <w:t xml:space="preserve">upper_tail[discrete_post</w:t>
+      </w:r>
+      <w:r>
+        <w:rPr>
+          <w:rStyle w:val="SpecialCharTok"/>
+        </w:rPr>
+        <w:t xml:space="preserve">$</w:t>
+      </w:r>
+      <w:r>
+        <w:rPr>
+          <w:rStyle w:val="NormalTok"/>
+        </w:rPr>
+        <w:t xml:space="preserve">prob </w:t>
+      </w:r>
+      <w:r>
+        <w:rPr>
+          <w:rStyle w:val="SpecialCharTok"/>
+        </w:rPr>
+        <w:t xml:space="preserve">==</w:t>
+      </w:r>
+      <w:r>
+        <w:rPr>
+          <w:rStyle w:val="NormalTok"/>
+        </w:rPr>
+        <w:t xml:space="preserve"> lower_bound]</w:t>
+      </w:r>
+      <w:r>
+        <w:br/>
+      </w:r>
+      <w:r>
+        <w:br/>
+      </w:r>
+      <w:r>
+        <w:rPr>
+          <w:rStyle w:val="NormalTok"/>
+        </w:rPr>
+        <w:t xml:space="preserve">knitr</w:t>
+      </w:r>
+      <w:r>
+        <w:rPr>
+          <w:rStyle w:val="SpecialCharTok"/>
+        </w:rPr>
+        <w:t xml:space="preserve">::</w:t>
+      </w:r>
+      <w:r>
+        <w:rPr>
+          <w:rStyle w:val="FunctionTok"/>
+        </w:rPr>
+        <w:t xml:space="preserve">kable</w:t>
+      </w:r>
+      <w:r>
+        <w:rPr>
+          <w:rStyle w:val="NormalTok"/>
+        </w:rPr>
+        <w:t xml:space="preserve">(</w:t>
+      </w:r>
+      <w:r>
+        <w:br/>
+      </w:r>
+      <w:r>
+        <w:rPr>
+          <w:rStyle w:val="NormalTok"/>
+        </w:rPr>
+        <w:t xml:space="preserve">  discrete_post[, </w:t>
+      </w:r>
+      <w:r>
+        <w:rPr>
+          <w:rStyle w:val="FunctionTok"/>
+        </w:rPr>
+        <w:t xml:space="preserve">c</w:t>
+      </w:r>
+      <w:r>
+        <w:rPr>
+          <w:rStyle w:val="NormalTok"/>
+        </w:rPr>
+        <w:t xml:space="preserve">(</w:t>
+      </w:r>
+      <w:r>
+        <w:rPr>
+          <w:rStyle w:val="StringTok"/>
+        </w:rPr>
+        <w:t xml:space="preserve">"prob"</w:t>
+      </w:r>
+      <w:r>
+        <w:rPr>
+          <w:rStyle w:val="NormalTok"/>
+        </w:rPr>
+        <w:t xml:space="preserve">, </w:t>
+      </w:r>
+      <w:r>
+        <w:rPr>
+          <w:rStyle w:val="StringTok"/>
+        </w:rPr>
+        <w:t xml:space="preserve">"posterior"</w:t>
+      </w:r>
+      <w:r>
+        <w:rPr>
+          <w:rStyle w:val="NormalTok"/>
+        </w:rPr>
+        <w:t xml:space="preserve">, </w:t>
+      </w:r>
+      <w:r>
+        <w:rPr>
+          <w:rStyle w:val="StringTok"/>
+        </w:rPr>
+        <w:t xml:space="preserve">"cum_posterior"</w:t>
+      </w:r>
+      <w:r>
+        <w:rPr>
+          <w:rStyle w:val="NormalTok"/>
+        </w:rPr>
+        <w:t xml:space="preserve">, </w:t>
+      </w:r>
+      <w:r>
+        <w:rPr>
+          <w:rStyle w:val="StringTok"/>
+        </w:rPr>
+        <w:t xml:space="preserve">"upper_tail"</w:t>
+      </w:r>
+      <w:r>
+        <w:rPr>
+          <w:rStyle w:val="NormalTok"/>
+        </w:rPr>
+        <w:t xml:space="preserve">)],</w:t>
+      </w:r>
+      <w:r>
+        <w:br/>
+      </w:r>
+      <w:r>
+        <w:rPr>
+          <w:rStyle w:val="NormalTok"/>
+        </w:rPr>
+        <w:t xml:space="preserve">  </w:t>
+      </w:r>
+      <w:r>
+        <w:rPr>
+          <w:rStyle w:val="AttributeTok"/>
+        </w:rPr>
+        <w:t xml:space="preserve">digits =</w:t>
+      </w:r>
+      <w:r>
+        <w:rPr>
+          <w:rStyle w:val="NormalTok"/>
+        </w:rPr>
+        <w:t xml:space="preserve"> </w:t>
+      </w:r>
+      <w:r>
+        <w:rPr>
+          <w:rStyle w:val="DecValTok"/>
+        </w:rPr>
+        <w:t xml:space="preserve">4</w:t>
+      </w:r>
+      <w:r>
+        <w:br/>
+      </w:r>
+      <w:r>
+        <w:rPr>
+          <w:rStyle w:val="NormalTok"/>
+        </w:rPr>
+        <w:t xml:space="preserve">)</w:t>
+      </w:r>
+    </w:p>
+    <w:tbl>
+      <w:tblPr>
+        <w:tblStyle w:val="Table"/>
+        <w:tblW w:type="auto" w:w="0"/>
+        <w:tblLook w:firstRow="1" w:lastRow="0" w:firstColumn="0" w:lastColumn="0" w:noHBand="0" w:noVBand="0" w:val="0020"/>
+      </w:tblPr>
+      <w:tblGrid>
+        <w:gridCol w:w="1980"/>
+        <w:gridCol w:w="1980"/>
+        <w:gridCol w:w="1980"/>
+        <w:gridCol w:w="1980"/>
+      </w:tblGrid>
+      <w:tr>
+        <w:trPr>
+          <w:tblHeader w:val="on"/>
+        </w:trPr>
+        <w:tc>
+          <w:tcPr/>
+          <w:p>
+            <w:pPr>
+              <w:pStyle w:val="Compact"/>
+              <w:jc w:val="right"/>
+            </w:pPr>
+            <w:r>
+              <w:t xml:space="preserve">prob</w:t>
+            </w:r>
+          </w:p>
+        </w:tc>
+        <w:tc>
+          <w:tcPr/>
+          <w:p>
+            <w:pPr>
+              <w:pStyle w:val="Compact"/>
+              <w:jc w:val="right"/>
+            </w:pPr>
+            <w:r>
+              <w:t xml:space="preserve">posterior</w:t>
+            </w:r>
+          </w:p>
+        </w:tc>
+        <w:tc>
+          <w:tcPr/>
+          <w:p>
+            <w:pPr>
+              <w:pStyle w:val="Compact"/>
+              <w:jc w:val="right"/>
+            </w:pPr>
+            <w:r>
+              <w:t xml:space="preserve">cum_posterior</w:t>
+            </w:r>
+          </w:p>
+        </w:tc>
+        <w:tc>
+          <w:tcPr/>
+          <w:p>
+            <w:pPr>
+              <w:pStyle w:val="Compact"/>
+              <w:jc w:val="right"/>
+            </w:pPr>
+            <w:r>
+              <w:t xml:space="preserve">upper_tail</w:t>
+            </w:r>
+          </w:p>
+        </w:tc>
+      </w:tr>
+      <w:tr>
+        <w:tc>
+          <w:tcPr/>
+          <w:p>
+            <w:pPr>
+              <w:pStyle w:val="Compact"/>
+              <w:jc w:val="right"/>
+            </w:pPr>
+            <w:r>
+              <w:t xml:space="preserve">0.0</w:t>
+            </w:r>
+          </w:p>
+        </w:tc>
+        <w:tc>
+          <w:tcPr/>
+          <w:p>
+            <w:pPr>
+              <w:pStyle w:val="Compact"/>
+              <w:jc w:val="right"/>
+            </w:pPr>
+            <w:r>
+              <w:t xml:space="preserve">0.0000</w:t>
+            </w:r>
+          </w:p>
+        </w:tc>
+        <w:tc>
+          <w:tcPr/>
+          <w:p>
+            <w:pPr>
+              <w:pStyle w:val="Compact"/>
+              <w:jc w:val="right"/>
+            </w:pPr>
+            <w:r>
+              <w:t xml:space="preserve">0.0000</w:t>
+            </w:r>
+          </w:p>
+        </w:tc>
+        <w:tc>
+          <w:tcPr/>
+          <w:p>
+            <w:pPr>
+              <w:pStyle w:val="Compact"/>
+              <w:jc w:val="right"/>
+            </w:pPr>
+            <w:r>
+              <w:t xml:space="preserve">1.0000</w:t>
+            </w:r>
+          </w:p>
+        </w:tc>
+      </w:tr>
+      <w:tr>
+        <w:tc>
+          <w:tcPr/>
+          <w:p>
+            <w:pPr>
+              <w:pStyle w:val="Compact"/>
+              <w:jc w:val="right"/>
+            </w:pPr>
+            <w:r>
+              <w:t xml:space="preserve">0.1</w:t>
+            </w:r>
+          </w:p>
+        </w:tc>
+        <w:tc>
+          <w:tcPr/>
+          <w:p>
+            <w:pPr>
+              <w:pStyle w:val="Compact"/>
+              <w:jc w:val="right"/>
+            </w:pPr>
+            <w:r>
+              <w:t xml:space="preserve">0.0000</w:t>
+            </w:r>
+          </w:p>
+        </w:tc>
+        <w:tc>
+          <w:tcPr/>
+          <w:p>
+            <w:pPr>
+              <w:pStyle w:val="Compact"/>
+              <w:jc w:val="right"/>
+            </w:pPr>
+            <w:r>
+              <w:t xml:space="preserve">0.0000</w:t>
+            </w:r>
+          </w:p>
+        </w:tc>
+        <w:tc>
+          <w:tcPr/>
+          <w:p>
+            <w:pPr>
+              <w:pStyle w:val="Compact"/>
+              <w:jc w:val="right"/>
+            </w:pPr>
+            <w:r>
+              <w:t xml:space="preserve">1.0000</w:t>
+            </w:r>
+          </w:p>
+        </w:tc>
+      </w:tr>
+      <w:tr>
+        <w:tc>
+          <w:tcPr/>
+          <w:p>
+            <w:pPr>
+              <w:pStyle w:val="Compact"/>
+              <w:jc w:val="right"/>
+            </w:pPr>
+            <w:r>
+              <w:t xml:space="preserve">0.2</w:t>
+            </w:r>
+          </w:p>
+        </w:tc>
+        <w:tc>
+          <w:tcPr/>
+          <w:p>
+            <w:pPr>
+              <w:pStyle w:val="Compact"/>
+              <w:jc w:val="right"/>
+            </w:pPr>
+            <w:r>
+              <w:t xml:space="preserve">0.0001</w:t>
+            </w:r>
+          </w:p>
+        </w:tc>
+        <w:tc>
+          <w:tcPr/>
+          <w:p>
+            <w:pPr>
+              <w:pStyle w:val="Compact"/>
+              <w:jc w:val="right"/>
+            </w:pPr>
+            <w:r>
+              <w:t xml:space="preserve">0.0001</w:t>
+            </w:r>
+          </w:p>
+        </w:tc>
+        <w:tc>
+          <w:tcPr/>
+          <w:p>
+            <w:pPr>
+              <w:pStyle w:val="Compact"/>
+              <w:jc w:val="right"/>
+            </w:pPr>
+            <w:r>
+              <w:t xml:space="preserve">0.9999</w:t>
+            </w:r>
+          </w:p>
+        </w:tc>
+      </w:tr>
+      <w:tr>
+        <w:tc>
+          <w:tcPr/>
+          <w:p>
+            <w:pPr>
+              <w:pStyle w:val="Compact"/>
+              <w:jc w:val="right"/>
+            </w:pPr>
+            <w:r>
+              <w:t xml:space="preserve">0.3</w:t>
+            </w:r>
+          </w:p>
+        </w:tc>
+        <w:tc>
+          <w:tcPr/>
+          <w:p>
+            <w:pPr>
+              <w:pStyle w:val="Compact"/>
+              <w:jc w:val="right"/>
+            </w:pPr>
+            <w:r>
+              <w:t xml:space="preserve">0.0016</w:t>
+            </w:r>
+          </w:p>
+        </w:tc>
+        <w:tc>
+          <w:tcPr/>
+          <w:p>
+            <w:pPr>
+              <w:pStyle w:val="Compact"/>
+              <w:jc w:val="right"/>
+            </w:pPr>
+            <w:r>
+              <w:t xml:space="preserve">0.0017</w:t>
+            </w:r>
+          </w:p>
+        </w:tc>
+        <w:tc>
+          <w:tcPr/>
+          <w:p>
+            <w:pPr>
+              <w:pStyle w:val="Compact"/>
+              <w:jc w:val="right"/>
+            </w:pPr>
+            <w:r>
+              <w:t xml:space="preserve">0.9983</w:t>
+            </w:r>
+          </w:p>
+        </w:tc>
+      </w:tr>
+      <w:tr>
+        <w:tc>
+          <w:tcPr/>
+          <w:p>
+            <w:pPr>
+              <w:pStyle w:val="Compact"/>
+              <w:jc w:val="right"/>
+            </w:pPr>
+            <w:r>
+              <w:t xml:space="preserve">0.4</w:t>
+            </w:r>
+          </w:p>
+        </w:tc>
+        <w:tc>
+          <w:tcPr/>
+          <w:p>
+            <w:pPr>
+              <w:pStyle w:val="Compact"/>
+              <w:jc w:val="right"/>
+            </w:pPr>
+            <w:r>
+              <w:t xml:space="preserve">0.0117</w:t>
+            </w:r>
+          </w:p>
+        </w:tc>
+        <w:tc>
+          <w:tcPr/>
+          <w:p>
+            <w:pPr>
+              <w:pStyle w:val="Compact"/>
+              <w:jc w:val="right"/>
+            </w:pPr>
+            <w:r>
+              <w:t xml:space="preserve">0.0134</w:t>
+            </w:r>
+          </w:p>
+        </w:tc>
+        <w:tc>
+          <w:tcPr/>
+          <w:p>
+            <w:pPr>
+              <w:pStyle w:val="Compact"/>
+              <w:jc w:val="right"/>
+            </w:pPr>
+            <w:r>
+              <w:t xml:space="preserve">0.9866</w:t>
+            </w:r>
+          </w:p>
+        </w:tc>
+      </w:tr>
+      <w:tr>
+        <w:tc>
+          <w:tcPr/>
+          <w:p>
+            <w:pPr>
+              <w:pStyle w:val="Compact"/>
+              <w:jc w:val="right"/>
+            </w:pPr>
+            <w:r>
+              <w:t xml:space="preserve">0.5</w:t>
+            </w:r>
+          </w:p>
+        </w:tc>
+        <w:tc>
+          <w:tcPr/>
+          <w:p>
+            <w:pPr>
+              <w:pStyle w:val="Compact"/>
+              <w:jc w:val="right"/>
+            </w:pPr>
+            <w:r>
+              <w:t xml:space="preserve">0.0485</w:t>
+            </w:r>
+          </w:p>
+        </w:tc>
+        <w:tc>
+          <w:tcPr/>
+          <w:p>
+            <w:pPr>
+              <w:pStyle w:val="Compact"/>
+              <w:jc w:val="right"/>
+            </w:pPr>
+            <w:r>
+              <w:t xml:space="preserve">0.0619</w:t>
+            </w:r>
+          </w:p>
+        </w:tc>
+        <w:tc>
+          <w:tcPr/>
+          <w:p>
+            <w:pPr>
+              <w:pStyle w:val="Compact"/>
+              <w:jc w:val="right"/>
+            </w:pPr>
+            <w:r>
+              <w:t xml:space="preserve">0.9381</w:t>
+            </w:r>
+          </w:p>
+        </w:tc>
+      </w:tr>
+      <w:tr>
+        <w:tc>
+          <w:tcPr/>
+          <w:p>
+            <w:pPr>
+              <w:pStyle w:val="Compact"/>
+              <w:jc w:val="right"/>
+            </w:pPr>
+            <w:r>
+              <w:t xml:space="preserve">0.6</w:t>
+            </w:r>
+          </w:p>
+        </w:tc>
+        <w:tc>
+          <w:tcPr/>
+          <w:p>
+            <w:pPr>
+              <w:pStyle w:val="Compact"/>
+              <w:jc w:val="right"/>
+            </w:pPr>
+            <w:r>
+              <w:t xml:space="preserve">0.1335</w:t>
+            </w:r>
+          </w:p>
+        </w:tc>
+        <w:tc>
+          <w:tcPr/>
+          <w:p>
+            <w:pPr>
+              <w:pStyle w:val="Compact"/>
+              <w:jc w:val="right"/>
+            </w:pPr>
+            <w:r>
+              <w:t xml:space="preserve">0.1953</w:t>
+            </w:r>
+          </w:p>
+        </w:tc>
+        <w:tc>
+          <w:tcPr/>
+          <w:p>
+            <w:pPr>
+              <w:pStyle w:val="Compact"/>
+              <w:jc w:val="right"/>
+            </w:pPr>
+            <w:r>
+              <w:t xml:space="preserve">0.8047</w:t>
+            </w:r>
+          </w:p>
+        </w:tc>
+      </w:tr>
+      <w:tr>
+        <w:tc>
+          <w:tcPr/>
+          <w:p>
+            <w:pPr>
+              <w:pStyle w:val="Compact"/>
+              <w:jc w:val="right"/>
+            </w:pPr>
+            <w:r>
+              <w:t xml:space="preserve">0.7</w:t>
+            </w:r>
+          </w:p>
+        </w:tc>
+        <w:tc>
+          <w:tcPr/>
+          <w:p>
+            <w:pPr>
+              <w:pStyle w:val="Compact"/>
+              <w:jc w:val="right"/>
+            </w:pPr>
+            <w:r>
+              <w:t xml:space="preserve">0.2576</w:t>
+            </w:r>
+          </w:p>
+        </w:tc>
+        <w:tc>
+          <w:tcPr/>
+          <w:p>
+            <w:pPr>
+              <w:pStyle w:val="Compact"/>
+              <w:jc w:val="right"/>
+            </w:pPr>
+            <w:r>
+              <w:t xml:space="preserve">0.4530</w:t>
+            </w:r>
+          </w:p>
+        </w:tc>
+        <w:tc>
+          <w:tcPr/>
+          <w:p>
+            <w:pPr>
+              <w:pStyle w:val="Compact"/>
+              <w:jc w:val="right"/>
+            </w:pPr>
+            <w:r>
+              <w:t xml:space="preserve">0.5470</w:t>
+            </w:r>
+          </w:p>
+        </w:tc>
+      </w:tr>
+      <w:tr>
+        <w:tc>
+          <w:tcPr/>
+          <w:p>
+            <w:pPr>
+              <w:pStyle w:val="Compact"/>
+              <w:jc w:val="right"/>
+            </w:pPr>
+            <w:r>
+              <w:t xml:space="preserve">0.8</w:t>
+            </w:r>
+          </w:p>
+        </w:tc>
+        <w:tc>
+          <w:tcPr/>
+          <w:p>
+            <w:pPr>
+              <w:pStyle w:val="Compact"/>
+              <w:jc w:val="right"/>
+            </w:pPr>
+            <w:r>
+              <w:t xml:space="preserve">0.3333</w:t>
+            </w:r>
+          </w:p>
+        </w:tc>
+        <w:tc>
+          <w:tcPr/>
+          <w:p>
+            <w:pPr>
+              <w:pStyle w:val="Compact"/>
+              <w:jc w:val="right"/>
+            </w:pPr>
+            <w:r>
+              <w:t xml:space="preserve">0.7862</w:t>
+            </w:r>
+          </w:p>
+        </w:tc>
+        <w:tc>
+          <w:tcPr/>
+          <w:p>
+            <w:pPr>
+              <w:pStyle w:val="Compact"/>
+              <w:jc w:val="right"/>
+            </w:pPr>
+            <w:r>
+              <w:t xml:space="preserve">0.2138</w:t>
+            </w:r>
+          </w:p>
+        </w:tc>
+      </w:tr>
+      <w:tr>
+        <w:tc>
+          <w:tcPr/>
+          <w:p>
+            <w:pPr>
+              <w:pStyle w:val="Compact"/>
+              <w:jc w:val="right"/>
+            </w:pPr>
+            <w:r>
+              <w:t xml:space="preserve">0.9</w:t>
+            </w:r>
+          </w:p>
+        </w:tc>
+        <w:tc>
+          <w:tcPr/>
+          <w:p>
+            <w:pPr>
+              <w:pStyle w:val="Compact"/>
+              <w:jc w:val="right"/>
+            </w:pPr>
+            <w:r>
+              <w:t xml:space="preserve">0.2138</w:t>
+            </w:r>
+          </w:p>
+        </w:tc>
+        <w:tc>
+          <w:tcPr/>
+          <w:p>
+            <w:pPr>
+              <w:pStyle w:val="Compact"/>
+              <w:jc w:val="right"/>
+            </w:pPr>
+            <w:r>
+              <w:t xml:space="preserve">1.0000</w:t>
+            </w:r>
+          </w:p>
+        </w:tc>
+        <w:tc>
+          <w:tcPr/>
+          <w:p>
+            <w:pPr>
+              <w:pStyle w:val="Compact"/>
+              <w:jc w:val="right"/>
+            </w:pPr>
+            <w:r>
+              <w:t xml:space="preserve">0.0000</w:t>
+            </w:r>
+          </w:p>
+        </w:tc>
+      </w:tr>
+      <w:tr>
+        <w:tc>
+          <w:tcPr/>
+          <w:p>
+            <w:pPr>
+              <w:pStyle w:val="Compact"/>
+              <w:jc w:val="right"/>
+            </w:pPr>
+            <w:r>
+              <w:t xml:space="preserve">1.0</w:t>
+            </w:r>
+          </w:p>
+        </w:tc>
+        <w:tc>
+          <w:tcPr/>
+          <w:p>
+            <w:pPr>
+              <w:pStyle w:val="Compact"/>
+              <w:jc w:val="right"/>
+            </w:pPr>
+            <w:r>
+              <w:t xml:space="preserve">0.0000</w:t>
+            </w:r>
+          </w:p>
+        </w:tc>
+        <w:tc>
+          <w:tcPr/>
+          <w:p>
+            <w:pPr>
+              <w:pStyle w:val="Compact"/>
+              <w:jc w:val="right"/>
+            </w:pPr>
+            <w:r>
+              <w:t xml:space="preserve">1.0000</w:t>
+            </w:r>
+          </w:p>
+        </w:tc>
+        <w:tc>
+          <w:tcPr/>
+          <w:p>
+            <w:pPr>
+              <w:pStyle w:val="Compact"/>
+              <w:jc w:val="right"/>
+            </w:pPr>
+            <w:r>
+              <w:t xml:space="preserve">0.0000</w:t>
+            </w:r>
+          </w:p>
+        </w:tc>
+      </w:tr>
+    </w:tbl>
+    <w:p>
+      <w:pPr>
+        <w:pStyle w:val="BodyText"/>
+      </w:pPr>
+      <w:r>
+        <w:t xml:space="preserve">The largest grid value whose upper-tail probability is still at least 0.95</w:t>
+      </w:r>
+      <w:r>
+        <w:t xml:space="preserve"> </w:t>
+      </w:r>
+      <w:r>
+        <w:t xml:space="preserve">is</w:t>
+      </w:r>
+      <w:r>
+        <w:t xml:space="preserve"> </w:t>
+      </w:r>
+      <m:oMath>
+        <m:r>
+          <m:t>π</m:t>
+        </m:r>
+        <m:r>
+          <m:rPr>
+            <m:sty m:val="p"/>
+          </m:rPr>
+          <m:t>=</m:t>
+        </m:r>
+      </m:oMath>
+      <w:r>
+        <w:t xml:space="preserve"> </w:t>
+      </w:r>
+      <w:r>
+        <w:t xml:space="preserve">0.4.</w:t>
+      </w:r>
+      <w:r>
+        <w:t xml:space="preserve"> </w:t>
+      </w:r>
+      <w:r>
+        <w:t xml:space="preserve">So</w:t>
+      </w:r>
+      <w:r>
+        <w:t xml:space="preserve"> </w:t>
+      </w:r>
+      <m:oMath>
+        <m:r>
+          <m:rPr>
+            <m:sty m:val="p"/>
+          </m:rPr>
+          <m:t>Pr</m:t>
+        </m:r>
+        <m:r>
+          <m:rPr>
+            <m:sty m:val="p"/>
+          </m:rPr>
+          <m:t>(</m:t>
+        </m:r>
+        <m:r>
+          <m:t>π</m:t>
+        </m:r>
+        <m:r>
+          <m:rPr>
+            <m:sty m:val="p"/>
+          </m:rPr>
+          <m:t>&gt;</m:t>
+        </m:r>
+        <m:r>
+          <m:t>0.4</m:t>
+        </m:r>
+        <m:r>
+          <m:rPr>
+            <m:sty m:val="p"/>
+          </m:rPr>
+          <m:t>∣</m:t>
+        </m:r>
+        <m:r>
+          <m:t>x</m:t>
+        </m:r>
+        <m:r>
+          <m:rPr>
+            <m:sty m:val="p"/>
+          </m:rPr>
+          <m:t>=</m:t>
+        </m:r>
+        <m:r>
+          <m:t>8</m:t>
+        </m:r>
+        <m:r>
+          <m:rPr>
+            <m:sty m:val="p"/>
+          </m:rPr>
+          <m:t>)</m:t>
+        </m:r>
+        <m:r>
+          <m:rPr>
+            <m:sty m:val="p"/>
+          </m:rPr>
+          <m:t>=</m:t>
+        </m:r>
+      </m:oMath>
+      <w:r>
+        <w:t xml:space="preserve"> </w:t>
+      </w:r>
+      <w:r>
+        <w:t xml:space="preserve">0.9866,</w:t>
+      </w:r>
+      <w:r>
+        <w:t xml:space="preserve"> </w:t>
+      </w:r>
+      <w:r>
+        <w:t xml:space="preserve">and the one-sided 95%</w:t>
+      </w:r>
+      <w:r>
+        <w:t xml:space="preserve"> </w:t>
+      </w:r>
+      <w:hyperlink w:anchor="def-credible-interval">
+        <w:r>
+          <w:rPr>
+            <w:rStyle w:val="Hyperlink"/>
+          </w:rPr>
+          <w:t xml:space="preserve">credible interval</w:t>
+        </w:r>
+      </w:hyperlink>
+      <w:r>
+        <w:t xml:space="preserve"> </w:t>
+      </w:r>
+      <w:r>
+        <w:t xml:space="preserve">for</w:t>
+      </w:r>
+      <w:r>
+        <w:t xml:space="preserve"> </w:t>
+      </w:r>
+      <m:oMath>
+        <m:r>
+          <m:t>π</m:t>
+        </m:r>
+      </m:oMath>
+      <w:r>
+        <w:t xml:space="preserve"> </w:t>
+      </w:r>
+      <w:r>
+        <w:t xml:space="preserve">is</w:t>
+      </w:r>
+      <w:r>
+        <w:t xml:space="preserve"> </w:t>
+      </w:r>
+      <m:oMath>
+        <m:r>
+          <m:rPr>
+            <m:sty m:val="p"/>
+          </m:rPr>
+          <m:t>(</m:t>
+        </m:r>
+        <m:r>
+          <m:t>0.4</m:t>
+        </m:r>
+        <m:r>
+          <m:rPr>
+            <m:sty m:val="p"/>
+          </m:rPr>
+          <m:t>,</m:t>
+        </m:r>
+        <m:r>
+          <m:t>1</m:t>
+        </m:r>
+        <m:r>
+          <m:rPr>
+            <m:sty m:val="p"/>
+          </m:rPr>
+          <m:t>]</m:t>
+        </m:r>
+      </m:oMath>
+      <w:r>
+        <w:t xml:space="preserve">:</w:t>
+      </w:r>
+      <w:r>
+        <w:t xml:space="preserve"> </w:t>
+      </w:r>
+      <w:r>
+        <w:t xml:space="preserve">given 8 successes in 10 trials and this prior,</w:t>
+      </w:r>
+      <w:r>
+        <w:t xml:space="preserve"> </w:t>
+      </w:r>
+      <w:r>
+        <w:t xml:space="preserve">the probability that</w:t>
+      </w:r>
+      <w:r>
+        <w:t xml:space="preserve"> </w:t>
+      </w:r>
+      <m:oMath>
+        <m:r>
+          <m:t>π</m:t>
+        </m:r>
+      </m:oMath>
+      <w:r>
+        <w:t xml:space="preserve"> </w:t>
+      </w:r>
+      <w:r>
+        <w:t xml:space="preserve">exceeds 0.4 is at least 0.95.</w:t>
+      </w:r>
+    </w:p>
+    <w:p>
+      <w:pPr>
+        <w:pStyle w:val="BodyText"/>
+      </w:pPr>
+      <w:r>
+        <w:t xml:space="preserve">Unlike a continuous posterior,</w:t>
+      </w:r>
+      <w:r>
+        <w:t xml:space="preserve"> </w:t>
+      </w:r>
+      <w:r>
+        <w:t xml:space="preserve">a discrete posterior can rarely reach a probability of exactly 0.95,</w:t>
+      </w:r>
+      <w:r>
+        <w:t xml:space="preserve"> </w:t>
+      </w:r>
+      <w:r>
+        <w:t xml:space="preserve">because its probability comes in lumps.</w:t>
+      </w:r>
+      <w:r>
+        <w:t xml:space="preserve"> </w:t>
+      </w:r>
+      <w:hyperlink w:anchor="def-credible-interval">
+        <w:r>
+          <w:rPr>
+            <w:rStyle w:val="Hyperlink"/>
+          </w:rPr>
+          <w:t xml:space="preserve">Definition 7</w:t>
+        </w:r>
+      </w:hyperlink>
+      <w:r>
+        <w:t xml:space="preserve"> </w:t>
+      </w:r>
+      <w:r>
+        <w:t xml:space="preserve">asks for probability exactly</w:t>
+      </w:r>
+      <w:r>
+        <w:t xml:space="preserve"> </w:t>
+      </w:r>
+      <m:oMath>
+        <m:r>
+          <m:t>1</m:t>
+        </m:r>
+        <m:r>
+          <m:rPr>
+            <m:sty m:val="p"/>
+          </m:rPr>
+          <m:t>−</m:t>
+        </m:r>
+        <m:r>
+          <m:t>α</m:t>
+        </m:r>
+      </m:oMath>
+      <w:r>
+        <w:t xml:space="preserve">;</w:t>
+      </w:r>
+      <w:r>
+        <w:t xml:space="preserve"> </w:t>
+      </w:r>
+      <w:r>
+        <w:t xml:space="preserve">on a grid we ask for probability</w:t>
+      </w:r>
+      <w:r>
+        <w:t xml:space="preserve"> </w:t>
+      </w:r>
+      <w:r>
+        <w:rPr>
+          <w:i/>
+          <w:iCs/>
+        </w:rPr>
+        <w:t xml:space="preserve">at least</w:t>
+      </w:r>
+      <w:r>
+        <w:t xml:space="preserve"> </w:t>
+      </w:r>
+      <m:oMath>
+        <m:r>
+          <m:t>1</m:t>
+        </m:r>
+        <m:r>
+          <m:rPr>
+            <m:sty m:val="p"/>
+          </m:rPr>
+          <m:t>−</m:t>
+        </m:r>
+        <m:r>
+          <m:t>α</m:t>
+        </m:r>
+      </m:oMath>
+      <w:r>
+        <w:t xml:space="preserve">,</w:t>
+      </w:r>
+      <w:r>
+        <w:t xml:space="preserve"> </w:t>
+      </w:r>
+      <w:r>
+        <w:t xml:space="preserve">and take the largest lower endpoint that achieves it.</w:t>
+      </w:r>
+      <w:r>
+        <w:t xml:space="preserve"> </w:t>
+      </w:r>
+      <w:r>
+        <w:t xml:space="preserve">That makes the interval conservative:</w:t>
+      </w:r>
+      <w:r>
+        <w:t xml:space="preserve"> </w:t>
+      </w:r>
+      <w:r>
+        <w:t xml:space="preserve">here its posterior probability is 0.9866, not 0.95.</w:t>
+      </w:r>
+    </w:p>
+    <w:bookmarkEnd w:id="66"/>
+    <w:p>
+      <w:pPr>
+        <w:pStyle w:val="BodyText"/>
+      </w:pPr>
+      <w:r>
+        <w:t xml:space="preserve">Casella and Berger (2002, sec. 9.2.4, pp. 435–439)</w:t>
+      </w:r>
+      <w:r>
+        <w:t xml:space="preserve"> </w:t>
+      </w:r>
+      <w:r>
+        <w:t xml:space="preserve">covers Bayesian intervals.</w:t>
+      </w:r>
+    </w:p>
+    <w:bookmarkEnd w:id="67"/>
+    <w:bookmarkStart w:id="72" w:name="sec-bayes-parameter-space"/>
     <w:p>
       <w:pPr>
         <w:pStyle w:val="Heading3"/>
@@ -19777,7 +24270,7 @@
         <w:t xml:space="preserve">2.4 The parameter space</w:t>
       </w:r>
     </w:p>
-    <w:bookmarkStart w:id="61" w:name="def-parameter-space"/>
+    <w:bookmarkStart w:id="68" w:name="def-parameter-space"/>
     <w:p>
       <w:pPr>
         <w:pStyle w:val="FirstParagraph"/>
@@ -19843,7 +24336,7 @@
         <w:t xml:space="preserve">can take.</w:t>
       </w:r>
     </w:p>
-    <w:bookmarkEnd w:id="61"/>
+    <w:bookmarkEnd w:id="68"/>
     <w:p>
       <w:pPr>
         <w:pStyle w:val="BodyText"/>
@@ -19887,7 +24380,7 @@
         <w:t xml:space="preserve">and the prior has to respect it.</w:t>
       </w:r>
     </w:p>
-    <w:bookmarkStart w:id="62" w:name="exm-parameter-space"/>
+    <w:bookmarkStart w:id="69" w:name="exm-parameter-space"/>
     <w:p>
       <w:pPr>
         <w:pStyle w:val="BodyText"/>
@@ -19897,7 +24390,7 @@
           <w:b/>
           <w:bCs/>
         </w:rPr>
-        <w:t xml:space="preserve">Example 11 (Parameter spaces and priors that respect them)</w:t>
+        <w:t xml:space="preserve">Example 12 (Parameter spaces and priors that respect them)</w:t>
       </w:r>
       <w:r>
         <w:t xml:space="preserve"> </w:t>
@@ -20146,8 +24639,8 @@
         <w:t xml:space="preserve">.</w:t>
       </w:r>
     </w:p>
-    <w:bookmarkEnd w:id="62"/>
-    <w:bookmarkStart w:id="63" w:name="cor-prior-support"/>
+    <w:bookmarkEnd w:id="69"/>
+    <w:bookmarkStart w:id="70" w:name="cor-prior-support"/>
     <w:p>
       <w:pPr>
         <w:pStyle w:val="FirstParagraph"/>
@@ -20351,7 +24844,7 @@
         <w:t xml:space="preserve">.</w:t>
       </w:r>
     </w:p>
-    <w:bookmarkEnd w:id="63"/>
+    <w:bookmarkEnd w:id="70"/>
     <w:p>
       <w:pPr>
         <w:pStyle w:val="BodyText"/>
@@ -20476,7 +24969,7 @@
         <w:t xml:space="preserve">.</w:t>
       </w:r>
     </w:p>
-    <w:bookmarkStart w:id="64" w:name="exm-prior-support"/>
+    <w:bookmarkStart w:id="71" w:name="exm-prior-support"/>
     <w:p>
       <w:pPr>
         <w:pStyle w:val="BodyText"/>
@@ -20486,7 +24979,7 @@
           <w:b/>
           <w:bCs/>
         </w:rPr>
-        <w:t xml:space="preserve">Example 12 (A prior that rules out the truth)</w:t>
+        <w:t xml:space="preserve">Example 13 (A prior that rules out the truth)</w:t>
       </w:r>
       <w:r>
         <w:t xml:space="preserve"> </w:t>
@@ -20611,10 +25104,64 @@
         <w:t xml:space="preserve">and one that no amount of data can correct.</w:t>
       </w:r>
     </w:p>
-    <w:bookmarkEnd w:id="64"/>
-    <w:bookmarkEnd w:id="65"/>
-    <w:bookmarkEnd w:id="66"/>
-    <w:bookmarkStart w:id="97" w:name="sec-bayes-priors"/>
+    <w:bookmarkEnd w:id="71"/>
+    <w:p>
+      <w:pPr>
+        <w:pStyle w:val="Compact"/>
+        <w:numPr>
+          <w:ilvl w:val="0"/>
+          <w:numId w:val="1002"/>
+        </w:numPr>
+      </w:pPr>
+      <w:r>
+        <w:t xml:space="preserve">Hogg et al. (2019, sec. 6.8, pp. 298–305)</w:t>
+      </w:r>
+      <w:r>
+        <w:t xml:space="preserve"> </w:t>
+      </w:r>
+      <w:r>
+        <w:t xml:space="preserve">covers Bayesian estimation.</w:t>
+      </w:r>
+    </w:p>
+    <w:p>
+      <w:pPr>
+        <w:pStyle w:val="Compact"/>
+        <w:numPr>
+          <w:ilvl w:val="0"/>
+          <w:numId w:val="1002"/>
+        </w:numPr>
+      </w:pPr>
+      <w:r>
+        <w:t xml:space="preserve">Casella and Berger (2002, sec. 7.2.3, pp. 324–325)</w:t>
+      </w:r>
+      <w:r>
+        <w:t xml:space="preserve"> </w:t>
+      </w:r>
+      <w:r>
+        <w:t xml:space="preserve">covers Bayes estimators.</w:t>
+      </w:r>
+    </w:p>
+    <w:p>
+      <w:pPr>
+        <w:pStyle w:val="Compact"/>
+        <w:numPr>
+          <w:ilvl w:val="0"/>
+          <w:numId w:val="1002"/>
+        </w:numPr>
+      </w:pPr>
+      <w:r>
+        <w:t xml:space="preserve">Rice (2007, sec. 8.6, pp. 285–297)</w:t>
+      </w:r>
+      <w:r>
+        <w:t xml:space="preserve"> </w:t>
+      </w:r>
+      <w:r>
+        <w:t xml:space="preserve">covers the Bayesian approach to parameter estimation.</w:t>
+      </w:r>
+    </w:p>
+    <w:bookmarkEnd w:id="72"/>
+    <w:bookmarkEnd w:id="73"/>
+    <w:bookmarkStart w:id="104" w:name="sec-bayes-priors"/>
     <w:p>
       <w:pPr>
         <w:pStyle w:val="Heading2"/>
@@ -20689,7 +25236,7 @@
         <w:t xml:space="preserve">.</w:t>
       </w:r>
     </w:p>
-    <w:bookmarkStart w:id="80" w:name="sec-bayes-conjugate"/>
+    <w:bookmarkStart w:id="87" w:name="sec-bayes-conjugate"/>
     <w:p>
       <w:pPr>
         <w:pStyle w:val="Heading3"/>
@@ -20698,7 +25245,7 @@
         <w:t xml:space="preserve">3.1 Conjugate priors</w:t>
       </w:r>
     </w:p>
-    <w:bookmarkStart w:id="67" w:name="def-conjugate-prior"/>
+    <w:bookmarkStart w:id="74" w:name="def-conjugate-prior"/>
     <w:p>
       <w:pPr>
         <w:pStyle w:val="FirstParagraph"/>
@@ -20762,7 +25309,7 @@
         <w:t xml:space="preserve">is also in the family.</w:t>
       </w:r>
     </w:p>
-    <w:bookmarkEnd w:id="67"/>
+    <w:bookmarkEnd w:id="74"/>
     <w:p>
       <w:pPr>
         <w:pStyle w:val="BodyText"/>
@@ -20811,7 +25358,7 @@
       <w:r>
         <w:t xml:space="preserve"> </w:t>
       </w:r>
-      <w:hyperlink r:id="rId68">
+      <w:hyperlink r:id="rId75">
         <w:r>
           <w:rPr>
             <w:rStyle w:val="Hyperlink"/>
@@ -20828,7 +25375,7 @@
         <w:t xml:space="preserve">(Statistical Rethinking 2026, Lecture A02).</w:t>
       </w:r>
     </w:p>
-    <w:bookmarkStart w:id="69" w:name="exm-beta-bernoulli"/>
+    <w:bookmarkStart w:id="76" w:name="exm-beta-bernoulli"/>
     <w:p>
       <w:pPr>
         <w:pStyle w:val="BodyText"/>
@@ -20838,7 +25385,7 @@
           <w:b/>
           <w:bCs/>
         </w:rPr>
-        <w:t xml:space="preserve">Example 13 (Beta-Bernoulli updating)</w:t>
+        <w:t xml:space="preserve">Example 14 (Beta-Bernoulli updating)</w:t>
       </w:r>
       <w:r>
         <w:t xml:space="preserve"> </w:t>
@@ -22923,8 +27470,8 @@
         <w:t xml:space="preserve">or does not.</w:t>
       </w:r>
     </w:p>
-    <w:bookmarkEnd w:id="69"/>
-    <w:bookmarkStart w:id="79" w:name="exm-prior-posterior-figure"/>
+    <w:bookmarkEnd w:id="76"/>
+    <w:bookmarkStart w:id="86" w:name="exm-prior-posterior-figure"/>
     <w:p>
       <w:pPr>
         <w:pStyle w:val="BodyText"/>
@@ -22934,7 +27481,7 @@
           <w:b/>
           <w:bCs/>
         </w:rPr>
-        <w:t xml:space="preserve">Example 14 (Prior and posterior, with and without a known truth)</w:t>
+        <w:t xml:space="preserve">Example 15 (Prior and posterior, with and without a known truth)</w:t>
       </w:r>
       <w:r>
         <w:t xml:space="preserve"> </w:t>
@@ -22962,7 +27509,7 @@
           <w:rPr>
             <w:rStyle w:val="Hyperlink"/>
           </w:rPr>
-          <w:t xml:space="preserve">Example 13</w:t>
+          <w:t xml:space="preserve">Example 14</w:t>
         </w:r>
       </w:hyperlink>
       <w:r>
@@ -23039,7 +27586,7 @@
         <w:pStyle w:val="Compact"/>
         <w:numPr>
           <w:ilvl w:val="0"/>
-          <w:numId w:val="1002"/>
+          <w:numId w:val="1003"/>
         </w:numPr>
       </w:pPr>
       <w:r>
@@ -23087,7 +27634,7 @@
         <w:pStyle w:val="Compact"/>
         <w:numPr>
           <w:ilvl w:val="0"/>
-          <w:numId w:val="1002"/>
+          <w:numId w:val="1003"/>
         </w:numPr>
       </w:pPr>
       <w:r>
@@ -23201,7 +27748,7 @@
       <w:r>
         <w:t xml:space="preserve"> </w:t>
       </w:r>
-      <w:hyperlink r:id="rId70">
+      <w:hyperlink r:id="rId77">
         <w:r>
           <w:rPr>
             <w:rStyle w:val="VerbatimChar"/>
@@ -23221,7 +27768,7 @@
       <w:r>
         <w:t xml:space="preserve"> </w:t>
       </w:r>
-      <w:hyperlink r:id="rId71">
+      <w:hyperlink r:id="rId78">
         <w:r>
           <w:rPr>
             <w:rStyle w:val="Hyperlink"/>
@@ -25163,7 +29710,7 @@
           <w:rPr>
             <w:rStyle w:val="Hyperlink"/>
           </w:rPr>
-          <w:t xml:space="preserve">Figure 3</w:t>
+          <w:t xml:space="preserve">Figure 4</w:t>
         </w:r>
       </w:hyperlink>
       <w:r>
@@ -25186,7 +29733,7 @@
       <w:tr>
         <w:tc>
           <w:tcPr/>
-          <w:bookmarkStart w:id="78" w:name="fig-prior-posterior"/>
+          <w:bookmarkStart w:id="85" w:name="fig-prior-posterior"/>
           <w:p>
             <w:pPr>
               <w:pStyle w:val="Heading4"/>
@@ -26630,18 +31177,18 @@
                 <wp:inline>
                   <wp:extent cx="4620126" cy="3696101"/>
                   <wp:effectExtent b="0" l="0" r="0" t="0"/>
-                  <wp:docPr descr="" title="" id="73" name="Picture"/>
+                  <wp:docPr descr="" title="" id="80" name="Picture"/>
                   <a:graphic>
                     <a:graphicData uri="http://schemas.openxmlformats.org/drawingml/2006/picture">
                       <pic:pic>
                         <pic:nvPicPr>
-                          <pic:cNvPr descr="bayesian-inference_files/figure-docx/prior-posterior-plot-1.png" id="74" name="Picture"/>
+                          <pic:cNvPr descr="bayesian-inference_files/figure-docx/prior-posterior-plot-1.png" id="81" name="Picture"/>
                           <pic:cNvPicPr>
                             <a:picLocks noChangeArrowheads="1" noChangeAspect="1"/>
                           </pic:cNvPicPr>
                         </pic:nvPicPr>
                         <pic:blipFill>
-                          <a:blip r:embed="rId72"/>
+                          <a:blip r:embed="rId79"/>
                           <a:stretch>
                             <a:fillRect/>
                           </a:stretch>
@@ -27334,18 +31881,18 @@
                 <wp:inline>
                   <wp:extent cx="5334000" cy="2333625"/>
                   <wp:effectExtent b="0" l="0" r="0" t="0"/>
-                  <wp:docPr descr="" title="" id="76" name="Picture"/>
+                  <wp:docPr descr="" title="" id="83" name="Picture"/>
                   <a:graphic>
                     <a:graphicData uri="http://schemas.openxmlformats.org/drawingml/2006/picture">
                       <pic:pic>
                         <pic:nvPicPr>
-                          <pic:cNvPr descr="bayesian-inference_files/figure-docx/prior-posterior-plot-py-1.png" id="77" name="Picture"/>
+                          <pic:cNvPr descr="bayesian-inference_files/figure-docx/prior-posterior-plot-py-1.png" id="84" name="Picture"/>
                           <pic:cNvPicPr>
                             <a:picLocks noChangeArrowheads="1" noChangeAspect="1"/>
                           </pic:cNvPicPr>
                         </pic:nvPicPr>
                         <pic:blipFill>
-                          <a:blip r:embed="rId75"/>
+                          <a:blip r:embed="rId82"/>
                           <a:stretch>
                             <a:fillRect/>
                           </a:stretch>
@@ -27382,7 +31929,7 @@
               <w:pStyle w:val="ImageCaption"/>
             </w:pPr>
             <w:r>
-              <w:t xml:space="preserve">Figure 3: Prior and posterior densities of</w:t>
+              <w:t xml:space="preserve">Figure 4: Prior and posterior densities of</w:t>
             </w:r>
             <w:r>
               <w:t xml:space="preserve"> </w:t>
@@ -27526,7 +32073,7 @@
               <w:t xml:space="preserve">is unknown.</w:t>
             </w:r>
           </w:p>
-          <w:bookmarkEnd w:id="78"/>
+          <w:bookmarkEnd w:id="85"/>
         </w:tc>
       </w:tr>
     </w:tbl>
@@ -27804,9 +32351,9 @@
         <w:t xml:space="preserve">is the narrower of the two.</w:t>
       </w:r>
     </w:p>
-    <w:bookmarkEnd w:id="79"/>
-    <w:bookmarkEnd w:id="80"/>
-    <w:bookmarkStart w:id="92" w:name="sec-bayes-informativeness"/>
+    <w:bookmarkEnd w:id="86"/>
+    <w:bookmarkEnd w:id="87"/>
+    <w:bookmarkStart w:id="99" w:name="sec-bayes-informativeness"/>
     <w:p>
       <w:pPr>
         <w:pStyle w:val="Heading3"/>
@@ -27840,7 +32387,7 @@
         <w:t xml:space="preserve">.</w:t>
       </w:r>
     </w:p>
-    <w:bookmarkStart w:id="81" w:name="def-informative-prior"/>
+    <w:bookmarkStart w:id="88" w:name="def-informative-prior"/>
     <w:p>
       <w:pPr>
         <w:pStyle w:val="BodyText"/>
@@ -27904,8 +32451,8 @@
         <w:t xml:space="preserve">such as previous studies, biological limits, or expert judgment.</w:t>
       </w:r>
     </w:p>
-    <w:bookmarkEnd w:id="81"/>
-    <w:bookmarkStart w:id="82" w:name="rem-informative-prior-pull"/>
+    <w:bookmarkEnd w:id="88"/>
+    <w:bookmarkStart w:id="89" w:name="rem-informative-prior-pull"/>
     <w:p>
       <w:pPr>
         <w:pStyle w:val="BodyText"/>
@@ -27915,7 +32462,7 @@
           <w:i/>
           <w:iCs/>
         </w:rPr>
-        <w:t xml:space="preserve">Remark 2</w:t>
+        <w:t xml:space="preserve">Remark 3</w:t>
       </w:r>
       <w:r>
         <w:t xml:space="preserve"> (An informative prior pulls the posterior). </w:t>
@@ -27930,8 +32477,8 @@
         <w:t xml:space="preserve">most strongly when the data are sparse.</w:t>
       </w:r>
     </w:p>
-    <w:bookmarkEnd w:id="82"/>
-    <w:bookmarkStart w:id="83" w:name="def-weakly-informative-prior"/>
+    <w:bookmarkEnd w:id="89"/>
+    <w:bookmarkStart w:id="90" w:name="def-weakly-informative-prior"/>
     <w:p>
       <w:pPr>
         <w:pStyle w:val="BodyText"/>
@@ -28006,8 +32553,8 @@
         <w:t xml:space="preserve">across the range of scientifically plausible values.</w:t>
       </w:r>
     </w:p>
-    <w:bookmarkEnd w:id="83"/>
-    <w:bookmarkStart w:id="84" w:name="def-flat-prior"/>
+    <w:bookmarkEnd w:id="90"/>
+    <w:bookmarkStart w:id="91" w:name="def-flat-prior"/>
     <w:p>
       <w:pPr>
         <w:pStyle w:val="BodyText"/>
@@ -28017,7 +32564,7 @@
           <w:b/>
           <w:bCs/>
         </w:rPr>
-        <w:t xml:space="preserve">Definition 13 (Flat prior)</w:t>
+        <w:t xml:space="preserve">Definition 13 (Flat prior (uniform prior))</w:t>
       </w:r>
       <w:r>
         <w:t xml:space="preserve"> </w:t>
@@ -28052,29 +32599,10 @@
           <w:b/>
           <w:bCs/>
         </w:rPr>
-        <w:t xml:space="preserve">uniform</w:t>
-      </w:r>
-      <w:r>
-        <w:t xml:space="preserve"> </w:t>
-      </w:r>
-      <w:r>
-        <w:t xml:space="preserve">or</w:t>
-      </w:r>
-      <w:r>
-        <w:t xml:space="preserve"> </w:t>
-      </w:r>
-      <w:r>
-        <w:rPr>
-          <w:b/>
-          <w:bCs/>
-        </w:rPr>
-        <w:t xml:space="preserve">noninformative</w:t>
-      </w:r>
-      <w:r>
-        <w:t xml:space="preserve"> </w:t>
-      </w:r>
-      <w:r>
-        <w:t xml:space="preserve">prior,</w:t>
+        <w:t xml:space="preserve">uniform prior</w:t>
+      </w:r>
+      <w:r>
+        <w:t xml:space="preserve">,</w:t>
       </w:r>
       <w:r>
         <w:t xml:space="preserve"> </w:t>
@@ -28164,13 +32692,45 @@
         <w:t xml:space="preserve">.</w:t>
       </w:r>
     </w:p>
-    <w:bookmarkEnd w:id="84"/>
-    <w:bookmarkStart w:id="85" w:name="def-improper-prior"/>
+    <w:bookmarkEnd w:id="91"/>
     <w:p>
       <w:pPr>
         <w:pStyle w:val="BodyText"/>
       </w:pPr>
       <w:r>
+        <w:t xml:space="preserve">A flat prior is a common choice of noninformative prior,</w:t>
+      </w:r>
+      <w:r>
+        <w:t xml:space="preserve"> </w:t>
+      </w:r>
+      <w:r>
+        <w:t xml:space="preserve">but</w:t>
+      </w:r>
+      <w:r>
+        <w:t xml:space="preserve"> </w:t>
+      </w:r>
+      <w:r>
+        <w:t xml:space="preserve">“noninformative prior”</w:t>
+      </w:r>
+      <w:r>
+        <w:t xml:space="preserve"> </w:t>
+      </w:r>
+      <w:r>
+        <w:t xml:space="preserve">is the broader idea:</w:t>
+      </w:r>
+      <w:r>
+        <w:t xml:space="preserve"> </w:t>
+      </w:r>
+      <w:r>
+        <w:t xml:space="preserve">other noninformative priors, such as Jeffreys priors, are not flat.</w:t>
+      </w:r>
+    </w:p>
+    <w:bookmarkStart w:id="92" w:name="def-improper-prior"/>
+    <w:p>
+      <w:pPr>
+        <w:pStyle w:val="BodyText"/>
+      </w:pPr>
+      <w:r>
         <w:rPr>
           <w:b/>
           <w:bCs/>
@@ -28247,8 +32807,8 @@
         <w:t xml:space="preserve">so that it is not a probability density.</w:t>
       </w:r>
     </w:p>
-    <w:bookmarkEnd w:id="85"/>
-    <w:bookmarkStart w:id="86" w:name="exm-prior-spectrum"/>
+    <w:bookmarkEnd w:id="92"/>
+    <w:bookmarkStart w:id="93" w:name="exm-prior-spectrum"/>
     <w:p>
       <w:pPr>
         <w:pStyle w:val="BodyText"/>
@@ -28258,7 +32818,7 @@
           <w:b/>
           <w:bCs/>
         </w:rPr>
-        <w:t xml:space="preserve">Example 15 (Three priors for a log odds ratio)</w:t>
+        <w:t xml:space="preserve">Example 16 (Three priors for a log odds ratio)</w:t>
       </w:r>
       <w:r>
         <w:t xml:space="preserve"> </w:t>
@@ -28332,7 +32892,7 @@
         <w:pStyle w:val="Compact"/>
         <w:numPr>
           <w:ilvl w:val="0"/>
-          <w:numId w:val="1003"/>
+          <w:numId w:val="1004"/>
         </w:numPr>
       </w:pPr>
       <w:hyperlink w:anchor="def-informative-prior">
@@ -28433,7 +32993,7 @@
         <w:pStyle w:val="Compact"/>
         <w:numPr>
           <w:ilvl w:val="0"/>
-          <w:numId w:val="1003"/>
+          <w:numId w:val="1004"/>
         </w:numPr>
       </w:pPr>
       <w:hyperlink w:anchor="def-weakly-informative-prior">
@@ -28528,7 +33088,7 @@
         <w:pStyle w:val="Compact"/>
         <w:numPr>
           <w:ilvl w:val="0"/>
-          <w:numId w:val="1003"/>
+          <w:numId w:val="1004"/>
         </w:numPr>
       </w:pPr>
       <w:hyperlink w:anchor="def-flat-prior">
@@ -29244,8 +33804,8 @@
         <w:t xml:space="preserve">.</w:t>
       </w:r>
     </w:p>
-    <w:bookmarkEnd w:id="86"/>
-    <w:bookmarkStart w:id="87" w:name="exm-flat-prior-reparam"/>
+    <w:bookmarkEnd w:id="93"/>
+    <w:bookmarkStart w:id="94" w:name="exm-flat-prior-reparam"/>
     <w:p>
       <w:pPr>
         <w:pStyle w:val="BodyText"/>
@@ -29255,7 +33815,7 @@
           <w:b/>
           <w:bCs/>
         </w:rPr>
-        <w:t xml:space="preserve">Example 16 (A flat prior on a probability is not flat on its log-odds)</w:t>
+        <w:t xml:space="preserve">Example 17 (A flat prior on a probability is not flat on its log-odds)</w:t>
       </w:r>
       <w:r>
         <w:t xml:space="preserve"> </w:t>
@@ -30667,8 +35227,8 @@
         <w:t xml:space="preserve">therefore depends on the parameterization.</w:t>
       </w:r>
     </w:p>
-    <w:bookmarkEnd w:id="87"/>
-    <w:bookmarkStart w:id="89" w:name="cor-flat-prior-posterior"/>
+    <w:bookmarkEnd w:id="94"/>
+    <w:bookmarkStart w:id="96" w:name="cor-flat-prior-posterior"/>
     <w:p>
       <w:pPr>
         <w:pStyle w:val="BodyText"/>
@@ -30861,7 +35421,7 @@
       <w:r>
         <w:t xml:space="preserve"> </w:t>
       </w:r>
-      <w:hyperlink r:id="rId33">
+      <w:hyperlink r:id="rId34">
         <w:r>
           <w:rPr>
             <w:rStyle w:val="Hyperlink"/>
@@ -30901,7 +35461,7 @@
       <w:r>
         <w:t xml:space="preserve"> </w:t>
       </w:r>
-      <w:hyperlink r:id="rId88">
+      <w:hyperlink r:id="rId95">
         <w:r>
           <w:rPr>
             <w:rStyle w:val="Hyperlink"/>
@@ -30913,7 +35473,7 @@
         <w:t xml:space="preserve">.</w:t>
       </w:r>
     </w:p>
-    <w:bookmarkEnd w:id="89"/>
+    <w:bookmarkEnd w:id="96"/>
     <w:p>
       <w:pPr>
         <w:pStyle w:val="BodyText"/>
@@ -31110,7 +35670,7 @@
         <w:t xml:space="preserve">Multiplying a function by a positive constant does not change where it is maximized.</w:t>
       </w:r>
     </w:p>
-    <w:bookmarkStart w:id="90" w:name="rem-flat-prior-improper"/>
+    <w:bookmarkStart w:id="97" w:name="rem-flat-prior-improper"/>
     <w:p>
       <w:pPr>
         <w:pStyle w:val="BodyText"/>
@@ -31120,7 +35680,7 @@
           <w:i/>
           <w:iCs/>
         </w:rPr>
-        <w:t xml:space="preserve">Remark 3</w:t>
+        <w:t xml:space="preserve">Remark 4</w:t>
       </w:r>
       <w:r>
         <w:t xml:space="preserve"> (Flat priors can be improper). </w:t>
@@ -31259,8 +35819,8 @@
         <w:t xml:space="preserve">the posterior is again proportional to the likelihood.</w:t>
       </w:r>
     </w:p>
-    <w:bookmarkEnd w:id="90"/>
-    <w:bookmarkStart w:id="91" w:name="exm-flat-prior-posterior"/>
+    <w:bookmarkEnd w:id="97"/>
+    <w:bookmarkStart w:id="98" w:name="exm-flat-prior-posterior"/>
     <w:p>
       <w:pPr>
         <w:pStyle w:val="BodyText"/>
@@ -31270,7 +35830,7 @@
           <w:b/>
           <w:bCs/>
         </w:rPr>
-        <w:t xml:space="preserve">Example 17 (Posterior mode and maximum likelihood estimate for a probability)</w:t>
+        <w:t xml:space="preserve">Example 18 (Posterior mode and maximum likelihood estimate for a probability)</w:t>
       </w:r>
       <w:r>
         <w:t xml:space="preserve"> </w:t>
@@ -31286,7 +35846,7 @@
           <w:rPr>
             <w:rStyle w:val="Hyperlink"/>
           </w:rPr>
-          <w:t xml:space="preserve">Example 13</w:t>
+          <w:t xml:space="preserve">Example 14</w:t>
         </w:r>
       </w:hyperlink>
       <w:r>
@@ -31763,9 +36323,9 @@
         <w:t xml:space="preserve">and so its mode, but a mean depends on the whole distribution.</w:t>
       </w:r>
     </w:p>
-    <w:bookmarkEnd w:id="91"/>
-    <w:bookmarkEnd w:id="92"/>
-    <w:bookmarkStart w:id="96" w:name="sec-bayes-skeptical"/>
+    <w:bookmarkEnd w:id="98"/>
+    <w:bookmarkEnd w:id="99"/>
+    <w:bookmarkStart w:id="103" w:name="sec-bayes-skeptical"/>
     <w:p>
       <w:pPr>
         <w:pStyle w:val="Heading3"/>
@@ -31774,7 +36334,7 @@
         <w:t xml:space="preserve">3.3 A skeptical prior</w:t>
       </w:r>
     </w:p>
-    <w:bookmarkStart w:id="93" w:name="def-skeptical-prior"/>
+    <w:bookmarkStart w:id="100" w:name="def-skeptical-prior"/>
     <w:p>
       <w:pPr>
         <w:pStyle w:val="FirstParagraph"/>
@@ -31841,8 +36401,8 @@
         <w:t xml:space="preserve">.</w:t>
       </w:r>
     </w:p>
-    <w:bookmarkEnd w:id="93"/>
-    <w:bookmarkStart w:id="94" w:name="rem-skeptical-prior-meaning"/>
+    <w:bookmarkEnd w:id="100"/>
+    <w:bookmarkStart w:id="101" w:name="rem-skeptical-prior-meaning"/>
     <w:p>
       <w:pPr>
         <w:pStyle w:val="BodyText"/>
@@ -31852,7 +36412,7 @@
           <w:i/>
           <w:iCs/>
         </w:rPr>
-        <w:t xml:space="preserve">Remark 4</w:t>
+        <w:t xml:space="preserve">Remark 5</w:t>
       </w:r>
       <w:r>
         <w:t xml:space="preserve"> (What a skeptical prior asks). </w:t>
@@ -31867,8 +36427,8 @@
         <w:t xml:space="preserve">to overturn a default of no effect.</w:t>
       </w:r>
     </w:p>
-    <w:bookmarkEnd w:id="94"/>
-    <w:bookmarkStart w:id="95" w:name="exm-skeptical-prior"/>
+    <w:bookmarkEnd w:id="101"/>
+    <w:bookmarkStart w:id="102" w:name="exm-skeptical-prior"/>
     <w:p>
       <w:pPr>
         <w:pStyle w:val="BodyText"/>
@@ -31878,7 +36438,7 @@
           <w:b/>
           <w:bCs/>
         </w:rPr>
-        <w:t xml:space="preserve">Example 18 (A skeptical prior for a Gaussian mean)</w:t>
+        <w:t xml:space="preserve">Example 19 (A skeptical prior for a Gaussian mean)</w:t>
       </w:r>
       <w:r>
         <w:t xml:space="preserve"> </w:t>
@@ -34184,10 +38744,10 @@
         <w:t xml:space="preserve">.</w:t>
       </w:r>
     </w:p>
-    <w:bookmarkEnd w:id="95"/>
-    <w:bookmarkEnd w:id="96"/>
-    <w:bookmarkEnd w:id="97"/>
-    <w:bookmarkStart w:id="126" w:name="sec-bayes-predictive-checks"/>
+    <w:bookmarkEnd w:id="102"/>
+    <w:bookmarkEnd w:id="103"/>
+    <w:bookmarkEnd w:id="104"/>
+    <w:bookmarkStart w:id="135" w:name="sec-bayes-predictive-checks"/>
     <w:p>
       <w:pPr>
         <w:pStyle w:val="Heading2"/>
@@ -34251,7 +38811,7 @@
       <w:r>
         <w:t xml:space="preserve"> </w:t>
       </w:r>
-      <w:hyperlink r:id="rId98">
+      <w:hyperlink r:id="rId105">
         <w:r>
           <w:rPr>
             <w:rStyle w:val="Hyperlink"/>
@@ -34268,7 +38828,7 @@
         <w:t xml:space="preserve">(Statistical Rethinking 2026, Lecture A03).</w:t>
       </w:r>
     </w:p>
-    <w:bookmarkStart w:id="99" w:name="def-prior-predictive"/>
+    <w:bookmarkStart w:id="106" w:name="def-prior-predictive"/>
     <w:p>
       <w:pPr>
         <w:pStyle w:val="BodyText"/>
@@ -34436,7 +38996,16 @@
         <w:t xml:space="preserve"> </w:t>
       </w:r>
       <w:r>
-        <w:t xml:space="preserve">before any data are observed:</w:t>
+        <w:t xml:space="preserve">before any data are observed</w:t>
+      </w:r>
+      <w:r>
+        <w:t xml:space="preserve"> </w:t>
+      </w:r>
+      <w:r>
+        <w:t xml:space="preserve">(Gelman et al. 2013, sec. 1.3, p. 7, eq. 1.3)</w:t>
+      </w:r>
+      <w:r>
+        <w:t xml:space="preserve">:</w:t>
       </w:r>
     </w:p>
     <w:p>
@@ -34567,55 +39136,18 @@
         </m:oMath>
       </m:oMathPara>
     </w:p>
+    <w:bookmarkEnd w:id="106"/>
+    <w:bookmarkStart w:id="107" w:name="exm-prior-predictive"/>
     <w:p>
       <w:pPr>
         <w:pStyle w:val="FirstParagraph"/>
       </w:pPr>
       <w:r>
-        <w:t xml:space="preserve">It is the</w:t>
-      </w:r>
-      <w:r>
-        <w:t xml:space="preserve"> </w:t>
-      </w:r>
-      <w:hyperlink w:anchor="def-marginal-likelihood">
-        <w:r>
-          <w:rPr>
-            <w:rStyle w:val="Hyperlink"/>
-          </w:rPr>
-          <w:t xml:space="preserve">marginal likelihood</w:t>
-        </w:r>
-      </w:hyperlink>
-      <w:r>
-        <w:t xml:space="preserve">,</w:t>
-      </w:r>
-      <w:r>
-        <w:t xml:space="preserve"> </w:t>
-      </w:r>
-      <w:r>
-        <w:t xml:space="preserve">read as a distribution over possible data sets</w:t>
-      </w:r>
-      <w:r>
-        <w:t xml:space="preserve"> </w:t>
-      </w:r>
-      <w:r>
-        <w:t xml:space="preserve">(Gelman et al. 2013, sec. 1.3, p. 7, eq. 1.3)</w:t>
-      </w:r>
-      <w:r>
-        <w:t xml:space="preserve">.</w:t>
-      </w:r>
-    </w:p>
-    <w:bookmarkEnd w:id="99"/>
-    <w:bookmarkStart w:id="100" w:name="exm-prior-predictive"/>
-    <w:p>
-      <w:pPr>
-        <w:pStyle w:val="BodyText"/>
-      </w:pPr>
-      <w:r>
         <w:rPr>
           <w:b/>
           <w:bCs/>
         </w:rPr>
-        <w:t xml:space="preserve">Example 19 (Prior predictive distribution of a count)</w:t>
+        <w:t xml:space="preserve">Example 20 (Prior predictive distribution of a count)</w:t>
       </w:r>
       <w:r>
         <w:t xml:space="preserve"> </w:t>
@@ -34631,7 +39163,7 @@
           <w:rPr>
             <w:rStyle w:val="Hyperlink"/>
           </w:rPr>
-          <w:t xml:space="preserve">Example 13</w:t>
+          <w:t xml:space="preserve">Example 14</w:t>
         </w:r>
       </w:hyperlink>
       <w:r>
@@ -36503,11 +41035,71 @@
         <w:t xml:space="preserve">#&gt; {'smallest': np.float64(0.005263157894736842), 'largest': np.float64(0.005263157894736846), 'one_over_n_plus_1': 0.005263157894736842}</w:t>
       </w:r>
     </w:p>
-    <w:bookmarkEnd w:id="100"/>
-    <w:bookmarkStart w:id="101" w:name="def-posterior-predictive"/>
+    <w:bookmarkEnd w:id="107"/>
+    <w:bookmarkStart w:id="108" w:name="rem-prior-predictive-marginal-likelihood"/>
     <w:p>
       <w:pPr>
         <w:pStyle w:val="FirstParagraph"/>
+      </w:pPr>
+      <w:r>
+        <w:rPr>
+          <w:i/>
+          <w:iCs/>
+        </w:rPr>
+        <w:t xml:space="preserve">Remark 6</w:t>
+      </w:r>
+      <w:r>
+        <w:t xml:space="preserve"> (The prior predictive distribution and the marginal likelihood). </w:t>
+      </w:r>
+      <w:r>
+        <w:t xml:space="preserve">The prior predictive distribution (</w:t>
+      </w:r>
+      <w:hyperlink w:anchor="def-prior-predictive">
+        <w:r>
+          <w:rPr>
+            <w:rStyle w:val="Hyperlink"/>
+          </w:rPr>
+          <w:t xml:space="preserve">Definition 16</w:t>
+        </w:r>
+      </w:hyperlink>
+      <w:r>
+        <w:t xml:space="preserve">) is the</w:t>
+      </w:r>
+      <w:r>
+        <w:t xml:space="preserve"> </w:t>
+      </w:r>
+      <w:hyperlink w:anchor="def-marginal-likelihood">
+        <w:r>
+          <w:rPr>
+            <w:rStyle w:val="Hyperlink"/>
+          </w:rPr>
+          <w:t xml:space="preserve">marginal likelihood</w:t>
+        </w:r>
+      </w:hyperlink>
+      <w:r>
+        <w:t xml:space="preserve">,</w:t>
+      </w:r>
+      <w:r>
+        <w:t xml:space="preserve"> </w:t>
+      </w:r>
+      <w:r>
+        <w:t xml:space="preserve">read as a distribution over possible data sets</w:t>
+      </w:r>
+      <w:r>
+        <w:t xml:space="preserve"> </w:t>
+      </w:r>
+      <w:r>
+        <w:t xml:space="preserve">(Gelman et al. 2013, sec. 1.3, p. 7, eq. 1.3)</w:t>
+      </w:r>
+      <w:r>
+        <w:t xml:space="preserve">.</w:t>
+      </w:r>
+    </w:p>
+    <w:bookmarkEnd w:id="108"/>
+    <w:bookmarkStart w:id="109" w:name="def-posterior-predictive"/>
+    <w:p>
+      <w:pPr>
+        <w:pStyle w:val="BodyText"/>
       </w:pPr>
       <w:r>
         <w:rPr>
@@ -37170,8 +41762,8 @@
         <w:t xml:space="preserve">gives the posterior predictive distribution of replicated data.</w:t>
       </w:r>
     </w:p>
-    <w:bookmarkEnd w:id="101"/>
-    <w:bookmarkStart w:id="102" w:name="exm-posterior-predictive"/>
+    <w:bookmarkEnd w:id="109"/>
+    <w:bookmarkStart w:id="110" w:name="exm-posterior-predictive"/>
     <w:p>
       <w:pPr>
         <w:pStyle w:val="BodyText"/>
@@ -37181,7 +41773,7 @@
           <w:b/>
           <w:bCs/>
         </w:rPr>
-        <w:t xml:space="preserve">Example 20 (Will the next mother smoke?)</w:t>
+        <w:t xml:space="preserve">Example 21 (Will the next mother smoke?)</w:t>
       </w:r>
       <w:r>
         <w:t xml:space="preserve"> </w:t>
@@ -37479,7 +42071,7 @@
           <w:rPr>
             <w:rStyle w:val="Hyperlink"/>
           </w:rPr>
-          <w:t xml:space="preserve">Example 14</w:t>
+          <w:t xml:space="preserve">Example 15</w:t>
         </w:r>
       </w:hyperlink>
       <w:r>
@@ -38816,8 +43408,8 @@
         <w:t xml:space="preserve">#&gt; {'simulated': np.float64(0.3929), 'exact': np.float64(0.39267015706806285)}</w:t>
       </w:r>
     </w:p>
-    <w:bookmarkEnd w:id="102"/>
-    <w:bookmarkStart w:id="103" w:name="def-test-quantity"/>
+    <w:bookmarkEnd w:id="110"/>
+    <w:bookmarkStart w:id="111" w:name="def-test-quantity"/>
     <w:p>
       <w:pPr>
         <w:pStyle w:val="FirstParagraph"/>
@@ -38897,8 +43489,8 @@
         <w:t xml:space="preserve">.</w:t>
       </w:r>
     </w:p>
-    <w:bookmarkEnd w:id="103"/>
-    <w:bookmarkStart w:id="104" w:name="exm-test-quantity"/>
+    <w:bookmarkEnd w:id="111"/>
+    <w:bookmarkStart w:id="112" w:name="exm-test-quantity"/>
     <w:p>
       <w:pPr>
         <w:pStyle w:val="BodyText"/>
@@ -38908,7 +43500,7 @@
           <w:b/>
           <w:bCs/>
         </w:rPr>
-        <w:t xml:space="preserve">Example 21 (Two test quantities for the smoking data)</w:t>
+        <w:t xml:space="preserve">Example 22 (Two test quantities for the smoking data)</w:t>
       </w:r>
       <w:r>
         <w:t xml:space="preserve"> </w:t>
@@ -38975,7 +43567,7 @@
         <w:pStyle w:val="Compact"/>
         <w:numPr>
           <w:ilvl w:val="0"/>
-          <w:numId w:val="1004"/>
+          <w:numId w:val="1005"/>
         </w:numPr>
       </w:pPr>
       <w:r>
@@ -39076,7 +43668,7 @@
         <w:pStyle w:val="Compact"/>
         <w:numPr>
           <w:ilvl w:val="0"/>
-          <w:numId w:val="1004"/>
+          <w:numId w:val="1005"/>
         </w:numPr>
       </w:pPr>
       <w:r>
@@ -40254,8 +44846,8 @@
         <w:t xml:space="preserve">#&gt; {'T1': np.int64(74), 'T2': np.float64(0.36256218905472637)}</w:t>
       </w:r>
     </w:p>
-    <w:bookmarkEnd w:id="104"/>
-    <w:bookmarkStart w:id="105" w:name="def-prior-predictive-check"/>
+    <w:bookmarkEnd w:id="112"/>
+    <w:bookmarkStart w:id="113" w:name="def-prior-predictive-check"/>
     <w:p>
       <w:pPr>
         <w:pStyle w:val="FirstParagraph"/>
@@ -40414,8 +45006,8 @@
         <w:t xml:space="preserve">.</w:t>
       </w:r>
     </w:p>
-    <w:bookmarkEnd w:id="105"/>
-    <w:bookmarkStart w:id="113" w:name="exm-prior-predictive-check"/>
+    <w:bookmarkEnd w:id="113"/>
+    <w:bookmarkStart w:id="121" w:name="exm-prior-predictive-check"/>
     <w:p>
       <w:pPr>
         <w:pStyle w:val="BodyText"/>
@@ -40425,7 +45017,7 @@
           <w:b/>
           <w:bCs/>
         </w:rPr>
-        <w:t xml:space="preserve">Example 22 (Checking two priors for the smoking probability)</w:t>
+        <w:t xml:space="preserve">Example 23 (Checking two priors for the smoking probability)</w:t>
       </w:r>
       <w:r>
         <w:t xml:space="preserve"> </w:t>
@@ -40468,7 +45060,7 @@
         <w:pStyle w:val="Compact"/>
         <w:numPr>
           <w:ilvl w:val="0"/>
-          <w:numId w:val="1005"/>
+          <w:numId w:val="1006"/>
         </w:numPr>
       </w:pPr>
       <w:r>
@@ -40539,7 +45131,7 @@
         <w:pStyle w:val="Compact"/>
         <w:numPr>
           <w:ilvl w:val="0"/>
-          <w:numId w:val="1005"/>
+          <w:numId w:val="1006"/>
         </w:numPr>
       </w:pPr>
       <w:r>
@@ -42085,7 +46677,7 @@
           <w:rPr>
             <w:rStyle w:val="Hyperlink"/>
           </w:rPr>
-          <w:t xml:space="preserve">Figure 4</w:t>
+          <w:t xml:space="preserve">Figure 5</w:t>
         </w:r>
       </w:hyperlink>
       <w:r>
@@ -42108,7 +46700,7 @@
       <w:tr>
         <w:tc>
           <w:tcPr/>
-          <w:bookmarkStart w:id="112" w:name="fig-prior-predictive-check"/>
+          <w:bookmarkStart w:id="120" w:name="fig-prior-predictive-check"/>
           <w:p>
             <w:pPr>
               <w:pStyle w:val="Heading4"/>
@@ -42463,18 +47055,18 @@
                 <wp:inline>
                   <wp:extent cx="4620126" cy="3696101"/>
                   <wp:effectExtent b="0" l="0" r="0" t="0"/>
-                  <wp:docPr descr="" title="" id="107" name="Picture"/>
+                  <wp:docPr descr="" title="" id="115" name="Picture"/>
                   <a:graphic>
                     <a:graphicData uri="http://schemas.openxmlformats.org/drawingml/2006/picture">
                       <pic:pic>
                         <pic:nvPicPr>
-                          <pic:cNvPr descr="bayesian-inference_files/figure-docx/prior-predictive-check-plot-1.png" id="108" name="Picture"/>
+                          <pic:cNvPr descr="bayesian-inference_files/figure-docx/prior-predictive-check-plot-1.png" id="116" name="Picture"/>
                           <pic:cNvPicPr>
                             <a:picLocks noChangeArrowheads="1" noChangeAspect="1"/>
                           </pic:cNvPicPr>
                         </pic:nvPicPr>
                         <pic:blipFill>
-                          <a:blip r:embed="rId106"/>
+                          <a:blip r:embed="rId114"/>
                           <a:stretch>
                             <a:fillRect/>
                           </a:stretch>
@@ -42942,18 +47534,18 @@
                 <wp:inline>
                   <wp:extent cx="5334000" cy="2333625"/>
                   <wp:effectExtent b="0" l="0" r="0" t="0"/>
-                  <wp:docPr descr="" title="" id="110" name="Picture"/>
+                  <wp:docPr descr="" title="" id="118" name="Picture"/>
                   <a:graphic>
                     <a:graphicData uri="http://schemas.openxmlformats.org/drawingml/2006/picture">
                       <pic:pic>
                         <pic:nvPicPr>
-                          <pic:cNvPr descr="bayesian-inference_files/figure-docx/prior-predictive-check-plot-py-1.png" id="111" name="Picture"/>
+                          <pic:cNvPr descr="bayesian-inference_files/figure-docx/prior-predictive-check-plot-py-1.png" id="119" name="Picture"/>
                           <pic:cNvPicPr>
                             <a:picLocks noChangeArrowheads="1" noChangeAspect="1"/>
                           </pic:cNvPicPr>
                         </pic:nvPicPr>
                         <pic:blipFill>
-                          <a:blip r:embed="rId109"/>
+                          <a:blip r:embed="rId117"/>
                           <a:stretch>
                             <a:fillRect/>
                           </a:stretch>
@@ -42990,7 +47582,7 @@
               <w:pStyle w:val="ImageCaption"/>
             </w:pPr>
             <w:r>
-              <w:t xml:space="preserve">Figure 4: Prior predictive distributions of the number of smokers</w:t>
+              <w:t xml:space="preserve">Figure 5: Prior predictive distributions of the number of smokers</w:t>
             </w:r>
             <w:r>
               <w:t xml:space="preserve"> </w:t>
@@ -43026,7 +47618,7 @@
               <w:t xml:space="preserve">The dashed line is the observed count, 74.</w:t>
             </w:r>
           </w:p>
-          <w:bookmarkEnd w:id="112"/>
+          <w:bookmarkEnd w:id="120"/>
         </w:tc>
       </w:tr>
     </w:tbl>
@@ -43137,8 +47729,8 @@
         <w:t xml:space="preserve">before trusting a posterior built on it.</w:t>
       </w:r>
     </w:p>
-    <w:bookmarkEnd w:id="113"/>
-    <w:bookmarkStart w:id="114" w:name="def-posterior-predictive-check"/>
+    <w:bookmarkEnd w:id="121"/>
+    <w:bookmarkStart w:id="122" w:name="def-posterior-predictive-check"/>
     <w:p>
       <w:pPr>
         <w:pStyle w:val="BodyText"/>
@@ -43381,8 +47973,8 @@
         <w:t xml:space="preserve">.</w:t>
       </w:r>
     </w:p>
-    <w:bookmarkEnd w:id="114"/>
-    <w:bookmarkStart w:id="122" w:name="exm-posterior-predictive-check"/>
+    <w:bookmarkEnd w:id="122"/>
+    <w:bookmarkStart w:id="130" w:name="exm-posterior-predictive-check"/>
     <w:p>
       <w:pPr>
         <w:pStyle w:val="BodyText"/>
@@ -43392,7 +47984,7 @@
           <w:b/>
           <w:bCs/>
         </w:rPr>
-        <w:t xml:space="preserve">Example 23 (Does one smoking probability fit every group?)</w:t>
+        <w:t xml:space="preserve">Example 24 (Does one smoking probability fit every group?)</w:t>
       </w:r>
       <w:r>
         <w:t xml:space="preserve"> </w:t>
@@ -43431,7 +48023,7 @@
           <w:rPr>
             <w:rStyle w:val="Hyperlink"/>
           </w:rPr>
-          <w:t xml:space="preserve">Example 21</w:t>
+          <w:t xml:space="preserve">Example 22</w:t>
         </w:r>
       </w:hyperlink>
       <w:r>
@@ -43449,7 +48041,7 @@
         <w:pStyle w:val="Compact"/>
         <w:numPr>
           <w:ilvl w:val="0"/>
-          <w:numId w:val="1006"/>
+          <w:numId w:val="1007"/>
         </w:numPr>
       </w:pPr>
       <w:r>
@@ -43521,7 +48113,7 @@
         <w:pStyle w:val="Compact"/>
         <w:numPr>
           <w:ilvl w:val="0"/>
-          <w:numId w:val="1006"/>
+          <w:numId w:val="1007"/>
         </w:numPr>
       </w:pPr>
       <w:r>
@@ -45427,7 +50019,7 @@
           <w:rPr>
             <w:rStyle w:val="Hyperlink"/>
           </w:rPr>
-          <w:t xml:space="preserve">Figure 5</w:t>
+          <w:t xml:space="preserve">Figure 6</w:t>
         </w:r>
       </w:hyperlink>
       <w:r>
@@ -45470,7 +50062,7 @@
       <w:tr>
         <w:tc>
           <w:tcPr/>
-          <w:bookmarkStart w:id="121" w:name="fig-posterior-predictive-check"/>
+          <w:bookmarkStart w:id="129" w:name="fig-posterior-predictive-check"/>
           <w:p>
             <w:pPr>
               <w:pStyle w:val="Heading4"/>
@@ -45870,18 +50462,18 @@
                 <wp:inline>
                   <wp:extent cx="4620126" cy="3696101"/>
                   <wp:effectExtent b="0" l="0" r="0" t="0"/>
-                  <wp:docPr descr="" title="" id="116" name="Picture"/>
+                  <wp:docPr descr="" title="" id="124" name="Picture"/>
                   <a:graphic>
                     <a:graphicData uri="http://schemas.openxmlformats.org/drawingml/2006/picture">
                       <pic:pic>
                         <pic:nvPicPr>
-                          <pic:cNvPr descr="bayesian-inference_files/figure-docx/posterior-predictive-check-plot-1.png" id="117" name="Picture"/>
+                          <pic:cNvPr descr="bayesian-inference_files/figure-docx/posterior-predictive-check-plot-1.png" id="125" name="Picture"/>
                           <pic:cNvPicPr>
                             <a:picLocks noChangeArrowheads="1" noChangeAspect="1"/>
                           </pic:cNvPicPr>
                         </pic:nvPicPr>
                         <pic:blipFill>
-                          <a:blip r:embed="rId115"/>
+                          <a:blip r:embed="rId123"/>
                           <a:stretch>
                             <a:fillRect/>
                           </a:stretch>
@@ -46268,18 +50860,18 @@
                 <wp:inline>
                   <wp:extent cx="5334000" cy="2333625"/>
                   <wp:effectExtent b="0" l="0" r="0" t="0"/>
-                  <wp:docPr descr="" title="" id="119" name="Picture"/>
+                  <wp:docPr descr="" title="" id="127" name="Picture"/>
                   <a:graphic>
                     <a:graphicData uri="http://schemas.openxmlformats.org/drawingml/2006/picture">
                       <pic:pic>
                         <pic:nvPicPr>
-                          <pic:cNvPr descr="bayesian-inference_files/figure-docx/posterior-predictive-check-plot-py-1.png" id="120" name="Picture"/>
+                          <pic:cNvPr descr="bayesian-inference_files/figure-docx/posterior-predictive-check-plot-py-1.png" id="128" name="Picture"/>
                           <pic:cNvPicPr>
                             <a:picLocks noChangeArrowheads="1" noChangeAspect="1"/>
                           </pic:cNvPicPr>
                         </pic:nvPicPr>
                         <pic:blipFill>
-                          <a:blip r:embed="rId118"/>
+                          <a:blip r:embed="rId126"/>
                           <a:stretch>
                             <a:fillRect/>
                           </a:stretch>
@@ -46316,7 +50908,7 @@
               <w:pStyle w:val="ImageCaption"/>
             </w:pPr>
             <w:r>
-              <w:t xml:space="preserve">Figure 5: Posterior predictive distributions of</w:t>
+              <w:t xml:space="preserve">Figure 6: Posterior predictive distributions of</w:t>
             </w:r>
             <w:r>
               <w:t xml:space="preserve"> </w:t>
@@ -46407,7 +50999,7 @@
               <w:t xml:space="preserve">data.</w:t>
             </w:r>
           </w:p>
-          <w:bookmarkEnd w:id="121"/>
+          <w:bookmarkEnd w:id="129"/>
         </w:tc>
       </w:tr>
     </w:tbl>
@@ -46469,8 +51061,8 @@
         <w:t xml:space="preserve">for everyone cannot reproduce that.</w:t>
       </w:r>
     </w:p>
-    <w:bookmarkEnd w:id="122"/>
-    <w:bookmarkStart w:id="123" w:name="def-ppp-value"/>
+    <w:bookmarkEnd w:id="130"/>
+    <w:bookmarkStart w:id="131" w:name="def-ppp-value"/>
     <w:p>
       <w:pPr>
         <w:pStyle w:val="BodyText"/>
@@ -46804,25 +51396,283 @@
       <w:r>
         <w:t xml:space="preserve">.</w:t>
       </w:r>
-      <w:r>
-        <w:t xml:space="preserve"> </w:t>
-      </w:r>
-      <w:r>
-        <w:t xml:space="preserve">With simulations from a</w:t>
-      </w:r>
-      <w:r>
-        <w:t xml:space="preserve"> </w:t>
-      </w:r>
-      <w:hyperlink w:anchor="def-posterior-predictive-check">
+    </w:p>
+    <w:bookmarkEnd w:id="131"/>
+    <w:bookmarkStart w:id="133" w:name="exm-ppp-value"/>
+    <w:p>
+      <w:pPr>
+        <w:pStyle w:val="BodyText"/>
+      </w:pPr>
+      <w:r>
+        <w:rPr>
+          <w:b/>
+          <w:bCs/>
+        </w:rPr>
+        <w:t xml:space="preserve">Example 25 (Posterior predictive p-values for the race spread)</w:t>
+      </w:r>
+      <w:r>
+        <w:t xml:space="preserve"> </w:t>
+      </w:r>
+      <w:r>
+        <w:t xml:space="preserve">From the simulations of</w:t>
+      </w:r>
+      <w:r>
+        <w:t xml:space="preserve"> </w:t>
+      </w:r>
+      <w:hyperlink w:anchor="exm-posterior-predictive-check">
         <w:r>
           <w:rPr>
             <w:rStyle w:val="Hyperlink"/>
           </w:rPr>
-          <w:t xml:space="preserve">posterior predictive check</w:t>
+          <w:t xml:space="preserve">Example 24</w:t>
         </w:r>
       </w:hyperlink>
       <w:r>
-        <w:t xml:space="preserve">,</w:t>
+        <w:t xml:space="preserve">:</w:t>
+      </w:r>
+    </w:p>
+    <w:p>
+      <w:pPr>
+        <w:pStyle w:val="Heading4"/>
+      </w:pPr>
+      <w:r>
+        <w:t xml:space="preserve">R</w:t>
+      </w:r>
+    </w:p>
+    <w:p>
+      <w:pPr>
+        <w:pStyle w:val="SourceCode"/>
+      </w:pPr>
+      <w:r>
+        <w:rPr>
+          <w:rStyle w:val="NormalTok"/>
+        </w:rPr>
+        <w:t xml:space="preserve">ppp_values </w:t>
+      </w:r>
+      <w:r>
+        <w:rPr>
+          <w:rStyle w:val="OtherTok"/>
+        </w:rPr>
+        <w:t xml:space="preserve">&lt;-</w:t>
+      </w:r>
+      <w:r>
+        <w:rPr>
+          <w:rStyle w:val="NormalTok"/>
+        </w:rPr>
+        <w:t xml:space="preserve"> </w:t>
+      </w:r>
+      <w:r>
+        <w:rPr>
+          <w:rStyle w:val="FunctionTok"/>
+        </w:rPr>
+        <w:t xml:space="preserve">tapply</w:t>
+      </w:r>
+      <w:r>
+        <w:rPr>
+          <w:rStyle w:val="NormalTok"/>
+        </w:rPr>
+        <w:t xml:space="preserve">(</w:t>
+      </w:r>
+      <w:r>
+        <w:br/>
+      </w:r>
+      <w:r>
+        <w:rPr>
+          <w:rStyle w:val="NormalTok"/>
+        </w:rPr>
+        <w:t xml:space="preserve">  ppc_draws</w:t>
+      </w:r>
+      <w:r>
+        <w:rPr>
+          <w:rStyle w:val="SpecialCharTok"/>
+        </w:rPr>
+        <w:t xml:space="preserve">$</w:t>
+      </w:r>
+      <w:r>
+        <w:rPr>
+          <w:rStyle w:val="NormalTok"/>
+        </w:rPr>
+        <w:t xml:space="preserve">t_rep </w:t>
+      </w:r>
+      <w:r>
+        <w:rPr>
+          <w:rStyle w:val="SpecialCharTok"/>
+        </w:rPr>
+        <w:t xml:space="preserve">&gt;=</w:t>
+      </w:r>
+      <w:r>
+        <w:rPr>
+          <w:rStyle w:val="NormalTok"/>
+        </w:rPr>
+        <w:t xml:space="preserve"> ppc_draws</w:t>
+      </w:r>
+      <w:r>
+        <w:rPr>
+          <w:rStyle w:val="SpecialCharTok"/>
+        </w:rPr>
+        <w:t xml:space="preserve">$</w:t>
+      </w:r>
+      <w:r>
+        <w:rPr>
+          <w:rStyle w:val="NormalTok"/>
+        </w:rPr>
+        <w:t xml:space="preserve">t_obs,</w:t>
+      </w:r>
+      <w:r>
+        <w:br/>
+      </w:r>
+      <w:r>
+        <w:rPr>
+          <w:rStyle w:val="NormalTok"/>
+        </w:rPr>
+        <w:t xml:space="preserve">  ppc_draws</w:t>
+      </w:r>
+      <w:r>
+        <w:rPr>
+          <w:rStyle w:val="SpecialCharTok"/>
+        </w:rPr>
+        <w:t xml:space="preserve">$</w:t>
+      </w:r>
+      <w:r>
+        <w:rPr>
+          <w:rStyle w:val="NormalTok"/>
+        </w:rPr>
+        <w:t xml:space="preserve">data_set,</w:t>
+      </w:r>
+      <w:r>
+        <w:br/>
+      </w:r>
+      <w:r>
+        <w:rPr>
+          <w:rStyle w:val="NormalTok"/>
+        </w:rPr>
+        <w:t xml:space="preserve">  mean</w:t>
+      </w:r>
+      <w:r>
+        <w:br/>
+      </w:r>
+      <w:r>
+        <w:rPr>
+          <w:rStyle w:val="NormalTok"/>
+        </w:rPr>
+        <w:t xml:space="preserve">)</w:t>
+      </w:r>
+      <w:r>
+        <w:br/>
+      </w:r>
+      <w:r>
+        <w:rPr>
+          <w:rStyle w:val="NormalTok"/>
+        </w:rPr>
+        <w:t xml:space="preserve">ppp_values</w:t>
+      </w:r>
+      <w:r>
+        <w:br/>
+      </w:r>
+      <w:r>
+        <w:rPr>
+          <w:rStyle w:val="CommentTok"/>
+        </w:rPr>
+        <w:t xml:space="preserve">#&gt;      simulated real (birthwt) </w:t>
+      </w:r>
+      <w:r>
+        <w:br/>
+      </w:r>
+      <w:r>
+        <w:rPr>
+          <w:rStyle w:val="CommentTok"/>
+        </w:rPr>
+        <w:t xml:space="preserve">#&gt;        0.36725        0.00150</w:t>
+      </w:r>
+    </w:p>
+    <w:p>
+      <w:pPr>
+        <w:pStyle w:val="Heading4"/>
+      </w:pPr>
+      <w:r>
+        <w:t xml:space="preserve">Python</w:t>
+      </w:r>
+    </w:p>
+    <w:p>
+      <w:pPr>
+        <w:pStyle w:val="SourceCode"/>
+      </w:pPr>
+      <w:r>
+        <w:rPr>
+          <w:rStyle w:val="NormalTok"/>
+        </w:rPr>
+        <w:t xml:space="preserve">{name: (t_rep </w:t>
+      </w:r>
+      <w:r>
+        <w:rPr>
+          <w:rStyle w:val="OperatorTok"/>
+        </w:rPr>
+        <w:t xml:space="preserve">&gt;=</w:t>
+      </w:r>
+      <w:r>
+        <w:rPr>
+          <w:rStyle w:val="NormalTok"/>
+        </w:rPr>
+        <w:t xml:space="preserve"> t_obs).mean() </w:t>
+      </w:r>
+      <w:r>
+        <w:rPr>
+          <w:rStyle w:val="ControlFlowTok"/>
+        </w:rPr>
+        <w:t xml:space="preserve">for</w:t>
+      </w:r>
+      <w:r>
+        <w:rPr>
+          <w:rStyle w:val="NormalTok"/>
+        </w:rPr>
+        <w:t xml:space="preserve"> name, (t_rep, t_obs) </w:t>
+      </w:r>
+      <w:r>
+        <w:rPr>
+          <w:rStyle w:val="KeywordTok"/>
+        </w:rPr>
+        <w:t xml:space="preserve">in</w:t>
+      </w:r>
+      <w:r>
+        <w:rPr>
+          <w:rStyle w:val="NormalTok"/>
+        </w:rPr>
+        <w:t xml:space="preserve"> ppc_draws.items()}</w:t>
+      </w:r>
+      <w:r>
+        <w:br/>
+      </w:r>
+      <w:r>
+        <w:rPr>
+          <w:rStyle w:val="CommentTok"/>
+        </w:rPr>
+        <w:t xml:space="preserve">#&gt; {'simulated': np.float64(0.3545), 'real (birthwt)': np.float64(0.00125)}</w:t>
+      </w:r>
+    </w:p>
+    <w:p>
+      <w:pPr>
+        <w:pStyle w:val="FirstParagraph"/>
+      </w:pPr>
+      <w:r>
+        <w:t xml:space="preserve">R and Python draw different random numbers,</w:t>
+      </w:r>
+      <w:r>
+        <w:t xml:space="preserve"> </w:t>
+      </w:r>
+      <w:r>
+        <w:t xml:space="preserve">so their p-values differ a little;</w:t>
+      </w:r>
+      <w:r>
+        <w:t xml:space="preserve"> </w:t>
+      </w:r>
+      <w:r>
+        <w:t xml:space="preserve">the text uses the R results.</w:t>
+      </w:r>
+      <w:r>
+        <w:t xml:space="preserve"> </w:t>
+      </w:r>
+      <w:r>
+        <w:t xml:space="preserve">For the simulated data,</w:t>
       </w:r>
       <w:r>
         <w:t xml:space="preserve"> </w:t>
@@ -46845,297 +51695,19 @@
         <w:t xml:space="preserve"> </w:t>
       </w:r>
       <w:r>
-        <w:t xml:space="preserve">is estimated by the proportion of replicated values</w:t>
-      </w:r>
-      <w:r>
-        <w:t xml:space="preserve"> </w:t>
-      </w:r>
-      <w:r>
-        <w:t xml:space="preserve">at least as large as the observed value.</w:t>
-      </w:r>
-      <w:r>
-        <w:t xml:space="preserve"> </w:t>
-      </w:r>
-      <w:r>
-        <w:t xml:space="preserve">A value near 0 or 1 means the observed data are unusual under the model.</w:t>
-      </w:r>
-    </w:p>
-    <w:bookmarkEnd w:id="123"/>
-    <w:bookmarkStart w:id="125" w:name="exm-ppp-value"/>
-    <w:p>
-      <w:pPr>
-        <w:pStyle w:val="BodyText"/>
-      </w:pPr>
-      <w:r>
-        <w:rPr>
-          <w:b/>
-          <w:bCs/>
-        </w:rPr>
-        <w:t xml:space="preserve">Example 24 (Posterior predictive p-values for the race spread)</w:t>
-      </w:r>
-      <w:r>
-        <w:t xml:space="preserve"> </w:t>
-      </w:r>
-      <w:r>
-        <w:t xml:space="preserve">From the simulations of</w:t>
-      </w:r>
-      <w:r>
-        <w:t xml:space="preserve"> </w:t>
-      </w:r>
-      <w:hyperlink w:anchor="exm-posterior-predictive-check">
-        <w:r>
-          <w:rPr>
-            <w:rStyle w:val="Hyperlink"/>
-          </w:rPr>
-          <w:t xml:space="preserve">Example 23</w:t>
-        </w:r>
-      </w:hyperlink>
-      <w:r>
-        <w:t xml:space="preserve">:</w:t>
-      </w:r>
-    </w:p>
-    <w:p>
-      <w:pPr>
-        <w:pStyle w:val="Heading4"/>
-      </w:pPr>
-      <w:r>
-        <w:t xml:space="preserve">R</w:t>
-      </w:r>
-    </w:p>
-    <w:p>
-      <w:pPr>
-        <w:pStyle w:val="SourceCode"/>
-      </w:pPr>
-      <w:r>
-        <w:rPr>
-          <w:rStyle w:val="NormalTok"/>
-        </w:rPr>
-        <w:t xml:space="preserve">ppp_values </w:t>
-      </w:r>
-      <w:r>
-        <w:rPr>
-          <w:rStyle w:val="OtherTok"/>
-        </w:rPr>
-        <w:t xml:space="preserve">&lt;-</w:t>
-      </w:r>
-      <w:r>
-        <w:rPr>
-          <w:rStyle w:val="NormalTok"/>
-        </w:rPr>
-        <w:t xml:space="preserve"> </w:t>
-      </w:r>
-      <w:r>
-        <w:rPr>
-          <w:rStyle w:val="FunctionTok"/>
-        </w:rPr>
-        <w:t xml:space="preserve">tapply</w:t>
-      </w:r>
-      <w:r>
-        <w:rPr>
-          <w:rStyle w:val="NormalTok"/>
-        </w:rPr>
-        <w:t xml:space="preserve">(</w:t>
-      </w:r>
-      <w:r>
-        <w:br/>
-      </w:r>
-      <w:r>
-        <w:rPr>
-          <w:rStyle w:val="NormalTok"/>
-        </w:rPr>
-        <w:t xml:space="preserve">  ppc_draws</w:t>
-      </w:r>
-      <w:r>
-        <w:rPr>
-          <w:rStyle w:val="SpecialCharTok"/>
-        </w:rPr>
-        <w:t xml:space="preserve">$</w:t>
-      </w:r>
-      <w:r>
-        <w:rPr>
-          <w:rStyle w:val="NormalTok"/>
-        </w:rPr>
-        <w:t xml:space="preserve">t_rep </w:t>
-      </w:r>
-      <w:r>
-        <w:rPr>
-          <w:rStyle w:val="SpecialCharTok"/>
-        </w:rPr>
-        <w:t xml:space="preserve">&gt;=</w:t>
-      </w:r>
-      <w:r>
-        <w:rPr>
-          <w:rStyle w:val="NormalTok"/>
-        </w:rPr>
-        <w:t xml:space="preserve"> ppc_draws</w:t>
-      </w:r>
-      <w:r>
-        <w:rPr>
-          <w:rStyle w:val="SpecialCharTok"/>
-        </w:rPr>
-        <w:t xml:space="preserve">$</w:t>
-      </w:r>
-      <w:r>
-        <w:rPr>
-          <w:rStyle w:val="NormalTok"/>
-        </w:rPr>
-        <w:t xml:space="preserve">t_obs,</w:t>
-      </w:r>
-      <w:r>
-        <w:br/>
-      </w:r>
-      <w:r>
-        <w:rPr>
-          <w:rStyle w:val="NormalTok"/>
-        </w:rPr>
-        <w:t xml:space="preserve">  ppc_draws</w:t>
-      </w:r>
-      <w:r>
-        <w:rPr>
-          <w:rStyle w:val="SpecialCharTok"/>
-        </w:rPr>
-        <w:t xml:space="preserve">$</w:t>
-      </w:r>
-      <w:r>
-        <w:rPr>
-          <w:rStyle w:val="NormalTok"/>
-        </w:rPr>
-        <w:t xml:space="preserve">data_set,</w:t>
-      </w:r>
-      <w:r>
-        <w:br/>
-      </w:r>
-      <w:r>
-        <w:rPr>
-          <w:rStyle w:val="NormalTok"/>
-        </w:rPr>
-        <w:t xml:space="preserve">  mean</w:t>
-      </w:r>
-      <w:r>
-        <w:br/>
-      </w:r>
-      <w:r>
-        <w:rPr>
-          <w:rStyle w:val="NormalTok"/>
-        </w:rPr>
-        <w:t xml:space="preserve">)</w:t>
-      </w:r>
-      <w:r>
-        <w:br/>
-      </w:r>
-      <w:r>
-        <w:rPr>
-          <w:rStyle w:val="NormalTok"/>
-        </w:rPr>
-        <w:t xml:space="preserve">ppp_values</w:t>
-      </w:r>
-      <w:r>
-        <w:br/>
-      </w:r>
-      <w:r>
-        <w:rPr>
-          <w:rStyle w:val="CommentTok"/>
-        </w:rPr>
-        <w:t xml:space="preserve">#&gt;      simulated real (birthwt) </w:t>
-      </w:r>
-      <w:r>
-        <w:br/>
-      </w:r>
-      <w:r>
-        <w:rPr>
-          <w:rStyle w:val="CommentTok"/>
-        </w:rPr>
-        <w:t xml:space="preserve">#&gt;        0.36725        0.00150</w:t>
-      </w:r>
-    </w:p>
-    <w:p>
-      <w:pPr>
-        <w:pStyle w:val="Heading4"/>
-      </w:pPr>
-      <w:r>
-        <w:t xml:space="preserve">Python</w:t>
-      </w:r>
-    </w:p>
-    <w:p>
-      <w:pPr>
-        <w:pStyle w:val="SourceCode"/>
-      </w:pPr>
-      <w:r>
-        <w:rPr>
-          <w:rStyle w:val="NormalTok"/>
-        </w:rPr>
-        <w:t xml:space="preserve">{name: (t_rep </w:t>
-      </w:r>
-      <w:r>
-        <w:rPr>
-          <w:rStyle w:val="OperatorTok"/>
-        </w:rPr>
-        <w:t xml:space="preserve">&gt;=</w:t>
-      </w:r>
-      <w:r>
-        <w:rPr>
-          <w:rStyle w:val="NormalTok"/>
-        </w:rPr>
-        <w:t xml:space="preserve"> t_obs).mean() </w:t>
-      </w:r>
-      <w:r>
-        <w:rPr>
-          <w:rStyle w:val="ControlFlowTok"/>
-        </w:rPr>
-        <w:t xml:space="preserve">for</w:t>
-      </w:r>
-      <w:r>
-        <w:rPr>
-          <w:rStyle w:val="NormalTok"/>
-        </w:rPr>
-        <w:t xml:space="preserve"> name, (t_rep, t_obs) </w:t>
-      </w:r>
-      <w:r>
-        <w:rPr>
-          <w:rStyle w:val="KeywordTok"/>
-        </w:rPr>
-        <w:t xml:space="preserve">in</w:t>
-      </w:r>
-      <w:r>
-        <w:rPr>
-          <w:rStyle w:val="NormalTok"/>
-        </w:rPr>
-        <w:t xml:space="preserve"> ppc_draws.items()}</w:t>
-      </w:r>
-      <w:r>
-        <w:br/>
-      </w:r>
-      <w:r>
-        <w:rPr>
-          <w:rStyle w:val="CommentTok"/>
-        </w:rPr>
-        <w:t xml:space="preserve">#&gt; {'simulated': np.float64(0.3545), 'real (birthwt)': np.float64(0.00125)}</w:t>
-      </w:r>
-    </w:p>
-    <w:p>
-      <w:pPr>
-        <w:pStyle w:val="FirstParagraph"/>
-      </w:pPr>
-      <w:r>
-        <w:t xml:space="preserve">R and Python draw different random numbers,</w:t>
-      </w:r>
-      <w:r>
-        <w:t xml:space="preserve"> </w:t>
-      </w:r>
-      <w:r>
-        <w:t xml:space="preserve">so their p-values differ a little;</w:t>
-      </w:r>
-      <w:r>
-        <w:t xml:space="preserve"> </w:t>
-      </w:r>
-      <w:r>
-        <w:t xml:space="preserve">the text uses the R results.</w:t>
-      </w:r>
-      <w:r>
-        <w:t xml:space="preserve"> </w:t>
-      </w:r>
-      <w:r>
-        <w:t xml:space="preserve">For the simulated data,</w:t>
+        <w:t xml:space="preserve">is 0.367,</w:t>
+      </w:r>
+      <w:r>
+        <w:t xml:space="preserve"> </w:t>
+      </w:r>
+      <w:r>
+        <w:t xml:space="preserve">so the model passes this check.</w:t>
+      </w:r>
+      <w:r>
+        <w:t xml:space="preserve"> </w:t>
+      </w:r>
+      <w:r>
+        <w:t xml:space="preserve">For the real data,</w:t>
       </w:r>
       <w:r>
         <w:t xml:space="preserve"> </w:t>
@@ -47158,19 +51730,76 @@
         <w:t xml:space="preserve"> </w:t>
       </w:r>
       <w:r>
-        <w:t xml:space="preserve">is 0.367,</w:t>
-      </w:r>
-      <w:r>
-        <w:t xml:space="preserve"> </w:t>
-      </w:r>
-      <w:r>
-        <w:t xml:space="preserve">so the model passes this check.</w:t>
-      </w:r>
-      <w:r>
-        <w:t xml:space="preserve"> </w:t>
-      </w:r>
-      <w:r>
-        <w:t xml:space="preserve">For the real data,</w:t>
+        <w:t xml:space="preserve">is 0.002,</w:t>
+      </w:r>
+      <w:r>
+        <w:t xml:space="preserve"> </w:t>
+      </w:r>
+      <w:r>
+        <w:t xml:space="preserve">so the model fails it.</w:t>
+      </w:r>
+      <w:r>
+        <w:t xml:space="preserve"> </w:t>
+      </w:r>
+      <w:r>
+        <w:t xml:space="preserve">The next step would be a model that lets the smoking probability depend on race,</w:t>
+      </w:r>
+      <w:r>
+        <w:t xml:space="preserve"> </w:t>
+      </w:r>
+      <w:r>
+        <w:t xml:space="preserve">such as the</w:t>
+      </w:r>
+      <w:r>
+        <w:t xml:space="preserve"> </w:t>
+      </w:r>
+      <w:hyperlink r:id="rId132">
+        <w:r>
+          <w:rPr>
+            <w:rStyle w:val="Hyperlink"/>
+          </w:rPr>
+          <w:t xml:space="preserve">Bayesian logistic regression</w:t>
+        </w:r>
+      </w:hyperlink>
+      <w:r>
+        <w:t xml:space="preserve"> </w:t>
+      </w:r>
+      <w:r>
+        <w:t xml:space="preserve">fitted on the companion page.</w:t>
+      </w:r>
+    </w:p>
+    <w:bookmarkEnd w:id="133"/>
+    <w:bookmarkStart w:id="134" w:name="rem-ppp-value-estimate"/>
+    <w:p>
+      <w:pPr>
+        <w:pStyle w:val="BodyText"/>
+      </w:pPr>
+      <w:r>
+        <w:rPr>
+          <w:i/>
+          <w:iCs/>
+        </w:rPr>
+        <w:t xml:space="preserve">Remark 7</w:t>
+      </w:r>
+      <w:r>
+        <w:t xml:space="preserve"> (Estimating and interpreting the posterior predictive p-value). </w:t>
+      </w:r>
+      <w:r>
+        <w:t xml:space="preserve">With simulations from a</w:t>
+      </w:r>
+      <w:r>
+        <w:t xml:space="preserve"> </w:t>
+      </w:r>
+      <w:hyperlink w:anchor="def-posterior-predictive-check">
+        <w:r>
+          <w:rPr>
+            <w:rStyle w:val="Hyperlink"/>
+          </w:rPr>
+          <w:t xml:space="preserve">posterior predictive check</w:t>
+        </w:r>
+      </w:hyperlink>
+      <w:r>
+        <w:t xml:space="preserve">,</w:t>
       </w:r>
       <w:r>
         <w:t xml:space="preserve"> </w:t>
@@ -47193,47 +51822,24 @@
         <w:t xml:space="preserve"> </w:t>
       </w:r>
       <w:r>
-        <w:t xml:space="preserve">is 0.002,</w:t>
-      </w:r>
-      <w:r>
-        <w:t xml:space="preserve"> </w:t>
-      </w:r>
-      <w:r>
-        <w:t xml:space="preserve">so the model fails it.</w:t>
-      </w:r>
-      <w:r>
-        <w:t xml:space="preserve"> </w:t>
-      </w:r>
-      <w:r>
-        <w:t xml:space="preserve">The next step would be a model that lets the smoking probability depend on race,</w:t>
-      </w:r>
-      <w:r>
-        <w:t xml:space="preserve"> </w:t>
-      </w:r>
-      <w:r>
-        <w:t xml:space="preserve">such as the</w:t>
-      </w:r>
-      <w:r>
-        <w:t xml:space="preserve"> </w:t>
-      </w:r>
-      <w:hyperlink r:id="rId124">
-        <w:r>
-          <w:rPr>
-            <w:rStyle w:val="Hyperlink"/>
-          </w:rPr>
-          <w:t xml:space="preserve">Bayesian logistic regression</w:t>
-        </w:r>
-      </w:hyperlink>
-      <w:r>
-        <w:t xml:space="preserve"> </w:t>
-      </w:r>
-      <w:r>
-        <w:t xml:space="preserve">fitted on the companion page.</w:t>
+        <w:t xml:space="preserve">is estimated by the proportion of replicated values</w:t>
+      </w:r>
+      <w:r>
+        <w:t xml:space="preserve"> </w:t>
+      </w:r>
+      <w:r>
+        <w:t xml:space="preserve">at least as large as the observed value.</w:t>
+      </w:r>
+      <w:r>
+        <w:t xml:space="preserve"> </w:t>
+      </w:r>
+      <w:r>
+        <w:t xml:space="preserve">A value near 0 or 1 means the observed data are unusual under the model.</w:t>
       </w:r>
     </w:p>
-    <w:bookmarkEnd w:id="125"/>
-    <w:bookmarkEnd w:id="126"/>
-    <w:bookmarkStart w:id="134" w:name="sec-bayes-hierarchies"/>
+    <w:bookmarkEnd w:id="134"/>
+    <w:bookmarkEnd w:id="135"/>
+    <w:bookmarkStart w:id="143" w:name="sec-bayes-hierarchies"/>
     <w:p>
       <w:pPr>
         <w:pStyle w:val="Heading2"/>
@@ -47242,7 +51848,7 @@
         <w:t xml:space="preserve">5 Distributions and hierarchies</w:t>
       </w:r>
     </w:p>
-    <w:bookmarkStart w:id="127" w:name="def-hierarchical-model"/>
+    <w:bookmarkStart w:id="136" w:name="def-hierarchical-model"/>
     <w:p>
       <w:pPr>
         <w:pStyle w:val="FirstParagraph"/>
@@ -47252,7 +51858,7 @@
           <w:b/>
           <w:bCs/>
         </w:rPr>
-        <w:t xml:space="preserve">Definition 22 (Hierarchical model)</w:t>
+        <w:t xml:space="preserve">Definition 22 (Hierarchical model (multilevel model))</w:t>
       </w:r>
       <w:r>
         <w:t xml:space="preserve"> </w:t>
@@ -47314,8 +51920,8 @@
         <w:t xml:space="preserve">.</w:t>
       </w:r>
     </w:p>
-    <w:bookmarkEnd w:id="127"/>
-    <w:bookmarkStart w:id="128" w:name="rem-hierarchical-model-structure"/>
+    <w:bookmarkEnd w:id="136"/>
+    <w:bookmarkStart w:id="137" w:name="rem-hierarchical-model-structure"/>
     <w:p>
       <w:pPr>
         <w:pStyle w:val="BodyText"/>
@@ -47325,7 +51931,7 @@
           <w:i/>
           <w:iCs/>
         </w:rPr>
-        <w:t xml:space="preserve">Remark 5</w:t>
+        <w:t xml:space="preserve">Remark 8</w:t>
       </w:r>
       <w:r>
         <w:t xml:space="preserve"> (A hierarchical model is a model structure). </w:t>
@@ -47371,8 +51977,8 @@
         <w:t xml:space="preserve">).</w:t>
       </w:r>
     </w:p>
-    <w:bookmarkEnd w:id="128"/>
-    <w:bookmarkStart w:id="129" w:name="def-hyperparameter"/>
+    <w:bookmarkEnd w:id="137"/>
+    <w:bookmarkStart w:id="138" w:name="def-hyperparameter"/>
     <w:p>
       <w:pPr>
         <w:pStyle w:val="BodyText"/>
@@ -47433,8 +52039,8 @@
         <w:t xml:space="preserve">of the distribution of the group-level parameters.</w:t>
       </w:r>
     </w:p>
-    <w:bookmarkEnd w:id="129"/>
-    <w:bookmarkStart w:id="130" w:name="def-hyperprior"/>
+    <w:bookmarkEnd w:id="138"/>
+    <w:bookmarkStart w:id="139" w:name="def-hyperprior"/>
     <w:p>
       <w:pPr>
         <w:pStyle w:val="BodyText"/>
@@ -47509,8 +52115,8 @@
         <w:t xml:space="preserve">.</w:t>
       </w:r>
     </w:p>
-    <w:bookmarkEnd w:id="130"/>
-    <w:bookmarkStart w:id="131" w:name="exm-two-level-normal"/>
+    <w:bookmarkEnd w:id="139"/>
+    <w:bookmarkStart w:id="140" w:name="exm-two-level-normal"/>
     <w:p>
       <w:pPr>
         <w:pStyle w:val="BodyText"/>
@@ -47520,7 +52126,7 @@
           <w:b/>
           <w:bCs/>
         </w:rPr>
-        <w:t xml:space="preserve">Example 25 (A two-level Gaussian model)</w:t>
+        <w:t xml:space="preserve">Example 26 (A two-level Gaussian model)</w:t>
       </w:r>
       <w:r>
         <w:t xml:space="preserve"> </w:t>
@@ -48014,7 +52620,7 @@
         <w:t xml:space="preserve">.</w:t>
       </w:r>
     </w:p>
-    <w:bookmarkEnd w:id="131"/>
+    <w:bookmarkEnd w:id="140"/>
     <w:p>
       <w:pPr>
         <w:pStyle w:val="BodyText"/>
@@ -48147,7 +52753,7 @@
       <w:r>
         <w:t xml:space="preserve"> </w:t>
       </w:r>
-      <w:hyperlink r:id="rId132">
+      <w:hyperlink r:id="rId141">
         <w:r>
           <w:rPr>
             <w:rStyle w:val="Hyperlink"/>
@@ -48229,7 +52835,7 @@
       <w:r>
         <w:t xml:space="preserve"> </w:t>
       </w:r>
-      <w:hyperlink r:id="rId133">
+      <w:hyperlink r:id="rId142">
         <w:r>
           <w:rPr>
             <w:rStyle w:val="Hyperlink"/>
@@ -48246,8 +52852,8 @@
         <w:t xml:space="preserve">(Statistical Rethinking 2026, Lecture B01).</w:t>
       </w:r>
     </w:p>
-    <w:bookmarkEnd w:id="134"/>
-    <w:bookmarkStart w:id="149" w:name="sec-bayes-resources"/>
+    <w:bookmarkEnd w:id="143"/>
+    <w:bookmarkStart w:id="158" w:name="sec-bayes-resources"/>
     <w:p>
       <w:pPr>
         <w:pStyle w:val="Heading2"/>
@@ -48264,231 +52870,13 @@
         <w:t xml:space="preserve">The following resources cover Bayesian inference in more depth.</w:t>
       </w:r>
     </w:p>
-    <w:bookmarkStart w:id="143" w:name="uc-davis-courses"/>
+    <w:bookmarkStart w:id="152" w:name="uc-davis-courses"/>
     <w:p>
       <w:pPr>
         <w:pStyle w:val="Heading3"/>
       </w:pPr>
       <w:r>
         <w:t xml:space="preserve">6.1 UC Davis courses</w:t>
-      </w:r>
-    </w:p>
-    <w:p>
-      <w:pPr>
-        <w:pStyle w:val="Compact"/>
-        <w:numPr>
-          <w:ilvl w:val="0"/>
-          <w:numId w:val="1007"/>
-        </w:numPr>
-      </w:pPr>
-      <w:hyperlink r:id="rId135">
-        <w:r>
-          <w:rPr>
-            <w:rStyle w:val="Hyperlink"/>
-          </w:rPr>
-          <w:t xml:space="preserve">STA 015C</w:t>
-        </w:r>
-      </w:hyperlink>
-      <w:r>
-        <w:t xml:space="preserve">:</w:t>
-      </w:r>
-      <w:r>
-        <w:t xml:space="preserve"> </w:t>
-      </w:r>
-      <w:r>
-        <w:t xml:space="preserve">“Introduction to Statistical Data Science III”</w:t>
-      </w:r>
-    </w:p>
-    <w:p>
-      <w:pPr>
-        <w:pStyle w:val="Compact"/>
-        <w:numPr>
-          <w:ilvl w:val="0"/>
-          <w:numId w:val="1007"/>
-        </w:numPr>
-      </w:pPr>
-      <w:hyperlink r:id="rId136">
-        <w:r>
-          <w:rPr>
-            <w:rStyle w:val="Hyperlink"/>
-          </w:rPr>
-          <w:t xml:space="preserve">STA 035C</w:t>
-        </w:r>
-      </w:hyperlink>
-      <w:r>
-        <w:t xml:space="preserve">:</w:t>
-      </w:r>
-      <w:r>
-        <w:t xml:space="preserve"> </w:t>
-      </w:r>
-      <w:r>
-        <w:t xml:space="preserve">“Statistical Data Science III”</w:t>
-      </w:r>
-    </w:p>
-    <w:p>
-      <w:pPr>
-        <w:pStyle w:val="Compact"/>
-        <w:numPr>
-          <w:ilvl w:val="0"/>
-          <w:numId w:val="1007"/>
-        </w:numPr>
-      </w:pPr>
-      <w:hyperlink r:id="rId137">
-        <w:r>
-          <w:rPr>
-            <w:rStyle w:val="Hyperlink"/>
-          </w:rPr>
-          <w:t xml:space="preserve">STA 145</w:t>
-        </w:r>
-      </w:hyperlink>
-      <w:r>
-        <w:t xml:space="preserve">:</w:t>
-      </w:r>
-      <w:r>
-        <w:t xml:space="preserve"> </w:t>
-      </w:r>
-      <w:r>
-        <w:t xml:space="preserve">“Bayesian Statistical Inference”</w:t>
-      </w:r>
-    </w:p>
-    <w:p>
-      <w:pPr>
-        <w:pStyle w:val="Compact"/>
-        <w:numPr>
-          <w:ilvl w:val="0"/>
-          <w:numId w:val="1007"/>
-        </w:numPr>
-      </w:pPr>
-      <w:hyperlink r:id="rId138">
-        <w:r>
-          <w:rPr>
-            <w:rStyle w:val="Hyperlink"/>
-          </w:rPr>
-          <w:t xml:space="preserve">ECL 234</w:t>
-        </w:r>
-      </w:hyperlink>
-      <w:r>
-        <w:t xml:space="preserve">:</w:t>
-      </w:r>
-      <w:r>
-        <w:t xml:space="preserve"> </w:t>
-      </w:r>
-      <w:r>
-        <w:t xml:space="preserve">“Bayesian Models - A Statistical Primer”</w:t>
-      </w:r>
-    </w:p>
-    <w:p>
-      <w:pPr>
-        <w:pStyle w:val="Compact"/>
-        <w:numPr>
-          <w:ilvl w:val="0"/>
-          <w:numId w:val="1007"/>
-        </w:numPr>
-      </w:pPr>
-      <w:hyperlink r:id="rId139">
-        <w:r>
-          <w:rPr>
-            <w:rStyle w:val="Hyperlink"/>
-          </w:rPr>
-          <w:t xml:space="preserve">PLS 207</w:t>
-        </w:r>
-      </w:hyperlink>
-      <w:r>
-        <w:t xml:space="preserve">:</w:t>
-      </w:r>
-      <w:r>
-        <w:t xml:space="preserve"> </w:t>
-      </w:r>
-      <w:r>
-        <w:t xml:space="preserve">“Applied Statistical Modeling for the Environmental Sciences”</w:t>
-      </w:r>
-    </w:p>
-    <w:p>
-      <w:pPr>
-        <w:pStyle w:val="Compact"/>
-        <w:numPr>
-          <w:ilvl w:val="0"/>
-          <w:numId w:val="1007"/>
-        </w:numPr>
-      </w:pPr>
-      <w:hyperlink r:id="rId140">
-        <w:r>
-          <w:rPr>
-            <w:rStyle w:val="Hyperlink"/>
-          </w:rPr>
-          <w:t xml:space="preserve">PSC 205H</w:t>
-        </w:r>
-      </w:hyperlink>
-      <w:r>
-        <w:t xml:space="preserve">:</w:t>
-      </w:r>
-      <w:r>
-        <w:t xml:space="preserve"> </w:t>
-      </w:r>
-      <w:r>
-        <w:t xml:space="preserve">“Applied Bayesian Statistics for Social Scientists”</w:t>
-      </w:r>
-    </w:p>
-    <w:p>
-      <w:pPr>
-        <w:pStyle w:val="Compact"/>
-        <w:numPr>
-          <w:ilvl w:val="0"/>
-          <w:numId w:val="1007"/>
-        </w:numPr>
-      </w:pPr>
-      <w:hyperlink r:id="rId141">
-        <w:r>
-          <w:rPr>
-            <w:rStyle w:val="Hyperlink"/>
-          </w:rPr>
-          <w:t xml:space="preserve">POL 280</w:t>
-        </w:r>
-      </w:hyperlink>
-      <w:r>
-        <w:t xml:space="preserve">:</w:t>
-      </w:r>
-      <w:r>
-        <w:t xml:space="preserve"> </w:t>
-      </w:r>
-      <w:r>
-        <w:t xml:space="preserve">“Bayesian Methods: for Social &amp; Behavioral Sciences”</w:t>
-      </w:r>
-    </w:p>
-    <w:p>
-      <w:pPr>
-        <w:pStyle w:val="Compact"/>
-        <w:numPr>
-          <w:ilvl w:val="0"/>
-          <w:numId w:val="1007"/>
-        </w:numPr>
-      </w:pPr>
-      <w:hyperlink r:id="rId142">
-        <w:r>
-          <w:rPr>
-            <w:rStyle w:val="Hyperlink"/>
-          </w:rPr>
-          <w:t xml:space="preserve">BAX 442</w:t>
-        </w:r>
-      </w:hyperlink>
-      <w:r>
-        <w:t xml:space="preserve">:</w:t>
-      </w:r>
-      <w:r>
-        <w:t xml:space="preserve"> </w:t>
-      </w:r>
-      <w:r>
-        <w:t xml:space="preserve">“Advanced Statistics”</w:t>
-      </w:r>
-    </w:p>
-    <w:bookmarkEnd w:id="143"/>
-    <w:bookmarkStart w:id="148" w:name="books"/>
-    <w:p>
-      <w:pPr>
-        <w:pStyle w:val="Heading3"/>
-      </w:pPr>
-      <w:r>
-        <w:t xml:space="preserve">6.2 Books</w:t>
       </w:r>
     </w:p>
     <w:p>
@@ -48499,11 +52887,22 @@
           <w:numId w:val="1008"/>
         </w:numPr>
       </w:pPr>
-      <w:r>
-        <w:t xml:space="preserve">Ross (2022)</w:t>
-      </w:r>
-      <w:r>
-        <w:t xml:space="preserve">, a free online textbook</w:t>
+      <w:hyperlink r:id="rId144">
+        <w:r>
+          <w:rPr>
+            <w:rStyle w:val="Hyperlink"/>
+          </w:rPr>
+          <w:t xml:space="preserve">STA 015C</w:t>
+        </w:r>
+      </w:hyperlink>
+      <w:r>
+        <w:t xml:space="preserve">:</w:t>
+      </w:r>
+      <w:r>
+        <w:t xml:space="preserve"> </w:t>
+      </w:r>
+      <w:r>
+        <w:t xml:space="preserve">“Introduction to Statistical Data Science III”</w:t>
       </w:r>
     </w:p>
     <w:p>
@@ -48514,11 +52913,22 @@
           <w:numId w:val="1008"/>
         </w:numPr>
       </w:pPr>
-      <w:r>
-        <w:t xml:space="preserve">Aragon (2018)</w:t>
-      </w:r>
-      <w:r>
-        <w:t xml:space="preserve">, on population health thinking with Bayesian networks</w:t>
+      <w:hyperlink r:id="rId145">
+        <w:r>
+          <w:rPr>
+            <w:rStyle w:val="Hyperlink"/>
+          </w:rPr>
+          <w:t xml:space="preserve">STA 035C</w:t>
+        </w:r>
+      </w:hyperlink>
+      <w:r>
+        <w:t xml:space="preserve">:</w:t>
+      </w:r>
+      <w:r>
+        <w:t xml:space="preserve"> </w:t>
+      </w:r>
+      <w:r>
+        <w:t xml:space="preserve">“Statistical Data Science III”</w:t>
       </w:r>
     </w:p>
     <w:p>
@@ -48529,123 +52939,22 @@
           <w:numId w:val="1008"/>
         </w:numPr>
       </w:pPr>
-      <w:r>
-        <w:t xml:space="preserve">McElreath (2020)</w:t>
-      </w:r>
-      <w:r>
-        <w:t xml:space="preserve">,</w:t>
-      </w:r>
-      <w:r>
-        <w:t xml:space="preserve"> </w:t>
-      </w:r>
-      <w:r>
-        <w:t xml:space="preserve">which</w:t>
-      </w:r>
-      <w:r>
-        <w:t xml:space="preserve"> </w:t>
-      </w:r>
-      <w:hyperlink r:id="rId138">
-        <w:r>
-          <w:rPr>
-            <w:rStyle w:val="Hyperlink"/>
-          </w:rPr>
-          <w:t xml:space="preserve">ECL 234</w:t>
-        </w:r>
-      </w:hyperlink>
-      <w:r>
-        <w:t xml:space="preserve"> </w:t>
-      </w:r>
-      <w:r>
-        <w:t xml:space="preserve">uses;</w:t>
-      </w:r>
-      <w:r>
-        <w:t xml:space="preserve"> </w:t>
-      </w:r>
-      <w:r>
-        <w:t xml:space="preserve">its author was formerly a UC Davis professor,</w:t>
-      </w:r>
-      <w:r>
-        <w:t xml:space="preserve"> </w:t>
-      </w:r>
-      <w:r>
-        <w:t xml:space="preserve">and has published</w:t>
-      </w:r>
-      <w:r>
-        <w:t xml:space="preserve"> </w:t>
-      </w:r>
-      <w:hyperlink r:id="rId144">
-        <w:r>
-          <w:rPr>
-            <w:rStyle w:val="Hyperlink"/>
-          </w:rPr>
-          <w:t xml:space="preserve">video lectures</w:t>
-        </w:r>
-      </w:hyperlink>
-      <w:r>
-        <w:t xml:space="preserve">,</w:t>
-      </w:r>
-      <w:r>
-        <w:t xml:space="preserve"> </w:t>
-      </w:r>
-      <w:r>
-        <w:t xml:space="preserve">most recently the</w:t>
-      </w:r>
-      <w:r>
-        <w:t xml:space="preserve"> </w:t>
-      </w:r>
-      <w:hyperlink r:id="rId145">
-        <w:r>
-          <w:rPr>
-            <w:rStyle w:val="Hyperlink"/>
-          </w:rPr>
-          <w:t xml:space="preserve">2026 course</w:t>
-        </w:r>
-      </w:hyperlink>
-      <w:r>
-        <w:t xml:space="preserve">,</w:t>
-      </w:r>
-      <w:r>
-        <w:t xml:space="preserve"> </w:t>
-      </w:r>
-      <w:r>
-        <w:t xml:space="preserve">and</w:t>
-      </w:r>
-      <w:r>
-        <w:t xml:space="preserve"> </w:t>
-      </w:r>
       <w:hyperlink r:id="rId146">
         <w:r>
           <w:rPr>
             <w:rStyle w:val="Hyperlink"/>
           </w:rPr>
-          <w:t xml:space="preserve">course materials</w:t>
+          <w:t xml:space="preserve">STA 145</w:t>
         </w:r>
       </w:hyperlink>
       <w:r>
-        <w:t xml:space="preserve">;</w:t>
-      </w:r>
-      <w:r>
-        <w:t xml:space="preserve"> </w:t>
-      </w:r>
-      <w:r>
-        <w:t xml:space="preserve">the Data Science Learning Community’s</w:t>
-      </w:r>
-      <w:r>
-        <w:t xml:space="preserve"> </w:t>
-      </w:r>
-      <w:hyperlink r:id="rId147">
-        <w:r>
-          <w:rPr>
-            <w:rStyle w:val="Hyperlink"/>
-          </w:rPr>
-          <w:t xml:space="preserve">book club</w:t>
-        </w:r>
-      </w:hyperlink>
-      <w:r>
-        <w:t xml:space="preserve"> </w:t>
-      </w:r>
-      <w:r>
-        <w:t xml:space="preserve">recorded its discussion of the first twelve chapters</w:t>
+        <w:t xml:space="preserve">:</w:t>
+      </w:r>
+      <w:r>
+        <w:t xml:space="preserve"> </w:t>
+      </w:r>
+      <w:r>
+        <w:t xml:space="preserve">“Bayesian Statistical Inference”</w:t>
       </w:r>
     </w:p>
     <w:p>
@@ -48656,8 +52965,22 @@
           <w:numId w:val="1008"/>
         </w:numPr>
       </w:pPr>
-      <w:r>
-        <w:t xml:space="preserve">Korner-Nievergelt and Korner-Nievergelt (2015)</w:t>
+      <w:hyperlink r:id="rId147">
+        <w:r>
+          <w:rPr>
+            <w:rStyle w:val="Hyperlink"/>
+          </w:rPr>
+          <w:t xml:space="preserve">ECL 234</w:t>
+        </w:r>
+      </w:hyperlink>
+      <w:r>
+        <w:t xml:space="preserve">:</w:t>
+      </w:r>
+      <w:r>
+        <w:t xml:space="preserve"> </w:t>
+      </w:r>
+      <w:r>
+        <w:t xml:space="preserve">“Bayesian Models - A Statistical Primer”</w:t>
       </w:r>
     </w:p>
     <w:p>
@@ -48668,8 +52991,22 @@
           <w:numId w:val="1008"/>
         </w:numPr>
       </w:pPr>
-      <w:r>
-        <w:t xml:space="preserve">Cowles (2013)</w:t>
+      <w:hyperlink r:id="rId148">
+        <w:r>
+          <w:rPr>
+            <w:rStyle w:val="Hyperlink"/>
+          </w:rPr>
+          <w:t xml:space="preserve">PLS 207</w:t>
+        </w:r>
+      </w:hyperlink>
+      <w:r>
+        <w:t xml:space="preserve">:</w:t>
+      </w:r>
+      <w:r>
+        <w:t xml:space="preserve"> </w:t>
+      </w:r>
+      <w:r>
+        <w:t xml:space="preserve">“Applied Statistical Modeling for the Environmental Sciences”</w:t>
       </w:r>
     </w:p>
     <w:p>
@@ -48680,8 +53017,22 @@
           <w:numId w:val="1008"/>
         </w:numPr>
       </w:pPr>
-      <w:r>
-        <w:t xml:space="preserve">Kéry et al. (2012)</w:t>
+      <w:hyperlink r:id="rId149">
+        <w:r>
+          <w:rPr>
+            <w:rStyle w:val="Hyperlink"/>
+          </w:rPr>
+          <w:t xml:space="preserve">PSC 205H</w:t>
+        </w:r>
+      </w:hyperlink>
+      <w:r>
+        <w:t xml:space="preserve">:</w:t>
+      </w:r>
+      <w:r>
+        <w:t xml:space="preserve"> </w:t>
+      </w:r>
+      <w:r>
+        <w:t xml:space="preserve">“Applied Bayesian Statistics for Social Scientists”</w:t>
       </w:r>
     </w:p>
     <w:p>
@@ -48692,6 +53043,261 @@
           <w:numId w:val="1008"/>
         </w:numPr>
       </w:pPr>
+      <w:hyperlink r:id="rId150">
+        <w:r>
+          <w:rPr>
+            <w:rStyle w:val="Hyperlink"/>
+          </w:rPr>
+          <w:t xml:space="preserve">POL 280</w:t>
+        </w:r>
+      </w:hyperlink>
+      <w:r>
+        <w:t xml:space="preserve">:</w:t>
+      </w:r>
+      <w:r>
+        <w:t xml:space="preserve"> </w:t>
+      </w:r>
+      <w:r>
+        <w:t xml:space="preserve">“Bayesian Methods: for Social &amp; Behavioral Sciences”</w:t>
+      </w:r>
+    </w:p>
+    <w:p>
+      <w:pPr>
+        <w:pStyle w:val="Compact"/>
+        <w:numPr>
+          <w:ilvl w:val="0"/>
+          <w:numId w:val="1008"/>
+        </w:numPr>
+      </w:pPr>
+      <w:hyperlink r:id="rId151">
+        <w:r>
+          <w:rPr>
+            <w:rStyle w:val="Hyperlink"/>
+          </w:rPr>
+          <w:t xml:space="preserve">BAX 442</w:t>
+        </w:r>
+      </w:hyperlink>
+      <w:r>
+        <w:t xml:space="preserve">:</w:t>
+      </w:r>
+      <w:r>
+        <w:t xml:space="preserve"> </w:t>
+      </w:r>
+      <w:r>
+        <w:t xml:space="preserve">“Advanced Statistics”</w:t>
+      </w:r>
+    </w:p>
+    <w:bookmarkEnd w:id="152"/>
+    <w:bookmarkStart w:id="157" w:name="books"/>
+    <w:p>
+      <w:pPr>
+        <w:pStyle w:val="Heading3"/>
+      </w:pPr>
+      <w:r>
+        <w:t xml:space="preserve">6.2 Books</w:t>
+      </w:r>
+    </w:p>
+    <w:p>
+      <w:pPr>
+        <w:pStyle w:val="Compact"/>
+        <w:numPr>
+          <w:ilvl w:val="0"/>
+          <w:numId w:val="1009"/>
+        </w:numPr>
+      </w:pPr>
+      <w:r>
+        <w:t xml:space="preserve">Ross (2022)</w:t>
+      </w:r>
+      <w:r>
+        <w:t xml:space="preserve">, a free online textbook</w:t>
+      </w:r>
+    </w:p>
+    <w:p>
+      <w:pPr>
+        <w:pStyle w:val="Compact"/>
+        <w:numPr>
+          <w:ilvl w:val="0"/>
+          <w:numId w:val="1009"/>
+        </w:numPr>
+      </w:pPr>
+      <w:r>
+        <w:t xml:space="preserve">Aragon (2018)</w:t>
+      </w:r>
+      <w:r>
+        <w:t xml:space="preserve">, on population health thinking with Bayesian networks</w:t>
+      </w:r>
+    </w:p>
+    <w:p>
+      <w:pPr>
+        <w:pStyle w:val="Compact"/>
+        <w:numPr>
+          <w:ilvl w:val="0"/>
+          <w:numId w:val="1009"/>
+        </w:numPr>
+      </w:pPr>
+      <w:r>
+        <w:t xml:space="preserve">McElreath (2020)</w:t>
+      </w:r>
+      <w:r>
+        <w:t xml:space="preserve">,</w:t>
+      </w:r>
+      <w:r>
+        <w:t xml:space="preserve"> </w:t>
+      </w:r>
+      <w:r>
+        <w:t xml:space="preserve">which</w:t>
+      </w:r>
+      <w:r>
+        <w:t xml:space="preserve"> </w:t>
+      </w:r>
+      <w:hyperlink r:id="rId147">
+        <w:r>
+          <w:rPr>
+            <w:rStyle w:val="Hyperlink"/>
+          </w:rPr>
+          <w:t xml:space="preserve">ECL 234</w:t>
+        </w:r>
+      </w:hyperlink>
+      <w:r>
+        <w:t xml:space="preserve"> </w:t>
+      </w:r>
+      <w:r>
+        <w:t xml:space="preserve">uses;</w:t>
+      </w:r>
+      <w:r>
+        <w:t xml:space="preserve"> </w:t>
+      </w:r>
+      <w:r>
+        <w:t xml:space="preserve">its author was formerly a UC Davis professor,</w:t>
+      </w:r>
+      <w:r>
+        <w:t xml:space="preserve"> </w:t>
+      </w:r>
+      <w:r>
+        <w:t xml:space="preserve">and has published</w:t>
+      </w:r>
+      <w:r>
+        <w:t xml:space="preserve"> </w:t>
+      </w:r>
+      <w:hyperlink r:id="rId153">
+        <w:r>
+          <w:rPr>
+            <w:rStyle w:val="Hyperlink"/>
+          </w:rPr>
+          <w:t xml:space="preserve">video lectures</w:t>
+        </w:r>
+      </w:hyperlink>
+      <w:r>
+        <w:t xml:space="preserve">,</w:t>
+      </w:r>
+      <w:r>
+        <w:t xml:space="preserve"> </w:t>
+      </w:r>
+      <w:r>
+        <w:t xml:space="preserve">most recently the</w:t>
+      </w:r>
+      <w:r>
+        <w:t xml:space="preserve"> </w:t>
+      </w:r>
+      <w:hyperlink r:id="rId154">
+        <w:r>
+          <w:rPr>
+            <w:rStyle w:val="Hyperlink"/>
+          </w:rPr>
+          <w:t xml:space="preserve">2026 course</w:t>
+        </w:r>
+      </w:hyperlink>
+      <w:r>
+        <w:t xml:space="preserve">,</w:t>
+      </w:r>
+      <w:r>
+        <w:t xml:space="preserve"> </w:t>
+      </w:r>
+      <w:r>
+        <w:t xml:space="preserve">and</w:t>
+      </w:r>
+      <w:r>
+        <w:t xml:space="preserve"> </w:t>
+      </w:r>
+      <w:hyperlink r:id="rId155">
+        <w:r>
+          <w:rPr>
+            <w:rStyle w:val="Hyperlink"/>
+          </w:rPr>
+          <w:t xml:space="preserve">course materials</w:t>
+        </w:r>
+      </w:hyperlink>
+      <w:r>
+        <w:t xml:space="preserve">;</w:t>
+      </w:r>
+      <w:r>
+        <w:t xml:space="preserve"> </w:t>
+      </w:r>
+      <w:r>
+        <w:t xml:space="preserve">the Data Science Learning Community’s</w:t>
+      </w:r>
+      <w:r>
+        <w:t xml:space="preserve"> </w:t>
+      </w:r>
+      <w:hyperlink r:id="rId156">
+        <w:r>
+          <w:rPr>
+            <w:rStyle w:val="Hyperlink"/>
+          </w:rPr>
+          <w:t xml:space="preserve">book club</w:t>
+        </w:r>
+      </w:hyperlink>
+      <w:r>
+        <w:t xml:space="preserve"> </w:t>
+      </w:r>
+      <w:r>
+        <w:t xml:space="preserve">recorded its discussion of the first twelve chapters</w:t>
+      </w:r>
+    </w:p>
+    <w:p>
+      <w:pPr>
+        <w:pStyle w:val="Compact"/>
+        <w:numPr>
+          <w:ilvl w:val="0"/>
+          <w:numId w:val="1009"/>
+        </w:numPr>
+      </w:pPr>
+      <w:r>
+        <w:t xml:space="preserve">Korner-Nievergelt and Korner-Nievergelt (2015)</w:t>
+      </w:r>
+    </w:p>
+    <w:p>
+      <w:pPr>
+        <w:pStyle w:val="Compact"/>
+        <w:numPr>
+          <w:ilvl w:val="0"/>
+          <w:numId w:val="1009"/>
+        </w:numPr>
+      </w:pPr>
+      <w:r>
+        <w:t xml:space="preserve">Cowles (2013)</w:t>
+      </w:r>
+    </w:p>
+    <w:p>
+      <w:pPr>
+        <w:pStyle w:val="Compact"/>
+        <w:numPr>
+          <w:ilvl w:val="0"/>
+          <w:numId w:val="1009"/>
+        </w:numPr>
+      </w:pPr>
+      <w:r>
+        <w:t xml:space="preserve">Kéry et al. (2012)</w:t>
+      </w:r>
+    </w:p>
+    <w:p>
+      <w:pPr>
+        <w:pStyle w:val="Compact"/>
+        <w:numPr>
+          <w:ilvl w:val="0"/>
+          <w:numId w:val="1009"/>
+        </w:numPr>
+      </w:pPr>
       <w:r>
         <w:t xml:space="preserve">Hobbs and Hooten (2015)</w:t>
       </w:r>
@@ -48707,7 +53313,7 @@
       <w:r>
         <w:t xml:space="preserve"> </w:t>
       </w:r>
-      <w:hyperlink r:id="rId139">
+      <w:hyperlink r:id="rId148">
         <w:r>
           <w:rPr>
             <w:rStyle w:val="Hyperlink"/>
@@ -48716,9 +53322,9 @@
         </w:r>
       </w:hyperlink>
     </w:p>
-    <w:bookmarkEnd w:id="148"/>
-    <w:bookmarkEnd w:id="149"/>
-    <w:bookmarkStart w:id="171" w:name="references"/>
+    <w:bookmarkEnd w:id="157"/>
+    <w:bookmarkEnd w:id="158"/>
+    <w:bookmarkStart w:id="182" w:name="references"/>
     <w:p>
       <w:pPr>
         <w:pStyle w:val="Heading2"/>
@@ -48727,8 +53333,8 @@
         <w:t xml:space="preserve">References</w:t>
       </w:r>
     </w:p>
-    <w:bookmarkStart w:id="170" w:name="refs"/>
-    <w:bookmarkStart w:id="151" w:name="ref-aragon2018population"/>
+    <w:bookmarkStart w:id="181" w:name="refs"/>
+    <w:bookmarkStart w:id="160" w:name="ref-aragon2018population"/>
     <w:p>
       <w:pPr>
         <w:pStyle w:val="Bibliography"/>
@@ -48780,7 +53386,7 @@
       <w:r>
         <w:t xml:space="preserve"> </w:t>
       </w:r>
-      <w:hyperlink r:id="rId150">
+      <w:hyperlink r:id="rId159">
         <w:r>
           <w:rPr>
             <w:rStyle w:val="Hyperlink"/>
@@ -48792,8 +53398,8 @@
         <w:t xml:space="preserve">.</w:t>
       </w:r>
     </w:p>
-    <w:bookmarkEnd w:id="151"/>
-    <w:bookmarkStart w:id="153" w:name="ref-CaseBerg01"/>
+    <w:bookmarkEnd w:id="160"/>
+    <w:bookmarkStart w:id="162" w:name="ref-CaseBerg01"/>
     <w:p>
       <w:pPr>
         <w:pStyle w:val="Bibliography"/>
@@ -48817,7 +53423,7 @@
       <w:r>
         <w:t xml:space="preserve"> </w:t>
       </w:r>
-      <w:hyperlink r:id="rId152">
+      <w:hyperlink r:id="rId161">
         <w:r>
           <w:rPr>
             <w:rStyle w:val="Hyperlink"/>
@@ -48829,8 +53435,8 @@
         <w:t xml:space="preserve">.</w:t>
       </w:r>
     </w:p>
-    <w:bookmarkEnd w:id="153"/>
-    <w:bookmarkStart w:id="155" w:name="ref-CowlesMaryKathryn2013ABSW"/>
+    <w:bookmarkEnd w:id="162"/>
+    <w:bookmarkStart w:id="164" w:name="ref-CowlesMaryKathryn2013ABSW"/>
     <w:p>
       <w:pPr>
         <w:pStyle w:val="Bibliography"/>
@@ -48910,7 +53516,7 @@
       <w:r>
         <w:t xml:space="preserve"> </w:t>
       </w:r>
-      <w:hyperlink r:id="rId154">
+      <w:hyperlink r:id="rId163">
         <w:r>
           <w:rPr>
             <w:rStyle w:val="Hyperlink"/>
@@ -48922,8 +53528,8 @@
         <w:t xml:space="preserve">.</w:t>
       </w:r>
     </w:p>
-    <w:bookmarkEnd w:id="155"/>
-    <w:bookmarkStart w:id="157" w:name="ref-dobson4e"/>
+    <w:bookmarkEnd w:id="164"/>
+    <w:bookmarkStart w:id="166" w:name="ref-dobson4e"/>
     <w:p>
       <w:pPr>
         <w:pStyle w:val="Bibliography"/>
@@ -48947,7 +53553,7 @@
       <w:r>
         <w:t xml:space="preserve"> </w:t>
       </w:r>
-      <w:hyperlink r:id="rId156">
+      <w:hyperlink r:id="rId165">
         <w:r>
           <w:rPr>
             <w:rStyle w:val="Hyperlink"/>
@@ -48959,8 +53565,8 @@
         <w:t xml:space="preserve">.</w:t>
       </w:r>
     </w:p>
-    <w:bookmarkEnd w:id="157"/>
-    <w:bookmarkStart w:id="159" w:name="ref-gelman2013bda"/>
+    <w:bookmarkEnd w:id="166"/>
+    <w:bookmarkStart w:id="168" w:name="ref-gelman2013bda"/>
     <w:p>
       <w:pPr>
         <w:pStyle w:val="Bibliography"/>
@@ -48984,7 +53590,7 @@
       <w:r>
         <w:t xml:space="preserve"> </w:t>
       </w:r>
-      <w:hyperlink r:id="rId158">
+      <w:hyperlink r:id="rId167">
         <w:r>
           <w:rPr>
             <w:rStyle w:val="Hyperlink"/>
@@ -48996,8 +53602,8 @@
         <w:t xml:space="preserve">.</w:t>
       </w:r>
     </w:p>
-    <w:bookmarkEnd w:id="159"/>
-    <w:bookmarkStart w:id="160" w:name="ref-HobbsN.Thompson2015Bmas"/>
+    <w:bookmarkEnd w:id="168"/>
+    <w:bookmarkStart w:id="169" w:name="ref-HobbsN.Thompson2015Bmas"/>
     <w:p>
       <w:pPr>
         <w:pStyle w:val="Bibliography"/>
@@ -49019,14 +53625,14 @@
         <w:t xml:space="preserve">. STU - Student edition. Princeton University Press.</w:t>
       </w:r>
     </w:p>
-    <w:bookmarkEnd w:id="160"/>
-    <w:bookmarkStart w:id="161" w:name="ref-hosmer1989applied"/>
+    <w:bookmarkEnd w:id="169"/>
+    <w:bookmarkStart w:id="170" w:name="ref-hoggtanis2015"/>
     <w:p>
       <w:pPr>
         <w:pStyle w:val="Bibliography"/>
       </w:pPr>
       <w:r>
-        <w:t xml:space="preserve">Hosmer, David W., and Stanley Lemeshow. 1989.</w:t>
+        <w:t xml:space="preserve">Hogg, Robert V., Elliot A. Tanis, and Dale L. Zimmerman. 2019.</w:t>
       </w:r>
       <w:r>
         <w:t xml:space="preserve"> </w:t>
@@ -49036,20 +53642,20 @@
           <w:i/>
           <w:iCs/>
         </w:rPr>
-        <w:t xml:space="preserve">Applied Logistic Regression</w:t>
-      </w:r>
-      <w:r>
-        <w:t xml:space="preserve">. Wiley.</w:t>
+        <w:t xml:space="preserve">Probability and Statistical Inference</w:t>
+      </w:r>
+      <w:r>
+        <w:t xml:space="preserve">. Tenth edition. Pearson.</w:t>
       </w:r>
     </w:p>
-    <w:bookmarkEnd w:id="161"/>
-    <w:bookmarkStart w:id="163" w:name="ref-kery-bayes-pop"/>
+    <w:bookmarkEnd w:id="170"/>
+    <w:bookmarkStart w:id="171" w:name="ref-hosmer1989applied"/>
     <w:p>
       <w:pPr>
         <w:pStyle w:val="Bibliography"/>
       </w:pPr>
       <w:r>
-        <w:t xml:space="preserve">Kéry, Marc., Michael. Schaub, and Steven R. Beissinger. 2012.</w:t>
+        <w:t xml:space="preserve">Hosmer, David W., and Stanley Lemeshow. 1989.</w:t>
       </w:r>
       <w:r>
         <w:t xml:space="preserve"> </w:t>
@@ -49059,34 +53665,57 @@
           <w:i/>
           <w:iCs/>
         </w:rPr>
-        <w:t xml:space="preserve">Bayesian Population Analysis Using</w:t>
+        <w:t xml:space="preserve">Applied Logistic Regression</w:t>
+      </w:r>
+      <w:r>
+        <w:t xml:space="preserve">. Wiley.</w:t>
+      </w:r>
+    </w:p>
+    <w:bookmarkEnd w:id="171"/>
+    <w:bookmarkStart w:id="173" w:name="ref-kery-bayes-pop"/>
+    <w:p>
+      <w:pPr>
+        <w:pStyle w:val="Bibliography"/>
+      </w:pPr>
+      <w:r>
+        <w:t xml:space="preserve">Kéry, Marc., Michael. Schaub, and Steven R. Beissinger. 2012.</w:t>
+      </w:r>
+      <w:r>
+        <w:t xml:space="preserve"> </w:t>
       </w:r>
       <w:r>
         <w:rPr>
           <w:i/>
           <w:iCs/>
         </w:rPr>
-        <w:t xml:space="preserve"> </w:t>
+        <w:t xml:space="preserve">Bayesian Population Analysis Using</w:t>
       </w:r>
       <w:r>
         <w:rPr>
           <w:i/>
           <w:iCs/>
         </w:rPr>
-        <w:t xml:space="preserve">WinBUGS</w:t>
+        <w:t xml:space="preserve"> </w:t>
       </w:r>
       <w:r>
         <w:rPr>
           <w:i/>
           <w:iCs/>
         </w:rPr>
-        <w:t xml:space="preserve"> </w:t>
+        <w:t xml:space="preserve">WinBUGS</w:t>
       </w:r>
       <w:r>
         <w:rPr>
           <w:i/>
           <w:iCs/>
         </w:rPr>
+        <w:t xml:space="preserve"> </w:t>
+      </w:r>
+      <w:r>
+        <w:rPr>
+          <w:i/>
+          <w:iCs/>
+        </w:rPr>
         <w:t xml:space="preserve">: A Hierarchical Perspective</w:t>
       </w:r>
       <w:r>
@@ -49095,7 +53724,7 @@
       <w:r>
         <w:t xml:space="preserve"> </w:t>
       </w:r>
-      <w:hyperlink r:id="rId162">
+      <w:hyperlink r:id="rId172">
         <w:r>
           <w:rPr>
             <w:rStyle w:val="Hyperlink"/>
@@ -49107,8 +53736,8 @@
         <w:t xml:space="preserve">.</w:t>
       </w:r>
     </w:p>
-    <w:bookmarkEnd w:id="163"/>
-    <w:bookmarkStart w:id="164" w:name="ref-korner.bayes.ecology"/>
+    <w:bookmarkEnd w:id="173"/>
+    <w:bookmarkStart w:id="174" w:name="ref-korner.bayes.ecology"/>
     <w:p>
       <w:pPr>
         <w:pStyle w:val="Bibliography"/>
@@ -49186,8 +53815,8 @@
         <w:t xml:space="preserve">. 1st ed. Academic Press.</w:t>
       </w:r>
     </w:p>
-    <w:bookmarkEnd w:id="164"/>
-    <w:bookmarkStart w:id="165" w:name="ref-statrethink2e"/>
+    <w:bookmarkEnd w:id="174"/>
+    <w:bookmarkStart w:id="175" w:name="ref-statrethink2e"/>
     <w:p>
       <w:pPr>
         <w:pStyle w:val="Bibliography"/>
@@ -49279,14 +53908,14 @@
         <w:t xml:space="preserve">. Second edition. Chapman &amp; Hall/CRC Texts in Statistical Science Series. CRC Press.</w:t>
       </w:r>
     </w:p>
-    <w:bookmarkEnd w:id="165"/>
-    <w:bookmarkStart w:id="167" w:name="ref-rossbayes"/>
+    <w:bookmarkEnd w:id="175"/>
+    <w:bookmarkStart w:id="176" w:name="ref-rice2007mathematical"/>
     <w:p>
       <w:pPr>
         <w:pStyle w:val="Bibliography"/>
       </w:pPr>
       <w:r>
-        <w:t xml:space="preserve">Ross, Kevin. 2022.</w:t>
+        <w:t xml:space="preserve">Rice, John A. 2007.</w:t>
       </w:r>
       <w:r>
         <w:t xml:space="preserve"> </w:t>
@@ -49296,6 +53925,29 @@
           <w:i/>
           <w:iCs/>
         </w:rPr>
+        <w:t xml:space="preserve">Mathematical Statistics and Data Analysis</w:t>
+      </w:r>
+      <w:r>
+        <w:t xml:space="preserve">. 3rd ed. Cengage Learning.</w:t>
+      </w:r>
+    </w:p>
+    <w:bookmarkEnd w:id="176"/>
+    <w:bookmarkStart w:id="178" w:name="ref-rossbayes"/>
+    <w:p>
+      <w:pPr>
+        <w:pStyle w:val="Bibliography"/>
+      </w:pPr>
+      <w:r>
+        <w:t xml:space="preserve">Ross, Kevin. 2022.</w:t>
+      </w:r>
+      <w:r>
+        <w:t xml:space="preserve"> </w:t>
+      </w:r>
+      <w:r>
+        <w:rPr>
+          <w:i/>
+          <w:iCs/>
+        </w:rPr>
         <w:t xml:space="preserve">An Introduction to Bayesian Reasoning and Methods</w:t>
       </w:r>
       <w:r>
@@ -49304,7 +53956,7 @@
       <w:r>
         <w:t xml:space="preserve"> </w:t>
       </w:r>
-      <w:hyperlink r:id="rId166">
+      <w:hyperlink r:id="rId177">
         <w:r>
           <w:rPr>
             <w:rStyle w:val="Hyperlink"/>
@@ -49316,8 +53968,8 @@
         <w:t xml:space="preserve">.</w:t>
       </w:r>
     </w:p>
-    <w:bookmarkEnd w:id="167"/>
-    <w:bookmarkStart w:id="169" w:name="ref-venables2002modern"/>
+    <w:bookmarkEnd w:id="178"/>
+    <w:bookmarkStart w:id="180" w:name="ref-venables2002modern"/>
     <w:p>
       <w:pPr>
         <w:pStyle w:val="Bibliography"/>
@@ -49355,7 +54007,7 @@
       <w:r>
         <w:t xml:space="preserve"> </w:t>
       </w:r>
-      <w:hyperlink r:id="rId168">
+      <w:hyperlink r:id="rId179">
         <w:r>
           <w:rPr>
             <w:rStyle w:val="Hyperlink"/>
@@ -49367,9 +54019,9 @@
         <w:t xml:space="preserve">.</w:t>
       </w:r>
     </w:p>
-    <w:bookmarkEnd w:id="169"/>
-    <w:bookmarkEnd w:id="170"/>
-    <w:bookmarkEnd w:id="171"/>
+    <w:bookmarkEnd w:id="180"/>
+    <w:bookmarkEnd w:id="181"/>
+    <w:bookmarkEnd w:id="182"/>
     <w:sectPr>
       <w:footnotePr>
         <w:numRestart w:val="eachSect"/>
@@ -49608,6 +54260,9 @@
     <w:abstractNumId w:val="991"/>
   </w:num>
   <w:num w:numId="1008">
+    <w:abstractNumId w:val="991"/>
+  </w:num>
+  <w:num w:numId="1009">
     <w:abstractNumId w:val="991"/>
   </w:num>
 </w:numbering>
